--- a/러시아 인권변호사/5부/5부_11화_개혁의_피로.docx
+++ b/러시아 인권변호사/5부/5부_11화_개혁의_피로.docx
@@ -579,124 +579,16 @@
     </w:p>
     <w:p>
       <w:pPr>
-        <w:keepNext/>
-        <w:spacing w:before="320" w:after="140"/>
+        <w:spacing w:before="0" w:after="110" w:line="300" w:lineRule="auto"/>
       </w:pPr>
       <w:r>
         <w:rPr>
           <w:rFonts w:ascii="Times New Roman" w:hAnsi="Times New Roman" w:eastAsia="Malgun Gothic"/>
           <w:b/>
           <w:i w:val="0"/>
-          <w:color w:val="1F3864"/>
-          <w:sz w:val="26"/>
-        </w:rPr>
-        <w:t>장면 3 — 돌아오는 차 안에서</w:t>
-      </w:r>
-    </w:p>
-    <w:p>
-      <w:pPr>
-        <w:spacing w:before="0" w:after="110" w:line="300" w:lineRule="auto"/>
-      </w:pPr>
-      <w:r>
-        <w:rPr>
-          <w:rFonts w:ascii="Times New Roman" w:hAnsi="Times New Roman" w:eastAsia="Malgun Gothic"/>
-          <w:b/>
-          <w:i w:val="0"/>
-          <w:sz w:val="22"/>
-        </w:rPr>
-        <w:t xml:space="preserve">Катя: </w:t>
-      </w:r>
-      <w:r>
-        <w:rPr>
-          <w:rFonts w:ascii="Times New Roman" w:hAnsi="Times New Roman" w:eastAsia="Malgun Gothic"/>
-          <w:b w:val="0"/>
-          <w:i w:val="0"/>
-          <w:sz w:val="22"/>
-        </w:rPr>
-        <w:t>Алексей Николаевич, таких Геннадиев по стране — сотни тысяч. На каждого не приедешь.</w:t>
-      </w:r>
-    </w:p>
-    <w:p>
-      <w:pPr>
-        <w:spacing w:before="0" w:after="110" w:line="300" w:lineRule="auto"/>
-      </w:pPr>
-      <w:r>
-        <w:rPr>
-          <w:rFonts w:ascii="Times New Roman" w:hAnsi="Times New Roman" w:eastAsia="Malgun Gothic"/>
-          <w:b/>
-          <w:i w:val="0"/>
-          <w:sz w:val="22"/>
-        </w:rPr>
-        <w:t xml:space="preserve">Лёша: </w:t>
-      </w:r>
-      <w:r>
-        <w:rPr>
-          <w:rFonts w:ascii="Times New Roman" w:hAnsi="Times New Roman" w:eastAsia="Malgun Gothic"/>
-          <w:b w:val="0"/>
-          <w:i w:val="0"/>
-          <w:sz w:val="22"/>
-        </w:rPr>
-        <w:t>Знаю. Поэтому приезжать должен закон. Ирина, что можно сделать с их стажем?</w:t>
-      </w:r>
-    </w:p>
-    <w:p>
-      <w:pPr>
-        <w:spacing w:before="0" w:after="110" w:line="300" w:lineRule="auto"/>
-      </w:pPr>
-      <w:r>
-        <w:rPr>
-          <w:rFonts w:ascii="Times New Roman" w:hAnsi="Times New Roman" w:eastAsia="Malgun Gothic"/>
-          <w:b/>
-          <w:i w:val="0"/>
-          <w:sz w:val="22"/>
-        </w:rPr>
-        <w:t xml:space="preserve">Ирина: </w:t>
-      </w:r>
-      <w:r>
-        <w:rPr>
-          <w:rFonts w:ascii="Times New Roman" w:hAnsi="Times New Roman" w:eastAsia="Malgun Gothic"/>
-          <w:b w:val="0"/>
-          <w:i w:val="0"/>
-          <w:sz w:val="22"/>
-        </w:rPr>
-        <w:t>Амнистия выхода из тени. Если работодатель исчез, человек подтверждает стаж по свидетельским показаниям и выпискам с карты — и получает право на пособие и переобучение. Юридически это реально за месяц.</w:t>
-      </w:r>
-    </w:p>
-    <w:p>
-      <w:pPr>
-        <w:spacing w:before="0" w:after="110" w:line="300" w:lineRule="auto"/>
-      </w:pPr>
-      <w:r>
-        <w:rPr>
-          <w:rFonts w:ascii="Times New Roman" w:hAnsi="Times New Roman" w:eastAsia="Malgun Gothic"/>
-          <w:b/>
-          <w:i w:val="0"/>
-          <w:sz w:val="22"/>
-        </w:rPr>
-        <w:t xml:space="preserve">Лёша: </w:t>
-      </w:r>
-      <w:r>
-        <w:rPr>
-          <w:rFonts w:ascii="Times New Roman" w:hAnsi="Times New Roman" w:eastAsia="Malgun Gothic"/>
-          <w:b w:val="0"/>
-          <w:i w:val="0"/>
-          <w:sz w:val="22"/>
-        </w:rPr>
-        <w:t>А деньги?</w:t>
-      </w:r>
-    </w:p>
-    <w:p>
-      <w:pPr>
-        <w:spacing w:before="0" w:after="110" w:line="300" w:lineRule="auto"/>
-      </w:pPr>
-      <w:r>
-        <w:rPr>
-          <w:rFonts w:ascii="Times New Roman" w:hAnsi="Times New Roman" w:eastAsia="Malgun Gothic"/>
-          <w:b/>
-          <w:i w:val="0"/>
-          <w:sz w:val="22"/>
-        </w:rPr>
-        <w:t xml:space="preserve">Томская: </w:t>
+          <w:sz w:val="22"/>
+        </w:rPr>
+        <w:t xml:space="preserve">Геннадий: </w:t>
       </w:r>
       <w:r>
         <w:rPr>
@@ -706,7 +598,7 @@
           <w:color w:val="555555"/>
           <w:sz w:val="22"/>
         </w:rPr>
-        <w:t>(по громкой связи)</w:t>
+        <w:t>(провожая до двери)</w:t>
       </w:r>
       <w:r>
         <w:rPr>
@@ -715,7 +607,7 @@
           <w:i w:val="0"/>
           <w:sz w:val="22"/>
         </w:rPr>
-        <w:t xml:space="preserve"> Фонд занятости может выделить одиннадцать миллиардов на переобучение в самых пострадавших отраслях. Этого мало. Но это не ноль.</w:t>
+        <w:t xml:space="preserve"> Алексей Николаевич… Вы только не думайте, что я жалуюсь. Я руками работать умею. Мне бы только бумагу, что я есть.</w:t>
       </w:r>
     </w:p>
     <w:p>
@@ -738,7 +630,7 @@
           <w:i w:val="0"/>
           <w:sz w:val="22"/>
         </w:rPr>
-        <w:t>Не ноль — уже разговор. Готовьте указ, а следом — закон.</w:t>
+        <w:t>Бумага будет, Геннадий Петрович. А вы пока запишите всё — рейсы, даты, кому сдавали груз. Каждая мелочь пригодится.</w:t>
       </w:r>
     </w:p>
     <w:p>
@@ -752,7 +644,7 @@
           <w:i w:val="0"/>
           <w:sz w:val="22"/>
         </w:rPr>
-        <w:t xml:space="preserve">Гребенщиков: </w:t>
+        <w:t xml:space="preserve">Люба: </w:t>
       </w:r>
       <w:r>
         <w:rPr>
@@ -761,46 +653,46 @@
           <w:i w:val="0"/>
           <w:sz w:val="22"/>
         </w:rPr>
-        <w:t>Алексей Николаевич, предупреждаю: помогать людям, которые работали в тени, — политически скользко. Скажут, что мы поощряем серую экономику.</w:t>
+        <w:t>Он всё помнит. Восемь лет — по дням. Такой уж человек.</w:t>
       </w:r>
     </w:p>
     <w:p>
       <w:pPr>
-        <w:spacing w:before="0" w:after="110" w:line="300" w:lineRule="auto"/>
+        <w:keepNext/>
+        <w:spacing w:before="320" w:after="140"/>
       </w:pPr>
       <w:r>
         <w:rPr>
           <w:rFonts w:ascii="Times New Roman" w:hAnsi="Times New Roman" w:eastAsia="Malgun Gothic"/>
           <w:b/>
           <w:i w:val="0"/>
-          <w:sz w:val="22"/>
-        </w:rPr>
-        <w:t xml:space="preserve">Лёша: </w:t>
-      </w:r>
-      <w:r>
-        <w:rPr>
-          <w:rFonts w:ascii="Times New Roman" w:hAnsi="Times New Roman" w:eastAsia="Malgun Gothic"/>
-          <w:b w:val="0"/>
-          <w:i w:val="0"/>
-          <w:sz w:val="22"/>
-        </w:rPr>
-        <w:t>Скажут. А Геннадий Петрович скажет, что его наконец увидели. Я предпочитаю второе.</w:t>
+          <w:color w:val="1F3864"/>
+          <w:sz w:val="26"/>
+        </w:rPr>
+        <w:t>장면 3 — 돌아오는 차 안에서</w:t>
       </w:r>
     </w:p>
     <w:p>
       <w:pPr>
-        <w:keepNext/>
-        <w:spacing w:before="320" w:after="140"/>
+        <w:spacing w:before="0" w:after="110" w:line="300" w:lineRule="auto"/>
       </w:pPr>
       <w:r>
         <w:rPr>
           <w:rFonts w:ascii="Times New Roman" w:hAnsi="Times New Roman" w:eastAsia="Malgun Gothic"/>
           <w:b/>
           <w:i w:val="0"/>
-          <w:color w:val="1F3864"/>
-          <w:sz w:val="26"/>
-        </w:rPr>
-        <w:t>장면 4 — 투명성청, 선거 조작의 징후</w:t>
+          <w:sz w:val="22"/>
+        </w:rPr>
+        <w:t xml:space="preserve">Катя: </w:t>
+      </w:r>
+      <w:r>
+        <w:rPr>
+          <w:rFonts w:ascii="Times New Roman" w:hAnsi="Times New Roman" w:eastAsia="Malgun Gothic"/>
+          <w:b w:val="0"/>
+          <w:i w:val="0"/>
+          <w:sz w:val="22"/>
+        </w:rPr>
+        <w:t>Алексей Николаевич, таких Геннадиев по стране — сотни тысяч. На каждого не приедешь.</w:t>
       </w:r>
     </w:p>
     <w:p>
@@ -814,7 +706,7 @@
           <w:i w:val="0"/>
           <w:sz w:val="22"/>
         </w:rPr>
-        <w:t xml:space="preserve">Вениамин: </w:t>
+        <w:t xml:space="preserve">Лёша: </w:t>
       </w:r>
       <w:r>
         <w:rPr>
@@ -823,7 +715,7 @@
           <w:i w:val="0"/>
           <w:sz w:val="22"/>
         </w:rPr>
-        <w:t>Кирилл Андреевич, Анастасия Дмитриевна. Региональные выборы через полгода. Я прогнал списки избирателей по трём областям через базу загсов.</w:t>
+        <w:t>Знаю. Поэтому приезжать должен закон. Ирина, что можно сделать с их стажем?</w:t>
       </w:r>
     </w:p>
     <w:p>
@@ -837,7 +729,7 @@
           <w:i w:val="0"/>
           <w:sz w:val="22"/>
         </w:rPr>
-        <w:t xml:space="preserve">Кирилл: </w:t>
+        <w:t xml:space="preserve">Ирина: </w:t>
       </w:r>
       <w:r>
         <w:rPr>
@@ -846,7 +738,7 @@
           <w:i w:val="0"/>
           <w:sz w:val="22"/>
         </w:rPr>
-        <w:t>И?</w:t>
+        <w:t>Амнистия выхода из тени. Если работодатель исчез, человек подтверждает стаж по свидетельским показаниям и выпискам с карты — и получает право на пособие и переобучение. Юридически это реально за месяц.</w:t>
       </w:r>
     </w:p>
     <w:p>
@@ -860,7 +752,7 @@
           <w:i w:val="0"/>
           <w:sz w:val="22"/>
         </w:rPr>
-        <w:t xml:space="preserve">Вениамин: </w:t>
+        <w:t xml:space="preserve">Лёша: </w:t>
       </w:r>
       <w:r>
         <w:rPr>
@@ -869,7 +761,7 @@
           <w:i w:val="0"/>
           <w:sz w:val="22"/>
         </w:rPr>
-        <w:t>Одиннадцать тысяч избирателей, которые умерли за последние пять лет, до сих пор числятся в списках. В одном районе их даже прибавилось.</w:t>
+        <w:t>А деньги?</w:t>
       </w:r>
     </w:p>
     <w:p>
@@ -883,122 +775,7 @@
           <w:i w:val="0"/>
           <w:sz w:val="22"/>
         </w:rPr>
-        <w:t xml:space="preserve">Изольда: </w:t>
-      </w:r>
-      <w:r>
-        <w:rPr>
-          <w:rFonts w:ascii="Times New Roman" w:hAnsi="Times New Roman" w:eastAsia="Malgun Gothic"/>
-          <w:b w:val="0"/>
-          <w:i w:val="0"/>
-          <w:sz w:val="22"/>
-        </w:rPr>
-        <w:t>Мёртвые души. Гоголь бы порадовался, Чичиков — тем более.</w:t>
-      </w:r>
-    </w:p>
-    <w:p>
-      <w:pPr>
-        <w:spacing w:before="0" w:after="110" w:line="300" w:lineRule="auto"/>
-      </w:pPr>
-      <w:r>
-        <w:rPr>
-          <w:rFonts w:ascii="Times New Roman" w:hAnsi="Times New Roman" w:eastAsia="Malgun Gothic"/>
-          <w:b/>
-          <w:i w:val="0"/>
-          <w:sz w:val="22"/>
-        </w:rPr>
-        <w:t xml:space="preserve">Настя: </w:t>
-      </w:r>
-      <w:r>
-        <w:rPr>
-          <w:rFonts w:ascii="Times New Roman" w:hAnsi="Times New Roman" w:eastAsia="Malgun Gothic"/>
-          <w:b w:val="0"/>
-          <w:i w:val="0"/>
-          <w:sz w:val="22"/>
-        </w:rPr>
-        <w:t>Это может быть обычная неряшливость.</w:t>
-      </w:r>
-    </w:p>
-    <w:p>
-      <w:pPr>
-        <w:spacing w:before="0" w:after="110" w:line="300" w:lineRule="auto"/>
-      </w:pPr>
-      <w:r>
-        <w:rPr>
-          <w:rFonts w:ascii="Times New Roman" w:hAnsi="Times New Roman" w:eastAsia="Malgun Gothic"/>
-          <w:b/>
-          <w:i w:val="0"/>
-          <w:sz w:val="22"/>
-        </w:rPr>
-        <w:t xml:space="preserve">Вениамин: </w:t>
-      </w:r>
-      <w:r>
-        <w:rPr>
-          <w:rFonts w:ascii="Times New Roman" w:hAnsi="Times New Roman" w:eastAsia="Malgun Gothic"/>
-          <w:b w:val="0"/>
-          <w:i w:val="0"/>
-          <w:sz w:val="22"/>
-        </w:rPr>
-        <w:t>Может. Но в тех же трёх областях из резервных фондов администраций ушло около двух миллиардов на «информационное сопровождение». Получатели — фирмы, зарегистрированные в прошлом месяце.</w:t>
-      </w:r>
-    </w:p>
-    <w:p>
-      <w:pPr>
-        <w:spacing w:before="0" w:after="110" w:line="300" w:lineRule="auto"/>
-      </w:pPr>
-      <w:r>
-        <w:rPr>
-          <w:rFonts w:ascii="Times New Roman" w:hAnsi="Times New Roman" w:eastAsia="Malgun Gothic"/>
-          <w:b/>
-          <w:i w:val="0"/>
-          <w:sz w:val="22"/>
-        </w:rPr>
-        <w:t xml:space="preserve">Кирилл: </w:t>
-      </w:r>
-      <w:r>
-        <w:rPr>
-          <w:rFonts w:ascii="Times New Roman" w:hAnsi="Times New Roman" w:eastAsia="Malgun Gothic"/>
-          <w:b w:val="0"/>
-          <w:i w:val="0"/>
-          <w:sz w:val="22"/>
-        </w:rPr>
-        <w:t>Неряшливость так не выглядит. Так выглядит подготовка.</w:t>
-      </w:r>
-    </w:p>
-    <w:p>
-      <w:pPr>
-        <w:spacing w:before="0" w:after="110" w:line="300" w:lineRule="auto"/>
-      </w:pPr>
-      <w:r>
-        <w:rPr>
-          <w:rFonts w:ascii="Times New Roman" w:hAnsi="Times New Roman" w:eastAsia="Malgun Gothic"/>
-          <w:b/>
-          <w:i w:val="0"/>
-          <w:sz w:val="22"/>
-        </w:rPr>
-        <w:t xml:space="preserve">Изольда: </w:t>
-      </w:r>
-      <w:r>
-        <w:rPr>
-          <w:rFonts w:ascii="Times New Roman" w:hAnsi="Times New Roman" w:eastAsia="Malgun Gothic"/>
-          <w:b w:val="0"/>
-          <w:i w:val="0"/>
-          <w:sz w:val="22"/>
-        </w:rPr>
-        <w:t>Тридцать лет в профессии, дети: когда мёртвые встают в списки, а живые деньги уходят в новые фирмы, это не совпадение. Это смета.</w:t>
-      </w:r>
-    </w:p>
-    <w:p>
-      <w:pPr>
-        <w:spacing w:before="0" w:after="110" w:line="300" w:lineRule="auto"/>
-      </w:pPr>
-      <w:r>
-        <w:rPr>
-          <w:rFonts w:ascii="Times New Roman" w:hAnsi="Times New Roman" w:eastAsia="Malgun Gothic"/>
-          <w:b/>
-          <w:i w:val="0"/>
-          <w:sz w:val="22"/>
-        </w:rPr>
-        <w:t xml:space="preserve">Железняк: </w:t>
+        <w:t xml:space="preserve">Томская: </w:t>
       </w:r>
       <w:r>
         <w:rPr>
@@ -1008,7 +785,7 @@
           <w:color w:val="555555"/>
           <w:sz w:val="22"/>
         </w:rPr>
-        <w:t>(по видеосвязи из Онеги)</w:t>
+        <w:t>(по громкой связи)</w:t>
       </w:r>
       <w:r>
         <w:rPr>
@@ -1017,7 +794,7 @@
           <w:i w:val="0"/>
           <w:sz w:val="22"/>
         </w:rPr>
-        <w:t xml:space="preserve"> Могу добавить. В Онеге те же люди, что работали у Тарасова, собирают «группы поддержки» по деревням. Платят наличными. Бывший начальник его охраны — среди организаторов.</w:t>
+        <w:t xml:space="preserve"> Фонд занятости может выделить одиннадцать миллиардов на переобучение в самых пострадавших отраслях. Этого мало. Но это не ноль.</w:t>
       </w:r>
     </w:p>
     <w:p>
@@ -1031,7 +808,7 @@
           <w:i w:val="0"/>
           <w:sz w:val="22"/>
         </w:rPr>
-        <w:t xml:space="preserve">Настя: </w:t>
+        <w:t xml:space="preserve">Лёша: </w:t>
       </w:r>
       <w:r>
         <w:rPr>
@@ -1040,11 +817,57 @@
           <w:i w:val="0"/>
           <w:sz w:val="22"/>
         </w:rPr>
-        <w:t>Значит, старая сеть не исчезла. Она просто ждёт выборов.</w:t>
+        <w:t>Не ноль — уже разговор. Готовьте указ, а следом — закон.</w:t>
       </w:r>
     </w:p>
     <w:p>
       <w:pPr>
+        <w:spacing w:before="0" w:after="110" w:line="300" w:lineRule="auto"/>
+      </w:pPr>
+      <w:r>
+        <w:rPr>
+          <w:rFonts w:ascii="Times New Roman" w:hAnsi="Times New Roman" w:eastAsia="Malgun Gothic"/>
+          <w:b/>
+          <w:i w:val="0"/>
+          <w:sz w:val="22"/>
+        </w:rPr>
+        <w:t xml:space="preserve">Гребенщиков: </w:t>
+      </w:r>
+      <w:r>
+        <w:rPr>
+          <w:rFonts w:ascii="Times New Roman" w:hAnsi="Times New Roman" w:eastAsia="Malgun Gothic"/>
+          <w:b w:val="0"/>
+          <w:i w:val="0"/>
+          <w:sz w:val="22"/>
+        </w:rPr>
+        <w:t>Алексей Николаевич, предупреждаю: помогать людям, которые работали в тени, — политически скользко. Скажут, что мы поощряем серую экономику.</w:t>
+      </w:r>
+    </w:p>
+    <w:p>
+      <w:pPr>
+        <w:spacing w:before="0" w:after="110" w:line="300" w:lineRule="auto"/>
+      </w:pPr>
+      <w:r>
+        <w:rPr>
+          <w:rFonts w:ascii="Times New Roman" w:hAnsi="Times New Roman" w:eastAsia="Malgun Gothic"/>
+          <w:b/>
+          <w:i w:val="0"/>
+          <w:sz w:val="22"/>
+        </w:rPr>
+        <w:t xml:space="preserve">Лёша: </w:t>
+      </w:r>
+      <w:r>
+        <w:rPr>
+          <w:rFonts w:ascii="Times New Roman" w:hAnsi="Times New Roman" w:eastAsia="Malgun Gothic"/>
+          <w:b w:val="0"/>
+          <w:i w:val="0"/>
+          <w:sz w:val="22"/>
+        </w:rPr>
+        <w:t>Скажут. А Геннадий Петрович скажет, что его наконец увидели. Я предпочитаю второе.</w:t>
+      </w:r>
+    </w:p>
+    <w:p>
+      <w:pPr>
         <w:keepNext/>
         <w:spacing w:before="320" w:after="140"/>
       </w:pPr>
@@ -1056,7 +879,7 @@
           <w:color w:val="1F3864"/>
           <w:sz w:val="26"/>
         </w:rPr>
-        <w:t>장면 5 — 료샤에게 보고, 공개할 것인가</w:t>
+        <w:t>장면 4 — 투명성청, 선거 조작의 징후</w:t>
       </w:r>
     </w:p>
     <w:p>
@@ -1070,7 +893,7 @@
           <w:i w:val="0"/>
           <w:sz w:val="22"/>
         </w:rPr>
-        <w:t xml:space="preserve">Кирилл: </w:t>
+        <w:t xml:space="preserve">Вениамин: </w:t>
       </w:r>
       <w:r>
         <w:rPr>
@@ -1079,7 +902,7 @@
           <w:i w:val="0"/>
           <w:sz w:val="22"/>
         </w:rPr>
-        <w:t>Алексей Николаевич, у нас признаки подготовки фальсификаций в трёх областях. Мёртвые души в списках, деньги в новых фирмах, наличные агитаторы.</w:t>
+        <w:t>Кирилл Андреевич, Анастасия Дмитриевна. Региональные выборы через полгода. Я прогнал списки избирателей по трём областям через базу загсов.</w:t>
       </w:r>
     </w:p>
     <w:p>
@@ -1093,7 +916,7 @@
           <w:i w:val="0"/>
           <w:sz w:val="22"/>
         </w:rPr>
-        <w:t xml:space="preserve">Лёша: </w:t>
+        <w:t xml:space="preserve">Кирилл: </w:t>
       </w:r>
       <w:r>
         <w:rPr>
@@ -1102,7 +925,7 @@
           <w:i w:val="0"/>
           <w:sz w:val="22"/>
         </w:rPr>
-        <w:t>Конечно есть. Всегда есть.</w:t>
+        <w:t>И?</w:t>
       </w:r>
     </w:p>
     <w:p>
@@ -1116,7 +939,7 @@
           <w:i w:val="0"/>
           <w:sz w:val="22"/>
         </w:rPr>
-        <w:t xml:space="preserve">Ирина: </w:t>
+        <w:t xml:space="preserve">Вениамин: </w:t>
       </w:r>
       <w:r>
         <w:rPr>
@@ -1125,7 +948,7 @@
           <w:i w:val="0"/>
           <w:sz w:val="22"/>
         </w:rPr>
-        <w:t>Вопрос в том, что делать сейчас. Если опубликуем — нас обвинят в давлении на регионы накануне выборов. Если промолчим — через полгода будет поздно.</w:t>
+        <w:t>Одиннадцать тысяч избирателей, которые умерли за последние пять лет, до сих пор числятся в списках. В одном районе их даже прибавилось.</w:t>
       </w:r>
     </w:p>
     <w:p>
@@ -1139,7 +962,7 @@
           <w:i w:val="0"/>
           <w:sz w:val="22"/>
         </w:rPr>
-        <w:t xml:space="preserve">Катя: </w:t>
+        <w:t xml:space="preserve">Изольда: </w:t>
       </w:r>
       <w:r>
         <w:rPr>
@@ -1148,7 +971,7 @@
           <w:i w:val="0"/>
           <w:sz w:val="22"/>
         </w:rPr>
-        <w:t>И ещё одно. Сегодня утром ЦИК решил: досрочные президентские выборы по двенадцатой статье пройдут в единый день голосования — вместе с региональными.</w:t>
+        <w:t>Мёртвые души. Гоголь бы порадовался, Чичиков — тем более.</w:t>
       </w:r>
     </w:p>
     <w:p>
@@ -1162,7 +985,7 @@
           <w:i w:val="0"/>
           <w:sz w:val="22"/>
         </w:rPr>
-        <w:t xml:space="preserve">Гребенщиков: </w:t>
+        <w:t xml:space="preserve">Настя: </w:t>
       </w:r>
       <w:r>
         <w:rPr>
@@ -1171,7 +994,7 @@
           <w:i w:val="0"/>
           <w:sz w:val="22"/>
         </w:rPr>
-        <w:t>То есть те же мёртвые души проголосуют и за губернаторов, и за президента.</w:t>
+        <w:t>Это может быть обычная неряшливость.</w:t>
       </w:r>
     </w:p>
     <w:p>
@@ -1185,7 +1008,76 @@
           <w:i w:val="0"/>
           <w:sz w:val="22"/>
         </w:rPr>
-        <w:t xml:space="preserve">Лёша: </w:t>
+        <w:t xml:space="preserve">Вениамин: </w:t>
+      </w:r>
+      <w:r>
+        <w:rPr>
+          <w:rFonts w:ascii="Times New Roman" w:hAnsi="Times New Roman" w:eastAsia="Malgun Gothic"/>
+          <w:b w:val="0"/>
+          <w:i w:val="0"/>
+          <w:sz w:val="22"/>
+        </w:rPr>
+        <w:t>Может. Но в тех же трёх областях из резервных фондов администраций ушло около двух миллиардов на «информационное сопровождение». Получатели — фирмы, зарегистрированные в прошлом месяце.</w:t>
+      </w:r>
+    </w:p>
+    <w:p>
+      <w:pPr>
+        <w:spacing w:before="0" w:after="110" w:line="300" w:lineRule="auto"/>
+      </w:pPr>
+      <w:r>
+        <w:rPr>
+          <w:rFonts w:ascii="Times New Roman" w:hAnsi="Times New Roman" w:eastAsia="Malgun Gothic"/>
+          <w:b/>
+          <w:i w:val="0"/>
+          <w:sz w:val="22"/>
+        </w:rPr>
+        <w:t xml:space="preserve">Кирилл: </w:t>
+      </w:r>
+      <w:r>
+        <w:rPr>
+          <w:rFonts w:ascii="Times New Roman" w:hAnsi="Times New Roman" w:eastAsia="Malgun Gothic"/>
+          <w:b w:val="0"/>
+          <w:i w:val="0"/>
+          <w:sz w:val="22"/>
+        </w:rPr>
+        <w:t>Неряшливость так не выглядит. Так выглядит подготовка.</w:t>
+      </w:r>
+    </w:p>
+    <w:p>
+      <w:pPr>
+        <w:spacing w:before="0" w:after="110" w:line="300" w:lineRule="auto"/>
+      </w:pPr>
+      <w:r>
+        <w:rPr>
+          <w:rFonts w:ascii="Times New Roman" w:hAnsi="Times New Roman" w:eastAsia="Malgun Gothic"/>
+          <w:b/>
+          <w:i w:val="0"/>
+          <w:sz w:val="22"/>
+        </w:rPr>
+        <w:t xml:space="preserve">Изольда: </w:t>
+      </w:r>
+      <w:r>
+        <w:rPr>
+          <w:rFonts w:ascii="Times New Roman" w:hAnsi="Times New Roman" w:eastAsia="Malgun Gothic"/>
+          <w:b w:val="0"/>
+          <w:i w:val="0"/>
+          <w:sz w:val="22"/>
+        </w:rPr>
+        <w:t>Тридцать лет в профессии, дети: когда мёртвые встают в списки, а живые деньги уходят в новые фирмы, это не совпадение. Это смета.</w:t>
+      </w:r>
+    </w:p>
+    <w:p>
+      <w:pPr>
+        <w:spacing w:before="0" w:after="110" w:line="300" w:lineRule="auto"/>
+      </w:pPr>
+      <w:r>
+        <w:rPr>
+          <w:rFonts w:ascii="Times New Roman" w:hAnsi="Times New Roman" w:eastAsia="Malgun Gothic"/>
+          <w:b/>
+          <w:i w:val="0"/>
+          <w:sz w:val="22"/>
+        </w:rPr>
+        <w:t xml:space="preserve">Железняк: </w:t>
       </w:r>
       <w:r>
         <w:rPr>
@@ -1195,7 +1087,7 @@
           <w:color w:val="555555"/>
           <w:sz w:val="22"/>
         </w:rPr>
-        <w:t>(пауза)</w:t>
+        <w:t>(по видеосвязи из Онеги)</w:t>
       </w:r>
       <w:r>
         <w:rPr>
@@ -1204,7 +1096,7 @@
           <w:i w:val="0"/>
           <w:sz w:val="22"/>
         </w:rPr>
-        <w:t xml:space="preserve"> Тогда молчать нельзя вдвойне. Если я промолчу о подготовке фальсификаций на выборах, где сам кандидат, — какой смысл был во всём этом?</w:t>
+        <w:t xml:space="preserve"> Могу добавить. В Онеге те же люди, что работали у Тарасова, собирают «группы поддержки» по деревням. Платят наличными. Бывший начальник его охраны — среди организаторов.</w:t>
       </w:r>
     </w:p>
     <w:p>
@@ -1218,7 +1110,7 @@
           <w:i w:val="0"/>
           <w:sz w:val="22"/>
         </w:rPr>
-        <w:t xml:space="preserve">Ирина: </w:t>
+        <w:t xml:space="preserve">Настя: </w:t>
       </w:r>
       <w:r>
         <w:rPr>
@@ -1227,30 +1119,23 @@
           <w:i w:val="0"/>
           <w:sz w:val="22"/>
         </w:rPr>
-        <w:t>Публикуем полностью. Со списками, с платёжками. И сразу — приглашение независимым наблюдателям во все три области.</w:t>
+        <w:t>Значит, старая сеть не исчезла. Она просто ждёт выборов.</w:t>
       </w:r>
     </w:p>
     <w:p>
       <w:pPr>
-        <w:spacing w:before="0" w:after="110" w:line="300" w:lineRule="auto"/>
+        <w:keepNext/>
+        <w:spacing w:before="320" w:after="140"/>
       </w:pPr>
       <w:r>
         <w:rPr>
           <w:rFonts w:ascii="Times New Roman" w:hAnsi="Times New Roman" w:eastAsia="Malgun Gothic"/>
           <w:b/>
           <w:i w:val="0"/>
-          <w:sz w:val="22"/>
-        </w:rPr>
-        <w:t xml:space="preserve">Лёша: </w:t>
-      </w:r>
-      <w:r>
-        <w:rPr>
-          <w:rFonts w:ascii="Times New Roman" w:hAnsi="Times New Roman" w:eastAsia="Malgun Gothic"/>
-          <w:b w:val="0"/>
-          <w:i w:val="0"/>
-          <w:sz w:val="22"/>
-        </w:rPr>
-        <w:t>И добавьте: служба проверит и мой штаб тоже. Как в первый раз.</w:t>
+          <w:color w:val="1F3864"/>
+          <w:sz w:val="26"/>
+        </w:rPr>
+        <w:t>장면 5 — 료샤에게 보고, 공개할 것인가</w:t>
       </w:r>
     </w:p>
     <w:p>
@@ -1273,7 +1158,7 @@
           <w:i w:val="0"/>
           <w:sz w:val="22"/>
         </w:rPr>
-        <w:t>Мы и так собирались, Алексей Николаевич.</w:t>
+        <w:t>Алексей Николаевич, у нас признаки подготовки фальсификаций в трёх областях. Мёртвые души в списках, деньги в новых фирмах, наличные агитаторы.</w:t>
       </w:r>
     </w:p>
     <w:p>
@@ -1296,23 +1181,30 @@
           <w:i w:val="0"/>
           <w:sz w:val="22"/>
         </w:rPr>
-        <w:t>Я знаю. Просто хочу, чтобы это было написано.</w:t>
+        <w:t>Конечно есть. Всегда есть.</w:t>
       </w:r>
     </w:p>
     <w:p>
       <w:pPr>
-        <w:keepNext/>
-        <w:spacing w:before="320" w:after="140"/>
+        <w:spacing w:before="0" w:after="110" w:line="300" w:lineRule="auto"/>
       </w:pPr>
       <w:r>
         <w:rPr>
           <w:rFonts w:ascii="Times New Roman" w:hAnsi="Times New Roman" w:eastAsia="Malgun Gothic"/>
           <w:b/>
           <w:i w:val="0"/>
-          <w:color w:val="1F3864"/>
-          <w:sz w:val="26"/>
-        </w:rPr>
-        <w:t>장면 6 — 여론의 첫 균열</w:t>
+          <w:sz w:val="22"/>
+        </w:rPr>
+        <w:t xml:space="preserve">Ирина: </w:t>
+      </w:r>
+      <w:r>
+        <w:rPr>
+          <w:rFonts w:ascii="Times New Roman" w:hAnsi="Times New Roman" w:eastAsia="Malgun Gothic"/>
+          <w:b w:val="0"/>
+          <w:i w:val="0"/>
+          <w:sz w:val="22"/>
+        </w:rPr>
+        <w:t>Вопрос в том, что делать сейчас. Если опубликуем — нас обвинят в давлении на регионы накануне выборов. Если промолчим — через полгода будет поздно.</w:t>
       </w:r>
     </w:p>
     <w:p>
@@ -1326,7 +1218,7 @@
           <w:i w:val="0"/>
           <w:sz w:val="22"/>
         </w:rPr>
-        <w:t xml:space="preserve">Гребенщиков: </w:t>
+        <w:t xml:space="preserve">Катя: </w:t>
       </w:r>
       <w:r>
         <w:rPr>
@@ -1335,7 +1227,7 @@
           <w:i w:val="0"/>
           <w:sz w:val="22"/>
         </w:rPr>
-        <w:t>Свежий опрос. Шестьдесят два процента одобрения месяц назад, пятьдесят семь сейчас.</w:t>
+        <w:t>И ещё одно. Сегодня утром ЦИК решил: досрочные президентские выборы по двенадцатой статье пройдут в единый день голосования — вместе с региональными.</w:t>
       </w:r>
     </w:p>
     <w:p>
@@ -1349,7 +1241,7 @@
           <w:i w:val="0"/>
           <w:sz w:val="22"/>
         </w:rPr>
-        <w:t xml:space="preserve">Катя: </w:t>
+        <w:t xml:space="preserve">Гребенщиков: </w:t>
       </w:r>
       <w:r>
         <w:rPr>
@@ -1358,7 +1250,7 @@
           <w:i w:val="0"/>
           <w:sz w:val="22"/>
         </w:rPr>
-        <w:t>Пять пунктов за месяц после принятия пакета. Обычно после таких побед рейтинг растёт.</w:t>
+        <w:t>То есть те же мёртвые души проголосуют и за губернаторов, и за президента.</w:t>
       </w:r>
     </w:p>
     <w:p>
@@ -1372,68 +1264,8 @@
           <w:i w:val="0"/>
           <w:sz w:val="22"/>
         </w:rPr>
-        <w:t xml:space="preserve">Гребенщиков: </w:t>
-      </w:r>
-      <w:r>
-        <w:rPr>
-          <w:rFonts w:ascii="Times New Roman" w:hAnsi="Times New Roman" w:eastAsia="Malgun Gothic"/>
-          <w:b w:val="0"/>
-          <w:i w:val="0"/>
-          <w:sz w:val="22"/>
-        </w:rPr>
-        <w:t>Обычно после побед людям не рассказывают каждую неделю о новой схеме. Люди устали от разоблачений. Каждая новость о коррупции для них — не знак, что чистят, а знак, что всё гниёт.</w:t>
-      </w:r>
-    </w:p>
-    <w:p>
-      <w:pPr>
-        <w:spacing w:before="0" w:after="110" w:line="300" w:lineRule="auto"/>
-      </w:pPr>
-      <w:r>
-        <w:rPr>
-          <w:rFonts w:ascii="Times New Roman" w:hAnsi="Times New Roman" w:eastAsia="Malgun Gothic"/>
-          <w:b/>
-          <w:i w:val="0"/>
-          <w:sz w:val="22"/>
-        </w:rPr>
         <w:t xml:space="preserve">Лёша: </w:t>
       </w:r>
-      <w:r>
-        <w:rPr>
-          <w:rFonts w:ascii="Times New Roman" w:hAnsi="Times New Roman" w:eastAsia="Malgun Gothic"/>
-          <w:b w:val="0"/>
-          <w:i w:val="0"/>
-          <w:sz w:val="22"/>
-        </w:rPr>
-        <w:t>И что вы предлагаете? Перестать находить?</w:t>
-      </w:r>
-    </w:p>
-    <w:p>
-      <w:pPr>
-        <w:spacing w:before="0" w:after="110" w:line="300" w:lineRule="auto"/>
-      </w:pPr>
-      <w:r>
-        <w:rPr>
-          <w:rFonts w:ascii="Times New Roman" w:hAnsi="Times New Roman" w:eastAsia="Malgun Gothic"/>
-          <w:b/>
-          <w:i w:val="0"/>
-          <w:sz w:val="22"/>
-        </w:rPr>
-        <w:t xml:space="preserve">Гребенщиков: </w:t>
-      </w:r>
-      <w:r>
-        <w:rPr>
-          <w:rFonts w:ascii="Times New Roman" w:hAnsi="Times New Roman" w:eastAsia="Malgun Gothic"/>
-          <w:b w:val="0"/>
-          <w:i w:val="0"/>
-          <w:sz w:val="22"/>
-        </w:rPr>
-        <w:t>Перестать находить — нельзя. Научиться рассказывать — можно. И посмотрите вот на этого.</w:t>
-      </w:r>
-    </w:p>
-    <w:p>
-      <w:pPr>
-        <w:spacing w:before="0" w:after="110" w:line="300" w:lineRule="auto"/>
-      </w:pPr>
       <w:r>
         <w:rPr>
           <w:rFonts w:ascii="Times New Roman" w:hAnsi="Times New Roman" w:eastAsia="Malgun Gothic"/>
@@ -1442,7 +1274,16 @@
           <w:color w:val="555555"/>
           <w:sz w:val="22"/>
         </w:rPr>
-        <w:t>(на экране — ток-шоу; молодой человек в свитере говорит спокойно и уверенно)</w:t>
+        <w:t>(пауза)</w:t>
+      </w:r>
+      <w:r>
+        <w:rPr>
+          <w:rFonts w:ascii="Times New Roman" w:hAnsi="Times New Roman" w:eastAsia="Malgun Gothic"/>
+          <w:b w:val="0"/>
+          <w:i w:val="0"/>
+          <w:sz w:val="22"/>
+        </w:rPr>
+        <w:t xml:space="preserve"> Тогда молчать нельзя вдвойне. Если я промолчу о подготовке фальсификаций на выборах, где сам кандидат, — какой смысл был во всём этом?</w:t>
       </w:r>
     </w:p>
     <w:p>
@@ -1456,8 +1297,222 @@
           <w:i w:val="0"/>
           <w:sz w:val="22"/>
         </w:rPr>
-        <w:t xml:space="preserve">Ковальчук: </w:t>
-      </w:r>
+        <w:t xml:space="preserve">Ирина: </w:t>
+      </w:r>
+      <w:r>
+        <w:rPr>
+          <w:rFonts w:ascii="Times New Roman" w:hAnsi="Times New Roman" w:eastAsia="Malgun Gothic"/>
+          <w:b w:val="0"/>
+          <w:i w:val="0"/>
+          <w:sz w:val="22"/>
+        </w:rPr>
+        <w:t>Публикуем полностью. Со списками, с платёжками. И сразу — приглашение независимым наблюдателям во все три области.</w:t>
+      </w:r>
+    </w:p>
+    <w:p>
+      <w:pPr>
+        <w:spacing w:before="0" w:after="110" w:line="300" w:lineRule="auto"/>
+      </w:pPr>
+      <w:r>
+        <w:rPr>
+          <w:rFonts w:ascii="Times New Roman" w:hAnsi="Times New Roman" w:eastAsia="Malgun Gothic"/>
+          <w:b/>
+          <w:i w:val="0"/>
+          <w:sz w:val="22"/>
+        </w:rPr>
+        <w:t xml:space="preserve">Лёша: </w:t>
+      </w:r>
+      <w:r>
+        <w:rPr>
+          <w:rFonts w:ascii="Times New Roman" w:hAnsi="Times New Roman" w:eastAsia="Malgun Gothic"/>
+          <w:b w:val="0"/>
+          <w:i w:val="0"/>
+          <w:sz w:val="22"/>
+        </w:rPr>
+        <w:t>И добавьте: служба проверит и мой штаб тоже. Как в первый раз.</w:t>
+      </w:r>
+    </w:p>
+    <w:p>
+      <w:pPr>
+        <w:spacing w:before="0" w:after="110" w:line="300" w:lineRule="auto"/>
+      </w:pPr>
+      <w:r>
+        <w:rPr>
+          <w:rFonts w:ascii="Times New Roman" w:hAnsi="Times New Roman" w:eastAsia="Malgun Gothic"/>
+          <w:b/>
+          <w:i w:val="0"/>
+          <w:sz w:val="22"/>
+        </w:rPr>
+        <w:t xml:space="preserve">Кирилл: </w:t>
+      </w:r>
+      <w:r>
+        <w:rPr>
+          <w:rFonts w:ascii="Times New Roman" w:hAnsi="Times New Roman" w:eastAsia="Malgun Gothic"/>
+          <w:b w:val="0"/>
+          <w:i w:val="0"/>
+          <w:sz w:val="22"/>
+        </w:rPr>
+        <w:t>Мы и так собирались, Алексей Николаевич.</w:t>
+      </w:r>
+    </w:p>
+    <w:p>
+      <w:pPr>
+        <w:spacing w:before="0" w:after="110" w:line="300" w:lineRule="auto"/>
+      </w:pPr>
+      <w:r>
+        <w:rPr>
+          <w:rFonts w:ascii="Times New Roman" w:hAnsi="Times New Roman" w:eastAsia="Malgun Gothic"/>
+          <w:b/>
+          <w:i w:val="0"/>
+          <w:sz w:val="22"/>
+        </w:rPr>
+        <w:t xml:space="preserve">Лёша: </w:t>
+      </w:r>
+      <w:r>
+        <w:rPr>
+          <w:rFonts w:ascii="Times New Roman" w:hAnsi="Times New Roman" w:eastAsia="Malgun Gothic"/>
+          <w:b w:val="0"/>
+          <w:i w:val="0"/>
+          <w:sz w:val="22"/>
+        </w:rPr>
+        <w:t>Я знаю. Просто хочу, чтобы это было написано.</w:t>
+      </w:r>
+    </w:p>
+    <w:p>
+      <w:pPr>
+        <w:keepNext/>
+        <w:spacing w:before="320" w:after="140"/>
+      </w:pPr>
+      <w:r>
+        <w:rPr>
+          <w:rFonts w:ascii="Times New Roman" w:hAnsi="Times New Roman" w:eastAsia="Malgun Gothic"/>
+          <w:b/>
+          <w:i w:val="0"/>
+          <w:color w:val="1F3864"/>
+          <w:sz w:val="26"/>
+        </w:rPr>
+        <w:t>장면 6 — 여론의 첫 균열</w:t>
+      </w:r>
+    </w:p>
+    <w:p>
+      <w:pPr>
+        <w:spacing w:before="0" w:after="110" w:line="300" w:lineRule="auto"/>
+      </w:pPr>
+      <w:r>
+        <w:rPr>
+          <w:rFonts w:ascii="Times New Roman" w:hAnsi="Times New Roman" w:eastAsia="Malgun Gothic"/>
+          <w:b/>
+          <w:i w:val="0"/>
+          <w:sz w:val="22"/>
+        </w:rPr>
+        <w:t xml:space="preserve">Гребенщиков: </w:t>
+      </w:r>
+      <w:r>
+        <w:rPr>
+          <w:rFonts w:ascii="Times New Roman" w:hAnsi="Times New Roman" w:eastAsia="Malgun Gothic"/>
+          <w:b w:val="0"/>
+          <w:i w:val="0"/>
+          <w:sz w:val="22"/>
+        </w:rPr>
+        <w:t>Свежий опрос. Шестьдесят два процента одобрения месяц назад, пятьдесят семь сейчас.</w:t>
+      </w:r>
+    </w:p>
+    <w:p>
+      <w:pPr>
+        <w:spacing w:before="0" w:after="110" w:line="300" w:lineRule="auto"/>
+      </w:pPr>
+      <w:r>
+        <w:rPr>
+          <w:rFonts w:ascii="Times New Roman" w:hAnsi="Times New Roman" w:eastAsia="Malgun Gothic"/>
+          <w:b/>
+          <w:i w:val="0"/>
+          <w:sz w:val="22"/>
+        </w:rPr>
+        <w:t xml:space="preserve">Катя: </w:t>
+      </w:r>
+      <w:r>
+        <w:rPr>
+          <w:rFonts w:ascii="Times New Roman" w:hAnsi="Times New Roman" w:eastAsia="Malgun Gothic"/>
+          <w:b w:val="0"/>
+          <w:i w:val="0"/>
+          <w:sz w:val="22"/>
+        </w:rPr>
+        <w:t>Пять пунктов за месяц после принятия пакета. Обычно после таких побед рейтинг растёт.</w:t>
+      </w:r>
+    </w:p>
+    <w:p>
+      <w:pPr>
+        <w:spacing w:before="0" w:after="110" w:line="300" w:lineRule="auto"/>
+      </w:pPr>
+      <w:r>
+        <w:rPr>
+          <w:rFonts w:ascii="Times New Roman" w:hAnsi="Times New Roman" w:eastAsia="Malgun Gothic"/>
+          <w:b/>
+          <w:i w:val="0"/>
+          <w:sz w:val="22"/>
+        </w:rPr>
+        <w:t xml:space="preserve">Гребенщиков: </w:t>
+      </w:r>
+      <w:r>
+        <w:rPr>
+          <w:rFonts w:ascii="Times New Roman" w:hAnsi="Times New Roman" w:eastAsia="Malgun Gothic"/>
+          <w:b w:val="0"/>
+          <w:i w:val="0"/>
+          <w:sz w:val="22"/>
+        </w:rPr>
+        <w:t>Обычно после побед людям не рассказывают каждую неделю о новой схеме. Люди устали от разоблачений. Каждая новость о коррупции для них — не знак, что чистят, а знак, что всё гниёт.</w:t>
+      </w:r>
+    </w:p>
+    <w:p>
+      <w:pPr>
+        <w:spacing w:before="0" w:after="110" w:line="300" w:lineRule="auto"/>
+      </w:pPr>
+      <w:r>
+        <w:rPr>
+          <w:rFonts w:ascii="Times New Roman" w:hAnsi="Times New Roman" w:eastAsia="Malgun Gothic"/>
+          <w:b/>
+          <w:i w:val="0"/>
+          <w:sz w:val="22"/>
+        </w:rPr>
+        <w:t xml:space="preserve">Лёша: </w:t>
+      </w:r>
+      <w:r>
+        <w:rPr>
+          <w:rFonts w:ascii="Times New Roman" w:hAnsi="Times New Roman" w:eastAsia="Malgun Gothic"/>
+          <w:b w:val="0"/>
+          <w:i w:val="0"/>
+          <w:sz w:val="22"/>
+        </w:rPr>
+        <w:t>И что вы предлагаете? Перестать находить?</w:t>
+      </w:r>
+    </w:p>
+    <w:p>
+      <w:pPr>
+        <w:spacing w:before="0" w:after="110" w:line="300" w:lineRule="auto"/>
+      </w:pPr>
+      <w:r>
+        <w:rPr>
+          <w:rFonts w:ascii="Times New Roman" w:hAnsi="Times New Roman" w:eastAsia="Malgun Gothic"/>
+          <w:b/>
+          <w:i w:val="0"/>
+          <w:sz w:val="22"/>
+        </w:rPr>
+        <w:t xml:space="preserve">Гребенщиков: </w:t>
+      </w:r>
+      <w:r>
+        <w:rPr>
+          <w:rFonts w:ascii="Times New Roman" w:hAnsi="Times New Roman" w:eastAsia="Malgun Gothic"/>
+          <w:b w:val="0"/>
+          <w:i w:val="0"/>
+          <w:sz w:val="22"/>
+        </w:rPr>
+        <w:t>Перестать находить — нельзя. Научиться рассказывать — можно. И посмотрите вот на этого.</w:t>
+      </w:r>
+    </w:p>
+    <w:p>
+      <w:pPr>
+        <w:spacing w:before="0" w:after="110" w:line="300" w:lineRule="auto"/>
+      </w:pPr>
       <w:r>
         <w:rPr>
           <w:rFonts w:ascii="Times New Roman" w:hAnsi="Times New Roman" w:eastAsia="Malgun Gothic"/>
@@ -1466,16 +1521,7 @@
           <w:color w:val="555555"/>
           <w:sz w:val="22"/>
         </w:rPr>
-        <w:t>(на экране)</w:t>
-      </w:r>
-      <w:r>
-        <w:rPr>
-          <w:rFonts w:ascii="Times New Roman" w:hAnsi="Times New Roman" w:eastAsia="Malgun Gothic"/>
-          <w:b w:val="0"/>
-          <w:i w:val="0"/>
-          <w:sz w:val="22"/>
-        </w:rPr>
-        <w:t xml:space="preserve"> Я не против борьбы с коррупцией. Я против того, чтобы страна жила в состоянии бесконечного обыска. Людям нужна не очередная реформа, а спокойствие. Возможность выдохнуть.</w:t>
+        <w:t>(на экране — ток-шоу; молодой человек в свитере говорит спокойно и уверенно)</w:t>
       </w:r>
     </w:p>
     <w:p>
@@ -1489,115 +1535,7 @@
           <w:i w:val="0"/>
           <w:sz w:val="22"/>
         </w:rPr>
-        <w:t xml:space="preserve">Ирина: </w:t>
-      </w:r>
-      <w:r>
-        <w:rPr>
-          <w:rFonts w:ascii="Times New Roman" w:hAnsi="Times New Roman" w:eastAsia="Malgun Gothic"/>
-          <w:b w:val="0"/>
-          <w:i w:val="0"/>
-          <w:sz w:val="22"/>
-        </w:rPr>
-        <w:t>Кто это?</w:t>
-      </w:r>
-    </w:p>
-    <w:p>
-      <w:pPr>
-        <w:spacing w:before="0" w:after="110" w:line="300" w:lineRule="auto"/>
-      </w:pPr>
-      <w:r>
-        <w:rPr>
-          <w:rFonts w:ascii="Times New Roman" w:hAnsi="Times New Roman" w:eastAsia="Malgun Gothic"/>
-          <w:b/>
-          <w:i w:val="0"/>
-          <w:sz w:val="22"/>
-        </w:rPr>
-        <w:t xml:space="preserve">Гребенщиков: </w:t>
-      </w:r>
-      <w:r>
-        <w:rPr>
-          <w:rFonts w:ascii="Times New Roman" w:hAnsi="Times New Roman" w:eastAsia="Malgun Gothic"/>
-          <w:b w:val="0"/>
-          <w:i w:val="0"/>
-          <w:sz w:val="22"/>
-        </w:rPr>
-        <w:t>Артём Ковальчук. Депутат областного собрания из Ростова. Тридцать четыре года, ни одного скандала, ни одной программы. Три месяца назад его никто не знал. Сейчас у него миллион подписчиков.</w:t>
-      </w:r>
-    </w:p>
-    <w:p>
-      <w:pPr>
-        <w:spacing w:before="0" w:after="110" w:line="300" w:lineRule="auto"/>
-      </w:pPr>
-      <w:r>
-        <w:rPr>
-          <w:rFonts w:ascii="Times New Roman" w:hAnsi="Times New Roman" w:eastAsia="Malgun Gothic"/>
-          <w:b/>
-          <w:i w:val="0"/>
-          <w:sz w:val="22"/>
-        </w:rPr>
-        <w:t xml:space="preserve">Лёша: </w:t>
-      </w:r>
-      <w:r>
-        <w:rPr>
-          <w:rFonts w:ascii="Times New Roman" w:hAnsi="Times New Roman" w:eastAsia="Malgun Gothic"/>
-          <w:b w:val="0"/>
-          <w:i w:val="0"/>
-          <w:sz w:val="22"/>
-        </w:rPr>
-        <w:t>«Возможность выдохнуть». Хорошая фраза.</w:t>
-      </w:r>
-    </w:p>
-    <w:p>
-      <w:pPr>
-        <w:spacing w:before="0" w:after="110" w:line="300" w:lineRule="auto"/>
-      </w:pPr>
-      <w:r>
-        <w:rPr>
-          <w:rFonts w:ascii="Times New Roman" w:hAnsi="Times New Roman" w:eastAsia="Malgun Gothic"/>
-          <w:b/>
-          <w:i w:val="0"/>
-          <w:sz w:val="22"/>
-        </w:rPr>
-        <w:t xml:space="preserve">Гребенщиков: </w:t>
-      </w:r>
-      <w:r>
-        <w:rPr>
-          <w:rFonts w:ascii="Times New Roman" w:hAnsi="Times New Roman" w:eastAsia="Malgun Gothic"/>
-          <w:b w:val="0"/>
-          <w:i w:val="0"/>
-          <w:sz w:val="22"/>
-        </w:rPr>
-        <w:t>Слишком хорошая. Запомните его лицо, Алексей Николаевич.</w:t>
-      </w:r>
-    </w:p>
-    <w:p>
-      <w:pPr>
-        <w:keepNext/>
-        <w:spacing w:before="320" w:after="140"/>
-      </w:pPr>
-      <w:r>
-        <w:rPr>
-          <w:rFonts w:ascii="Times New Roman" w:hAnsi="Times New Roman" w:eastAsia="Malgun Gothic"/>
-          <w:b/>
-          <w:i w:val="0"/>
-          <w:color w:val="1F3864"/>
-          <w:sz w:val="26"/>
-        </w:rPr>
-        <w:t>장면 7 — 투명성청 팀의 피로</w:t>
-      </w:r>
-    </w:p>
-    <w:p>
-      <w:pPr>
-        <w:spacing w:before="0" w:after="110" w:line="300" w:lineRule="auto"/>
-      </w:pPr>
-      <w:r>
-        <w:rPr>
-          <w:rFonts w:ascii="Times New Roman" w:hAnsi="Times New Roman" w:eastAsia="Malgun Gothic"/>
-          <w:b/>
-          <w:i w:val="0"/>
-          <w:sz w:val="22"/>
-        </w:rPr>
-        <w:t xml:space="preserve">Настя: </w:t>
+        <w:t xml:space="preserve">Ковальчук: </w:t>
       </w:r>
       <w:r>
         <w:rPr>
@@ -1607,7 +1545,7 @@
           <w:color w:val="555555"/>
           <w:sz w:val="22"/>
         </w:rPr>
-        <w:t>(поздно вечером, в пустом офисе)</w:t>
+        <w:t>(на экране)</w:t>
       </w:r>
       <w:r>
         <w:rPr>
@@ -1616,7 +1554,7 @@
           <w:i w:val="0"/>
           <w:sz w:val="22"/>
         </w:rPr>
-        <w:t xml:space="preserve"> Кирилл, знаешь, что мне сегодня сказали в булочной? «Это вы из тех, кто всех сажает?»</w:t>
+        <w:t xml:space="preserve"> Я не против борьбы с коррупцией. Я против того, чтобы страна жила в состоянии бесконечного обыска. Людям нужна не очередная реформа, а спокойствие. Возможность выдохнуть.</w:t>
       </w:r>
     </w:p>
     <w:p>
@@ -1630,7 +1568,7 @@
           <w:i w:val="0"/>
           <w:sz w:val="22"/>
         </w:rPr>
-        <w:t xml:space="preserve">Кирилл: </w:t>
+        <w:t xml:space="preserve">Ирина: </w:t>
       </w:r>
       <w:r>
         <w:rPr>
@@ -1639,7 +1577,7 @@
           <w:i w:val="0"/>
           <w:sz w:val="22"/>
         </w:rPr>
-        <w:t>И что ты ответила?</w:t>
+        <w:t>Кто это?</w:t>
       </w:r>
     </w:p>
     <w:p>
@@ -1653,7 +1591,7 @@
           <w:i w:val="0"/>
           <w:sz w:val="22"/>
         </w:rPr>
-        <w:t xml:space="preserve">Настя: </w:t>
+        <w:t xml:space="preserve">Гребенщиков: </w:t>
       </w:r>
       <w:r>
         <w:rPr>
@@ -1662,7 +1600,7 @@
           <w:i w:val="0"/>
           <w:sz w:val="22"/>
         </w:rPr>
-        <w:t>Что мы никого не сажаем. Мы считаем. Она не поняла разницы. И, честно говоря, я её понимаю.</w:t>
+        <w:t>Артём Ковальчук. Депутат областного собрания из Ростова. Тридцать четыре года, ни одного скандала, ни одной программы. Три месяца назад его никто не знал. Сейчас у него миллион подписчиков.</w:t>
       </w:r>
     </w:p>
     <w:p>
@@ -1676,7 +1614,7 @@
           <w:i w:val="0"/>
           <w:sz w:val="22"/>
         </w:rPr>
-        <w:t xml:space="preserve">Кирилл: </w:t>
+        <w:t xml:space="preserve">Лёша: </w:t>
       </w:r>
       <w:r>
         <w:rPr>
@@ -1685,7 +1623,7 @@
           <w:i w:val="0"/>
           <w:sz w:val="22"/>
         </w:rPr>
-        <w:t>Год назад нам аплодировали.</w:t>
+        <w:t>«Возможность выдохнуть». Хорошая фраза.</w:t>
       </w:r>
     </w:p>
     <w:p>
@@ -1699,7 +1637,7 @@
           <w:i w:val="0"/>
           <w:sz w:val="22"/>
         </w:rPr>
-        <w:t xml:space="preserve">Настя: </w:t>
+        <w:t xml:space="preserve">Гребенщиков: </w:t>
       </w:r>
       <w:r>
         <w:rPr>
@@ -1708,11 +1646,27 @@
           <w:i w:val="0"/>
           <w:sz w:val="22"/>
         </w:rPr>
-        <w:t>Год назад мы нашли одного Пахомова. Теперь мы находим по три схемы в неделю, и люди думают, что мы их придумываем.</w:t>
+        <w:t>Слишком хорошая. Запомните его лицо, Алексей Николаевич.</w:t>
       </w:r>
     </w:p>
     <w:p>
       <w:pPr>
+        <w:keepNext/>
+        <w:spacing w:before="320" w:after="140"/>
+      </w:pPr>
+      <w:r>
+        <w:rPr>
+          <w:rFonts w:ascii="Times New Roman" w:hAnsi="Times New Roman" w:eastAsia="Malgun Gothic"/>
+          <w:b/>
+          <w:i w:val="0"/>
+          <w:color w:val="1F3864"/>
+          <w:sz w:val="26"/>
+        </w:rPr>
+        <w:t>장면 7 — 투명성청 팀의 피로</w:t>
+      </w:r>
+    </w:p>
+    <w:p>
+      <w:pPr>
         <w:spacing w:before="0" w:after="110" w:line="300" w:lineRule="auto"/>
       </w:pPr>
       <w:r>
@@ -1722,7 +1676,7 @@
           <w:i w:val="0"/>
           <w:sz w:val="22"/>
         </w:rPr>
-        <w:t xml:space="preserve">Изольда: </w:t>
+        <w:t xml:space="preserve">Настя: </w:t>
       </w:r>
       <w:r>
         <w:rPr>
@@ -1732,7 +1686,7 @@
           <w:color w:val="555555"/>
           <w:sz w:val="22"/>
         </w:rPr>
-        <w:t>(из-за стеллажа)</w:t>
+        <w:t>(поздно вечером, в пустом офисе)</w:t>
       </w:r>
       <w:r>
         <w:rPr>
@@ -1741,7 +1695,7 @@
           <w:i w:val="0"/>
           <w:sz w:val="22"/>
         </w:rPr>
-        <w:t xml:space="preserve"> Голубки, я всё слышу. Тридцать лет в профессии: сначала аудитора любят, потом терпят, потом ненавидят. Если тебя ненавидят — значит, ты ещё работаешь.</w:t>
+        <w:t xml:space="preserve"> Кирилл, знаешь, что мне сегодня сказали в булочной? «Это вы из тех, кто всех сажает?»</w:t>
       </w:r>
     </w:p>
     <w:p>
@@ -1755,7 +1709,7 @@
           <w:i w:val="0"/>
           <w:sz w:val="22"/>
         </w:rPr>
-        <w:t xml:space="preserve">Вениамин: </w:t>
+        <w:t xml:space="preserve">Кирилл: </w:t>
       </w:r>
       <w:r>
         <w:rPr>
@@ -1764,7 +1718,7 @@
           <w:i w:val="0"/>
           <w:sz w:val="22"/>
         </w:rPr>
-        <w:t>А если любят?</w:t>
+        <w:t>И что ты ответила?</w:t>
       </w:r>
     </w:p>
     <w:p>
@@ -1778,7 +1732,7 @@
           <w:i w:val="0"/>
           <w:sz w:val="22"/>
         </w:rPr>
-        <w:t xml:space="preserve">Изольда: </w:t>
+        <w:t xml:space="preserve">Настя: </w:t>
       </w:r>
       <w:r>
         <w:rPr>
@@ -1787,7 +1741,7 @@
           <w:i w:val="0"/>
           <w:sz w:val="22"/>
         </w:rPr>
-        <w:t>Если любят, Вениамин Олегович, значит, тебя уже купили.</w:t>
+        <w:t>Что мы никого не сажаем. Мы считаем. Она не поняла разницы. И, честно говоря, я её понимаю.</w:t>
       </w:r>
     </w:p>
     <w:p>
@@ -1801,7 +1755,7 @@
           <w:i w:val="0"/>
           <w:sz w:val="22"/>
         </w:rPr>
-        <w:t xml:space="preserve">Настя: </w:t>
+        <w:t xml:space="preserve">Кирилл: </w:t>
       </w:r>
       <w:r>
         <w:rPr>
@@ -1810,7 +1764,7 @@
           <w:i w:val="0"/>
           <w:sz w:val="22"/>
         </w:rPr>
-        <w:t>Утешили, Изольда Тимофеевна.</w:t>
+        <w:t>Год назад нам аплодировали.</w:t>
       </w:r>
     </w:p>
     <w:p>
@@ -1824,7 +1778,7 @@
           <w:i w:val="0"/>
           <w:sz w:val="22"/>
         </w:rPr>
-        <w:t xml:space="preserve">Изольда: </w:t>
+        <w:t xml:space="preserve">Настя: </w:t>
       </w:r>
       <w:r>
         <w:rPr>
@@ -1833,421 +1787,21 @@
           <w:i w:val="0"/>
           <w:sz w:val="22"/>
         </w:rPr>
-        <w:t>Я не утешаю, деточка. Я констатирую.</w:t>
+        <w:t>Год назад мы нашли одного Пахомова. Теперь мы находим по три схемы в неделю, и люди думают, что мы их придумываем.</w:t>
       </w:r>
     </w:p>
     <w:p>
       <w:pPr>
-        <w:keepNext/>
-        <w:spacing w:before="320" w:after="140"/>
+        <w:spacing w:before="0" w:after="110" w:line="300" w:lineRule="auto"/>
       </w:pPr>
       <w:r>
         <w:rPr>
           <w:rFonts w:ascii="Times New Roman" w:hAnsi="Times New Roman" w:eastAsia="Malgun Gothic"/>
           <w:b/>
           <w:i w:val="0"/>
-          <w:color w:val="1F3864"/>
-          <w:sz w:val="26"/>
-        </w:rPr>
-        <w:t>장면 8 — 1주년 인터뷰 준비</w:t>
-      </w:r>
-    </w:p>
-    <w:p>
-      <w:pPr>
-        <w:spacing w:before="0" w:after="110" w:line="300" w:lineRule="auto"/>
-      </w:pPr>
-      <w:r>
-        <w:rPr>
-          <w:rFonts w:ascii="Times New Roman" w:hAnsi="Times New Roman" w:eastAsia="Malgun Gothic"/>
-          <w:b/>
-          <w:i w:val="0"/>
-          <w:sz w:val="22"/>
-        </w:rPr>
-        <w:t xml:space="preserve">Катя: </w:t>
-      </w:r>
-      <w:r>
-        <w:rPr>
-          <w:rFonts w:ascii="Times New Roman" w:hAnsi="Times New Roman" w:eastAsia="Malgun Gothic"/>
-          <w:b w:val="0"/>
-          <w:i w:val="0"/>
-          <w:sz w:val="22"/>
-        </w:rPr>
-        <w:t>Алексей Николаевич, интервью к годовщине — завтра. Лев Аркадьевич Рязанцев, лично. Он просил без согласования вопросов.</w:t>
-      </w:r>
-    </w:p>
-    <w:p>
-      <w:pPr>
-        <w:spacing w:before="0" w:after="110" w:line="300" w:lineRule="auto"/>
-      </w:pPr>
-      <w:r>
-        <w:rPr>
-          <w:rFonts w:ascii="Times New Roman" w:hAnsi="Times New Roman" w:eastAsia="Malgun Gothic"/>
-          <w:b/>
-          <w:i w:val="0"/>
-          <w:sz w:val="22"/>
-        </w:rPr>
-        <w:t xml:space="preserve">Лёша: </w:t>
-      </w:r>
-      <w:r>
-        <w:rPr>
-          <w:rFonts w:ascii="Times New Roman" w:hAnsi="Times New Roman" w:eastAsia="Malgun Gothic"/>
-          <w:b w:val="0"/>
-          <w:i w:val="0"/>
-          <w:sz w:val="22"/>
-        </w:rPr>
-        <w:t>Правильно просил.</w:t>
-      </w:r>
-    </w:p>
-    <w:p>
-      <w:pPr>
-        <w:spacing w:before="0" w:after="110" w:line="300" w:lineRule="auto"/>
-      </w:pPr>
-      <w:r>
-        <w:rPr>
-          <w:rFonts w:ascii="Times New Roman" w:hAnsi="Times New Roman" w:eastAsia="Malgun Gothic"/>
-          <w:b/>
-          <w:i w:val="0"/>
-          <w:sz w:val="22"/>
-        </w:rPr>
-        <w:t xml:space="preserve">Ирина: </w:t>
-      </w:r>
-      <w:r>
-        <w:rPr>
-          <w:rFonts w:ascii="Times New Roman" w:hAnsi="Times New Roman" w:eastAsia="Malgun Gothic"/>
-          <w:b w:val="0"/>
-          <w:i w:val="0"/>
-          <w:sz w:val="22"/>
-        </w:rPr>
-        <w:t>Он спросит про Геннадия. Про мёртвые души. Про двенадцатую статью. И, скорее всего, про Дарью.</w:t>
-      </w:r>
-    </w:p>
-    <w:p>
-      <w:pPr>
-        <w:spacing w:before="0" w:after="110" w:line="300" w:lineRule="auto"/>
-      </w:pPr>
-      <w:r>
-        <w:rPr>
-          <w:rFonts w:ascii="Times New Roman" w:hAnsi="Times New Roman" w:eastAsia="Malgun Gothic"/>
-          <w:b/>
-          <w:i w:val="0"/>
-          <w:sz w:val="22"/>
-        </w:rPr>
-        <w:t xml:space="preserve">Лёша: </w:t>
-      </w:r>
-      <w:r>
-        <w:rPr>
-          <w:rFonts w:ascii="Times New Roman" w:hAnsi="Times New Roman" w:eastAsia="Malgun Gothic"/>
-          <w:b w:val="0"/>
-          <w:i w:val="0"/>
-          <w:sz w:val="22"/>
-        </w:rPr>
-        <w:t>Пусть спрашивает. Я не буду готовить красивых ответов.</w:t>
-      </w:r>
-    </w:p>
-    <w:p>
-      <w:pPr>
-        <w:spacing w:before="0" w:after="110" w:line="300" w:lineRule="auto"/>
-      </w:pPr>
-      <w:r>
-        <w:rPr>
-          <w:rFonts w:ascii="Times New Roman" w:hAnsi="Times New Roman" w:eastAsia="Malgun Gothic"/>
-          <w:b/>
-          <w:i w:val="0"/>
-          <w:sz w:val="22"/>
-        </w:rPr>
-        <w:t xml:space="preserve">Катя: </w:t>
-      </w:r>
-      <w:r>
-        <w:rPr>
-          <w:rFonts w:ascii="Times New Roman" w:hAnsi="Times New Roman" w:eastAsia="Malgun Gothic"/>
-          <w:b w:val="0"/>
-          <w:i w:val="0"/>
-          <w:sz w:val="22"/>
-        </w:rPr>
-        <w:t>Хотя бы три цифры, которые вы помните наизусть?</w:t>
-      </w:r>
-    </w:p>
-    <w:p>
-      <w:pPr>
-        <w:spacing w:before="0" w:after="110" w:line="300" w:lineRule="auto"/>
-      </w:pPr>
-      <w:r>
-        <w:rPr>
-          <w:rFonts w:ascii="Times New Roman" w:hAnsi="Times New Roman" w:eastAsia="Malgun Gothic"/>
-          <w:b/>
-          <w:i w:val="0"/>
-          <w:sz w:val="22"/>
-        </w:rPr>
-        <w:t xml:space="preserve">Лёша: </w:t>
-      </w:r>
-      <w:r>
-        <w:rPr>
-          <w:rFonts w:ascii="Times New Roman" w:hAnsi="Times New Roman" w:eastAsia="Malgun Gothic"/>
-          <w:b w:val="0"/>
-          <w:i w:val="0"/>
-          <w:sz w:val="22"/>
-        </w:rPr>
-        <w:t>Шестьсот тысяч без работы. Одиннадцать тысяч мёртвых в списках. Одиннадцать миллиардов на переобучение. Достаточно?</w:t>
-      </w:r>
-    </w:p>
-    <w:p>
-      <w:pPr>
-        <w:spacing w:before="0" w:after="110" w:line="300" w:lineRule="auto"/>
-      </w:pPr>
-      <w:r>
-        <w:rPr>
-          <w:rFonts w:ascii="Times New Roman" w:hAnsi="Times New Roman" w:eastAsia="Malgun Gothic"/>
-          <w:b/>
-          <w:i w:val="0"/>
-          <w:sz w:val="22"/>
-        </w:rPr>
-        <w:t xml:space="preserve">Катя: </w:t>
-      </w:r>
-      <w:r>
-        <w:rPr>
-          <w:rFonts w:ascii="Times New Roman" w:hAnsi="Times New Roman" w:eastAsia="Malgun Gothic"/>
-          <w:b w:val="0"/>
-          <w:i w:val="0"/>
-          <w:sz w:val="22"/>
-        </w:rPr>
-        <w:t>Более чем. Только не говорите их в таком порядке.</w:t>
-      </w:r>
-    </w:p>
-    <w:p>
-      <w:pPr>
-        <w:keepNext/>
-        <w:spacing w:before="320" w:after="140"/>
-      </w:pPr>
-      <w:r>
-        <w:rPr>
-          <w:rFonts w:ascii="Times New Roman" w:hAnsi="Times New Roman" w:eastAsia="Malgun Gothic"/>
-          <w:b/>
-          <w:i w:val="0"/>
-          <w:color w:val="1F3864"/>
-          <w:sz w:val="26"/>
-        </w:rPr>
-        <w:t>장면 9 — 취임 1주년 인터뷰</w:t>
-      </w:r>
-    </w:p>
-    <w:p>
-      <w:pPr>
-        <w:spacing w:before="0" w:after="110" w:line="300" w:lineRule="auto"/>
-      </w:pPr>
-      <w:r>
-        <w:rPr>
-          <w:rFonts w:ascii="Times New Roman" w:hAnsi="Times New Roman" w:eastAsia="Malgun Gothic"/>
-          <w:b/>
-          <w:i w:val="0"/>
-          <w:sz w:val="22"/>
-        </w:rPr>
-        <w:t xml:space="preserve">Рязанцев: </w:t>
-      </w:r>
-      <w:r>
-        <w:rPr>
-          <w:rFonts w:ascii="Times New Roman" w:hAnsi="Times New Roman" w:eastAsia="Malgun Gothic"/>
-          <w:b w:val="0"/>
-          <w:i w:val="0"/>
-          <w:sz w:val="22"/>
-        </w:rPr>
-        <w:t>Алексей Николаевич, год назад вы обещали стране честность. Сегодня шестьсот тысяч человек потеряли работу из-за ваших законов. Это и есть цена честности?</w:t>
-      </w:r>
-    </w:p>
-    <w:p>
-      <w:pPr>
-        <w:spacing w:before="0" w:after="110" w:line="300" w:lineRule="auto"/>
-      </w:pPr>
-      <w:r>
-        <w:rPr>
-          <w:rFonts w:ascii="Times New Roman" w:hAnsi="Times New Roman" w:eastAsia="Malgun Gothic"/>
-          <w:b/>
-          <w:i w:val="0"/>
-          <w:sz w:val="22"/>
-        </w:rPr>
-        <w:t xml:space="preserve">Лёша: </w:t>
-      </w:r>
-      <w:r>
-        <w:rPr>
-          <w:rFonts w:ascii="Times New Roman" w:hAnsi="Times New Roman" w:eastAsia="Malgun Gothic"/>
-          <w:b w:val="0"/>
-          <w:i w:val="0"/>
-          <w:sz w:val="22"/>
-        </w:rPr>
-        <w:t>Это часть цены. И я не буду её уменьшать. Эти люди работали в тени не потому, что были преступниками, а потому, что другой работы им никто не предлагал. Мы закрыли тень — значит, мы обязаны открыть им свет. Указ об амнистии стажа подписан сегодня утром.</w:t>
-      </w:r>
-    </w:p>
-    <w:p>
-      <w:pPr>
-        <w:spacing w:before="0" w:after="110" w:line="300" w:lineRule="auto"/>
-      </w:pPr>
-      <w:r>
-        <w:rPr>
-          <w:rFonts w:ascii="Times New Roman" w:hAnsi="Times New Roman" w:eastAsia="Malgun Gothic"/>
-          <w:b/>
-          <w:i w:val="0"/>
-          <w:sz w:val="22"/>
-        </w:rPr>
-        <w:t xml:space="preserve">Рязанцев: </w:t>
-      </w:r>
-      <w:r>
-        <w:rPr>
-          <w:rFonts w:ascii="Times New Roman" w:hAnsi="Times New Roman" w:eastAsia="Malgun Gothic"/>
-          <w:b w:val="0"/>
-          <w:i w:val="0"/>
-          <w:sz w:val="22"/>
-        </w:rPr>
-        <w:t>Указ — это бумага. Люди устали от бумаг.</w:t>
-      </w:r>
-    </w:p>
-    <w:p>
-      <w:pPr>
-        <w:spacing w:before="0" w:after="110" w:line="300" w:lineRule="auto"/>
-      </w:pPr>
-      <w:r>
-        <w:rPr>
-          <w:rFonts w:ascii="Times New Roman" w:hAnsi="Times New Roman" w:eastAsia="Malgun Gothic"/>
-          <w:b/>
-          <w:i w:val="0"/>
-          <w:sz w:val="22"/>
-        </w:rPr>
-        <w:t xml:space="preserve">Лёша: </w:t>
-      </w:r>
-      <w:r>
-        <w:rPr>
-          <w:rFonts w:ascii="Times New Roman" w:hAnsi="Times New Roman" w:eastAsia="Malgun Gothic"/>
-          <w:b w:val="0"/>
-          <w:i w:val="0"/>
-          <w:sz w:val="22"/>
-        </w:rPr>
-        <w:t>Знаю. Я был у одного из них на кухне. Его жена сказала, что честность в холодильник не положишь. Она права. Моя задача — чтобы положить можно было.</w:t>
-      </w:r>
-    </w:p>
-    <w:p>
-      <w:pPr>
-        <w:spacing w:before="0" w:after="110" w:line="300" w:lineRule="auto"/>
-      </w:pPr>
-      <w:r>
-        <w:rPr>
-          <w:rFonts w:ascii="Times New Roman" w:hAnsi="Times New Roman" w:eastAsia="Malgun Gothic"/>
-          <w:b/>
-          <w:i w:val="0"/>
-          <w:sz w:val="22"/>
-        </w:rPr>
-        <w:t xml:space="preserve">Рязанцев: </w:t>
-      </w:r>
-      <w:r>
-        <w:rPr>
-          <w:rFonts w:ascii="Times New Roman" w:hAnsi="Times New Roman" w:eastAsia="Malgun Gothic"/>
-          <w:b w:val="0"/>
-          <w:i w:val="0"/>
-          <w:sz w:val="22"/>
-        </w:rPr>
-        <w:t>Ваша служба прозрачности находит по три схемы в неделю. Люди говорят: «При старой власти хоть не знали».</w:t>
-      </w:r>
-    </w:p>
-    <w:p>
-      <w:pPr>
-        <w:spacing w:before="0" w:after="110" w:line="300" w:lineRule="auto"/>
-      </w:pPr>
-      <w:r>
-        <w:rPr>
-          <w:rFonts w:ascii="Times New Roman" w:hAnsi="Times New Roman" w:eastAsia="Malgun Gothic"/>
-          <w:b/>
-          <w:i w:val="0"/>
-          <w:sz w:val="22"/>
-        </w:rPr>
-        <w:t xml:space="preserve">Лёша: </w:t>
-      </w:r>
-      <w:r>
-        <w:rPr>
-          <w:rFonts w:ascii="Times New Roman" w:hAnsi="Times New Roman" w:eastAsia="Malgun Gothic"/>
-          <w:b w:val="0"/>
-          <w:i w:val="0"/>
-          <w:sz w:val="22"/>
-        </w:rPr>
-        <w:t>При старой власти не знали — и платили. Теперь знают — и платят меньше. Разница есть, но её не видно в новостях.</w:t>
-      </w:r>
-    </w:p>
-    <w:p>
-      <w:pPr>
-        <w:spacing w:before="0" w:after="110" w:line="300" w:lineRule="auto"/>
-      </w:pPr>
-      <w:r>
-        <w:rPr>
-          <w:rFonts w:ascii="Times New Roman" w:hAnsi="Times New Roman" w:eastAsia="Malgun Gothic"/>
-          <w:b/>
-          <w:i w:val="0"/>
-          <w:sz w:val="22"/>
-        </w:rPr>
-        <w:t xml:space="preserve">Рязанцев: </w:t>
-      </w:r>
-      <w:r>
-        <w:rPr>
-          <w:rFonts w:ascii="Times New Roman" w:hAnsi="Times New Roman" w:eastAsia="Malgun Gothic"/>
-          <w:b w:val="0"/>
-          <w:i w:val="0"/>
-          <w:sz w:val="22"/>
-        </w:rPr>
-        <w:t>Вы сами сократили свой срок. Досрочные выборы — в единый день с региональными. Не считаете это наивностью?</w:t>
-      </w:r>
-    </w:p>
-    <w:p>
-      <w:pPr>
-        <w:spacing w:before="0" w:after="110" w:line="300" w:lineRule="auto"/>
-      </w:pPr>
-      <w:r>
-        <w:rPr>
-          <w:rFonts w:ascii="Times New Roman" w:hAnsi="Times New Roman" w:eastAsia="Malgun Gothic"/>
-          <w:b/>
-          <w:i w:val="0"/>
-          <w:sz w:val="22"/>
-        </w:rPr>
-        <w:t xml:space="preserve">Лёша: </w:t>
-      </w:r>
-      <w:r>
-        <w:rPr>
-          <w:rFonts w:ascii="Times New Roman" w:hAnsi="Times New Roman" w:eastAsia="Malgun Gothic"/>
-          <w:b w:val="0"/>
-          <w:i w:val="0"/>
-          <w:sz w:val="22"/>
-        </w:rPr>
-        <w:t>Считаю это правилом, которое я не имел права отменить для себя.</w:t>
-      </w:r>
-    </w:p>
-    <w:p>
-      <w:pPr>
-        <w:spacing w:before="0" w:after="110" w:line="300" w:lineRule="auto"/>
-      </w:pPr>
-      <w:r>
-        <w:rPr>
-          <w:rFonts w:ascii="Times New Roman" w:hAnsi="Times New Roman" w:eastAsia="Malgun Gothic"/>
-          <w:b/>
-          <w:i w:val="0"/>
-          <w:sz w:val="22"/>
-        </w:rPr>
-        <w:t xml:space="preserve">Рязанцев: </w:t>
-      </w:r>
-      <w:r>
-        <w:rPr>
-          <w:rFonts w:ascii="Times New Roman" w:hAnsi="Times New Roman" w:eastAsia="Malgun Gothic"/>
-          <w:b w:val="0"/>
-          <w:i w:val="0"/>
-          <w:sz w:val="22"/>
-        </w:rPr>
-        <w:t>Позвольте личный вопрос. Дарья работала у меня. Вы добились правды о ней. Стало ли вам легче управлять страной?</w:t>
-      </w:r>
-    </w:p>
-    <w:p>
-      <w:pPr>
-        <w:spacing w:before="0" w:after="110" w:line="300" w:lineRule="auto"/>
-      </w:pPr>
-      <w:r>
-        <w:rPr>
-          <w:rFonts w:ascii="Times New Roman" w:hAnsi="Times New Roman" w:eastAsia="Malgun Gothic"/>
-          <w:b/>
-          <w:i w:val="0"/>
-          <w:sz w:val="22"/>
-        </w:rPr>
-        <w:t xml:space="preserve">Лёша: </w:t>
+          <w:sz w:val="22"/>
+        </w:rPr>
+        <w:t xml:space="preserve">Изольда: </w:t>
       </w:r>
       <w:r>
         <w:rPr>
@@ -2257,7 +1811,7 @@
           <w:color w:val="555555"/>
           <w:sz w:val="22"/>
         </w:rPr>
-        <w:t>(пауза)</w:t>
+        <w:t>(из-за стеллажа)</w:t>
       </w:r>
       <w:r>
         <w:rPr>
@@ -2266,7 +1820,7 @@
           <w:i w:val="0"/>
           <w:sz w:val="22"/>
         </w:rPr>
-        <w:t xml:space="preserve"> Нет, Лев Аркадьевич. Стало легче смотреть в глаза её коллегам. Управлять — нет.</w:t>
+        <w:t xml:space="preserve"> Голубки, я всё слышу. Тридцать лет в профессии: сначала аудитора любят, потом терпят, потом ненавидят. Если тебя ненавидят — значит, ты ещё работаешь.</w:t>
       </w:r>
     </w:p>
     <w:p>
@@ -2280,7 +1834,7 @@
           <w:i w:val="0"/>
           <w:sz w:val="22"/>
         </w:rPr>
-        <w:t xml:space="preserve">Рязанцев: </w:t>
+        <w:t xml:space="preserve">Вениамин: </w:t>
       </w:r>
       <w:r>
         <w:rPr>
@@ -2289,7 +1843,7 @@
           <w:i w:val="0"/>
           <w:sz w:val="22"/>
         </w:rPr>
-        <w:t>Тогда последний. У Гоголя: «Русь, куда ж несёшься ты? дай ответ. Не даёт ответа». Вы можете дать ответ?</w:t>
+        <w:t>А если любят?</w:t>
       </w:r>
     </w:p>
     <w:p>
@@ -2303,7 +1857,7 @@
           <w:i w:val="0"/>
           <w:sz w:val="22"/>
         </w:rPr>
-        <w:t xml:space="preserve">Лёша: </w:t>
+        <w:t xml:space="preserve">Изольда: </w:t>
       </w:r>
       <w:r>
         <w:rPr>
@@ -2312,7 +1866,7 @@
           <w:i w:val="0"/>
           <w:sz w:val="22"/>
         </w:rPr>
-        <w:t>Не могу. И не хочу, чтобы кто-то один его давал. Двести лет у нас отвечал один человек. Пусть на этот раз ответят те, кто сидит в тройке, а не только ямщик.</w:t>
+        <w:t>Если любят, Вениамин Олегович, значит, тебя уже купили.</w:t>
       </w:r>
     </w:p>
     <w:p>
@@ -2326,8 +1880,45 @@
           <w:i w:val="0"/>
           <w:sz w:val="22"/>
         </w:rPr>
-        <w:t xml:space="preserve">Рязанцев: </w:t>
-      </w:r>
+        <w:t xml:space="preserve">Настя: </w:t>
+      </w:r>
+      <w:r>
+        <w:rPr>
+          <w:rFonts w:ascii="Times New Roman" w:hAnsi="Times New Roman" w:eastAsia="Malgun Gothic"/>
+          <w:b w:val="0"/>
+          <w:i w:val="0"/>
+          <w:sz w:val="22"/>
+        </w:rPr>
+        <w:t>Утешили, Изольда Тимофеевна.</w:t>
+      </w:r>
+    </w:p>
+    <w:p>
+      <w:pPr>
+        <w:spacing w:before="0" w:after="110" w:line="300" w:lineRule="auto"/>
+      </w:pPr>
+      <w:r>
+        <w:rPr>
+          <w:rFonts w:ascii="Times New Roman" w:hAnsi="Times New Roman" w:eastAsia="Malgun Gothic"/>
+          <w:b/>
+          <w:i w:val="0"/>
+          <w:sz w:val="22"/>
+        </w:rPr>
+        <w:t xml:space="preserve">Изольда: </w:t>
+      </w:r>
+      <w:r>
+        <w:rPr>
+          <w:rFonts w:ascii="Times New Roman" w:hAnsi="Times New Roman" w:eastAsia="Malgun Gothic"/>
+          <w:b w:val="0"/>
+          <w:i w:val="0"/>
+          <w:sz w:val="22"/>
+        </w:rPr>
+        <w:t>Я не утешаю, деточка. Я констатирую.</w:t>
+      </w:r>
+    </w:p>
+    <w:p>
+      <w:pPr>
+        <w:spacing w:before="0" w:after="110" w:line="300" w:lineRule="auto"/>
+      </w:pPr>
       <w:r>
         <w:rPr>
           <w:rFonts w:ascii="Times New Roman" w:hAnsi="Times New Roman" w:eastAsia="Malgun Gothic"/>
@@ -2336,16 +1927,7 @@
           <w:color w:val="555555"/>
           <w:sz w:val="22"/>
         </w:rPr>
-        <w:t>(после паузы, откладывая блокнот)</w:t>
-      </w:r>
-      <w:r>
-        <w:rPr>
-          <w:rFonts w:ascii="Times New Roman" w:hAnsi="Times New Roman" w:eastAsia="Malgun Gothic"/>
-          <w:b w:val="0"/>
-          <w:i w:val="0"/>
-          <w:sz w:val="22"/>
-        </w:rPr>
-        <w:t xml:space="preserve"> Дарья бы этот ответ напечатала.</w:t>
+        <w:t>(Изольда выходит из-за стеллажа, молча ставит перед Кириллом термос, отвинчивает крышку и наливает в неё суп)</w:t>
       </w:r>
     </w:p>
     <w:p>
@@ -2359,7 +1941,7 @@
           <w:i w:val="0"/>
           <w:sz w:val="22"/>
         </w:rPr>
-        <w:t xml:space="preserve">Лёша: </w:t>
+        <w:t xml:space="preserve">Кирилл: </w:t>
       </w:r>
       <w:r>
         <w:rPr>
@@ -2368,23 +1950,30 @@
           <w:i w:val="0"/>
           <w:sz w:val="22"/>
         </w:rPr>
-        <w:t>Дарья бы потребовала переписать его короче.</w:t>
+        <w:t>Изольда Тимофеевна, я не голоден.</w:t>
       </w:r>
     </w:p>
     <w:p>
       <w:pPr>
-        <w:keepNext/>
-        <w:spacing w:before="320" w:after="140"/>
+        <w:spacing w:before="0" w:after="110" w:line="300" w:lineRule="auto"/>
       </w:pPr>
       <w:r>
         <w:rPr>
           <w:rFonts w:ascii="Times New Roman" w:hAnsi="Times New Roman" w:eastAsia="Malgun Gothic"/>
           <w:b/>
           <w:i w:val="0"/>
-          <w:color w:val="1F3864"/>
-          <w:sz w:val="26"/>
-        </w:rPr>
-        <w:t>장면 10 — 어머니와의 통화</w:t>
+          <w:sz w:val="22"/>
+        </w:rPr>
+        <w:t xml:space="preserve">Изольда: </w:t>
+      </w:r>
+      <w:r>
+        <w:rPr>
+          <w:rFonts w:ascii="Times New Roman" w:hAnsi="Times New Roman" w:eastAsia="Malgun Gothic"/>
+          <w:b w:val="0"/>
+          <w:i w:val="0"/>
+          <w:sz w:val="22"/>
+        </w:rPr>
+        <w:t>Ешьте, Кирилл Андреевич. Остынет.</w:t>
       </w:r>
     </w:p>
     <w:p>
@@ -2398,7 +1987,7 @@
           <w:i w:val="0"/>
           <w:sz w:val="22"/>
         </w:rPr>
-        <w:t xml:space="preserve">Анна: </w:t>
+        <w:t xml:space="preserve">Настя: </w:t>
       </w:r>
       <w:r>
         <w:rPr>
@@ -2408,7 +1997,7 @@
           <w:color w:val="555555"/>
           <w:sz w:val="22"/>
         </w:rPr>
-        <w:t>(по телефону)</w:t>
+        <w:t>(тихо)</w:t>
       </w:r>
       <w:r>
         <w:rPr>
@@ -2417,7 +2006,7 @@
           <w:i w:val="0"/>
           <w:sz w:val="22"/>
         </w:rPr>
-        <w:t xml:space="preserve"> Лёша, я смотрела интервью.</w:t>
+        <w:t xml:space="preserve"> Он опять не обедал?</w:t>
       </w:r>
     </w:p>
     <w:p>
@@ -2431,7 +2020,7 @@
           <w:i w:val="0"/>
           <w:sz w:val="22"/>
         </w:rPr>
-        <w:t xml:space="preserve">Лёша: </w:t>
+        <w:t xml:space="preserve">Изольда: </w:t>
       </w:r>
       <w:r>
         <w:rPr>
@@ -2440,7 +2029,7 @@
           <w:i w:val="0"/>
           <w:sz w:val="22"/>
         </w:rPr>
-        <w:t>И как?</w:t>
+        <w:t>Он опять считал.</w:t>
       </w:r>
     </w:p>
     <w:p>
@@ -2454,76 +2043,7 @@
           <w:i w:val="0"/>
           <w:sz w:val="22"/>
         </w:rPr>
-        <w:t xml:space="preserve">Анна: </w:t>
-      </w:r>
-      <w:r>
-        <w:rPr>
-          <w:rFonts w:ascii="Times New Roman" w:hAnsi="Times New Roman" w:eastAsia="Malgun Gothic"/>
-          <w:b w:val="0"/>
-          <w:i w:val="0"/>
-          <w:sz w:val="22"/>
-        </w:rPr>
-        <w:t>Ты похудел. И говорил правду. Первое меня волнует больше.</w:t>
-      </w:r>
-    </w:p>
-    <w:p>
-      <w:pPr>
-        <w:spacing w:before="0" w:after="110" w:line="300" w:lineRule="auto"/>
-      </w:pPr>
-      <w:r>
-        <w:rPr>
-          <w:rFonts w:ascii="Times New Roman" w:hAnsi="Times New Roman" w:eastAsia="Malgun Gothic"/>
-          <w:b/>
-          <w:i w:val="0"/>
-          <w:sz w:val="22"/>
-        </w:rPr>
-        <w:t xml:space="preserve">Лёша: </w:t>
-      </w:r>
-      <w:r>
-        <w:rPr>
-          <w:rFonts w:ascii="Times New Roman" w:hAnsi="Times New Roman" w:eastAsia="Malgun Gothic"/>
-          <w:b w:val="0"/>
-          <w:i w:val="0"/>
-          <w:sz w:val="22"/>
-        </w:rPr>
-        <w:t>Мам…</w:t>
-      </w:r>
-    </w:p>
-    <w:p>
-      <w:pPr>
-        <w:spacing w:before="0" w:after="110" w:line="300" w:lineRule="auto"/>
-      </w:pPr>
-      <w:r>
-        <w:rPr>
-          <w:rFonts w:ascii="Times New Roman" w:hAnsi="Times New Roman" w:eastAsia="Malgun Gothic"/>
-          <w:b/>
-          <w:i w:val="0"/>
-          <w:sz w:val="22"/>
-        </w:rPr>
-        <w:t xml:space="preserve">Анна: </w:t>
-      </w:r>
-      <w:r>
-        <w:rPr>
-          <w:rFonts w:ascii="Times New Roman" w:hAnsi="Times New Roman" w:eastAsia="Malgun Gothic"/>
-          <w:b w:val="0"/>
-          <w:i w:val="0"/>
-          <w:sz w:val="22"/>
-        </w:rPr>
-        <w:t>Ты обещал мне ещё полгода назад: хоть одни выходные — просто сын, а не президент.</w:t>
-      </w:r>
-    </w:p>
-    <w:p>
-      <w:pPr>
-        <w:spacing w:before="0" w:after="110" w:line="300" w:lineRule="auto"/>
-      </w:pPr>
-      <w:r>
-        <w:rPr>
-          <w:rFonts w:ascii="Times New Roman" w:hAnsi="Times New Roman" w:eastAsia="Malgun Gothic"/>
-          <w:b/>
-          <w:i w:val="0"/>
-          <w:sz w:val="22"/>
-        </w:rPr>
-        <w:t xml:space="preserve">Лёша: </w:t>
+        <w:t xml:space="preserve">Кирилл: </w:t>
       </w:r>
       <w:r>
         <w:rPr>
@@ -2533,7 +2053,7 @@
           <w:color w:val="555555"/>
           <w:sz w:val="22"/>
         </w:rPr>
-        <w:t>(виновато)</w:t>
+        <w:t>(берёт крышку-кружку, после паузы)</w:t>
       </w:r>
       <w:r>
         <w:rPr>
@@ -2542,7 +2062,7 @@
           <w:i w:val="0"/>
           <w:sz w:val="22"/>
         </w:rPr>
-        <w:t xml:space="preserve"> Помню.</w:t>
+        <w:t xml:space="preserve"> Щи?</w:t>
       </w:r>
     </w:p>
     <w:p>
@@ -2556,7 +2076,7 @@
           <w:i w:val="0"/>
           <w:sz w:val="22"/>
         </w:rPr>
-        <w:t xml:space="preserve">Анна: </w:t>
+        <w:t xml:space="preserve">Изольда: </w:t>
       </w:r>
       <w:r>
         <w:rPr>
@@ -2565,7 +2085,7 @@
           <w:i w:val="0"/>
           <w:sz w:val="22"/>
         </w:rPr>
-        <w:t>В эту субботу. Я испеку пирог с капустой, как ты любил. Никаких папок.</w:t>
+        <w:t>Щи. Вениамин Олегович, вам тоже осталось.</w:t>
       </w:r>
     </w:p>
     <w:p>
@@ -2579,7 +2099,7 @@
           <w:i w:val="0"/>
           <w:sz w:val="22"/>
         </w:rPr>
-        <w:t xml:space="preserve">Лёша: </w:t>
+        <w:t xml:space="preserve">Вениамин: </w:t>
       </w:r>
       <w:r>
         <w:rPr>
@@ -2588,7 +2108,7 @@
           <w:i w:val="0"/>
           <w:sz w:val="22"/>
         </w:rPr>
-        <w:t>Обещаю. Никаких папок.</w:t>
+        <w:t>Благодарю, Изольда Тимофеевна. Я, как вы знаете, обедаю по расписанию.</w:t>
       </w:r>
     </w:p>
     <w:p>
@@ -2602,7 +2122,7 @@
           <w:i w:val="0"/>
           <w:sz w:val="22"/>
         </w:rPr>
-        <w:t xml:space="preserve">Анна: </w:t>
+        <w:t xml:space="preserve">Изольда: </w:t>
       </w:r>
       <w:r>
         <w:rPr>
@@ -2611,11 +2131,27 @@
           <w:i w:val="0"/>
           <w:sz w:val="22"/>
         </w:rPr>
-        <w:t>Ты и в прошлый раз обещал.</w:t>
+        <w:t>Знаю. Поэтому вам — остатки.</w:t>
       </w:r>
     </w:p>
     <w:p>
       <w:pPr>
+        <w:keepNext/>
+        <w:spacing w:before="320" w:after="140"/>
+      </w:pPr>
+      <w:r>
+        <w:rPr>
+          <w:rFonts w:ascii="Times New Roman" w:hAnsi="Times New Roman" w:eastAsia="Malgun Gothic"/>
+          <w:b/>
+          <w:i w:val="0"/>
+          <w:color w:val="1F3864"/>
+          <w:sz w:val="26"/>
+        </w:rPr>
+        <w:t>장면 8 — 1주년 인터뷰 준비</w:t>
+      </w:r>
+    </w:p>
+    <w:p>
+      <w:pPr>
         <w:spacing w:before="0" w:after="110" w:line="300" w:lineRule="auto"/>
       </w:pPr>
       <w:r>
@@ -2625,6 +2161,29 @@
           <w:i w:val="0"/>
           <w:sz w:val="22"/>
         </w:rPr>
+        <w:t xml:space="preserve">Катя: </w:t>
+      </w:r>
+      <w:r>
+        <w:rPr>
+          <w:rFonts w:ascii="Times New Roman" w:hAnsi="Times New Roman" w:eastAsia="Malgun Gothic"/>
+          <w:b w:val="0"/>
+          <w:i w:val="0"/>
+          <w:sz w:val="22"/>
+        </w:rPr>
+        <w:t>Алексей Николаевич, интервью к годовщине — завтра. Лев Аркадьевич Рязанцев, лично. Он просил без согласования вопросов.</w:t>
+      </w:r>
+    </w:p>
+    <w:p>
+      <w:pPr>
+        <w:spacing w:before="0" w:after="110" w:line="300" w:lineRule="auto"/>
+      </w:pPr>
+      <w:r>
+        <w:rPr>
+          <w:rFonts w:ascii="Times New Roman" w:hAnsi="Times New Roman" w:eastAsia="Malgun Gothic"/>
+          <w:b/>
+          <w:i w:val="0"/>
+          <w:sz w:val="22"/>
+        </w:rPr>
         <w:t xml:space="preserve">Лёша: </w:t>
       </w:r>
       <w:r>
@@ -2634,7 +2193,802 @@
           <w:i w:val="0"/>
           <w:sz w:val="22"/>
         </w:rPr>
+        <w:t>Правильно просил.</w:t>
+      </w:r>
+    </w:p>
+    <w:p>
+      <w:pPr>
+        <w:spacing w:before="0" w:after="110" w:line="300" w:lineRule="auto"/>
+      </w:pPr>
+      <w:r>
+        <w:rPr>
+          <w:rFonts w:ascii="Times New Roman" w:hAnsi="Times New Roman" w:eastAsia="Malgun Gothic"/>
+          <w:b/>
+          <w:i w:val="0"/>
+          <w:sz w:val="22"/>
+        </w:rPr>
+        <w:t xml:space="preserve">Ирина: </w:t>
+      </w:r>
+      <w:r>
+        <w:rPr>
+          <w:rFonts w:ascii="Times New Roman" w:hAnsi="Times New Roman" w:eastAsia="Malgun Gothic"/>
+          <w:b w:val="0"/>
+          <w:i w:val="0"/>
+          <w:sz w:val="22"/>
+        </w:rPr>
+        <w:t>Он спросит про Геннадия. Про мёртвые души. Про двенадцатую статью. И, скорее всего, про Дарью.</w:t>
+      </w:r>
+    </w:p>
+    <w:p>
+      <w:pPr>
+        <w:spacing w:before="0" w:after="110" w:line="300" w:lineRule="auto"/>
+      </w:pPr>
+      <w:r>
+        <w:rPr>
+          <w:rFonts w:ascii="Times New Roman" w:hAnsi="Times New Roman" w:eastAsia="Malgun Gothic"/>
+          <w:b/>
+          <w:i w:val="0"/>
+          <w:sz w:val="22"/>
+        </w:rPr>
+        <w:t xml:space="preserve">Лёша: </w:t>
+      </w:r>
+      <w:r>
+        <w:rPr>
+          <w:rFonts w:ascii="Times New Roman" w:hAnsi="Times New Roman" w:eastAsia="Malgun Gothic"/>
+          <w:b w:val="0"/>
+          <w:i w:val="0"/>
+          <w:sz w:val="22"/>
+        </w:rPr>
+        <w:t>Пусть спрашивает. Я не буду готовить красивых ответов.</w:t>
+      </w:r>
+    </w:p>
+    <w:p>
+      <w:pPr>
+        <w:spacing w:before="0" w:after="110" w:line="300" w:lineRule="auto"/>
+      </w:pPr>
+      <w:r>
+        <w:rPr>
+          <w:rFonts w:ascii="Times New Roman" w:hAnsi="Times New Roman" w:eastAsia="Malgun Gothic"/>
+          <w:b/>
+          <w:i w:val="0"/>
+          <w:sz w:val="22"/>
+        </w:rPr>
+        <w:t xml:space="preserve">Катя: </w:t>
+      </w:r>
+      <w:r>
+        <w:rPr>
+          <w:rFonts w:ascii="Times New Roman" w:hAnsi="Times New Roman" w:eastAsia="Malgun Gothic"/>
+          <w:b w:val="0"/>
+          <w:i w:val="0"/>
+          <w:sz w:val="22"/>
+        </w:rPr>
+        <w:t>Хотя бы три цифры, которые вы помните наизусть?</w:t>
+      </w:r>
+    </w:p>
+    <w:p>
+      <w:pPr>
+        <w:spacing w:before="0" w:after="110" w:line="300" w:lineRule="auto"/>
+      </w:pPr>
+      <w:r>
+        <w:rPr>
+          <w:rFonts w:ascii="Times New Roman" w:hAnsi="Times New Roman" w:eastAsia="Malgun Gothic"/>
+          <w:b/>
+          <w:i w:val="0"/>
+          <w:sz w:val="22"/>
+        </w:rPr>
+        <w:t xml:space="preserve">Лёша: </w:t>
+      </w:r>
+      <w:r>
+        <w:rPr>
+          <w:rFonts w:ascii="Times New Roman" w:hAnsi="Times New Roman" w:eastAsia="Malgun Gothic"/>
+          <w:b w:val="0"/>
+          <w:i w:val="0"/>
+          <w:sz w:val="22"/>
+        </w:rPr>
+        <w:t>Шестьсот тысяч без работы. Одиннадцать тысяч мёртвых в списках. Одиннадцать миллиардов на переобучение. Достаточно?</w:t>
+      </w:r>
+    </w:p>
+    <w:p>
+      <w:pPr>
+        <w:spacing w:before="0" w:after="110" w:line="300" w:lineRule="auto"/>
+      </w:pPr>
+      <w:r>
+        <w:rPr>
+          <w:rFonts w:ascii="Times New Roman" w:hAnsi="Times New Roman" w:eastAsia="Malgun Gothic"/>
+          <w:b/>
+          <w:i w:val="0"/>
+          <w:sz w:val="22"/>
+        </w:rPr>
+        <w:t xml:space="preserve">Катя: </w:t>
+      </w:r>
+      <w:r>
+        <w:rPr>
+          <w:rFonts w:ascii="Times New Roman" w:hAnsi="Times New Roman" w:eastAsia="Malgun Gothic"/>
+          <w:b w:val="0"/>
+          <w:i w:val="0"/>
+          <w:sz w:val="22"/>
+        </w:rPr>
+        <w:t>Более чем. Только не говорите их в таком порядке.</w:t>
+      </w:r>
+    </w:p>
+    <w:p>
+      <w:pPr>
+        <w:keepNext/>
+        <w:spacing w:before="320" w:after="140"/>
+      </w:pPr>
+      <w:r>
+        <w:rPr>
+          <w:rFonts w:ascii="Times New Roman" w:hAnsi="Times New Roman" w:eastAsia="Malgun Gothic"/>
+          <w:b/>
+          <w:i w:val="0"/>
+          <w:color w:val="1F3864"/>
+          <w:sz w:val="26"/>
+        </w:rPr>
+        <w:t>장면 9 — 취임 1주년 인터뷰</w:t>
+      </w:r>
+    </w:p>
+    <w:p>
+      <w:pPr>
+        <w:spacing w:before="0" w:after="110" w:line="300" w:lineRule="auto"/>
+      </w:pPr>
+      <w:r>
+        <w:rPr>
+          <w:rFonts w:ascii="Times New Roman" w:hAnsi="Times New Roman" w:eastAsia="Malgun Gothic"/>
+          <w:b/>
+          <w:i w:val="0"/>
+          <w:sz w:val="22"/>
+        </w:rPr>
+        <w:t xml:space="preserve">Рязанцев: </w:t>
+      </w:r>
+      <w:r>
+        <w:rPr>
+          <w:rFonts w:ascii="Times New Roman" w:hAnsi="Times New Roman" w:eastAsia="Malgun Gothic"/>
+          <w:b w:val="0"/>
+          <w:i w:val="0"/>
+          <w:sz w:val="22"/>
+        </w:rPr>
+        <w:t>Алексей Николаевич, год назад вы обещали стране честность. Сегодня шестьсот тысяч человек потеряли работу из-за ваших законов. Это и есть цена честности?</w:t>
+      </w:r>
+    </w:p>
+    <w:p>
+      <w:pPr>
+        <w:spacing w:before="0" w:after="110" w:line="300" w:lineRule="auto"/>
+      </w:pPr>
+      <w:r>
+        <w:rPr>
+          <w:rFonts w:ascii="Times New Roman" w:hAnsi="Times New Roman" w:eastAsia="Malgun Gothic"/>
+          <w:b/>
+          <w:i w:val="0"/>
+          <w:sz w:val="22"/>
+        </w:rPr>
+        <w:t xml:space="preserve">Лёша: </w:t>
+      </w:r>
+      <w:r>
+        <w:rPr>
+          <w:rFonts w:ascii="Times New Roman" w:hAnsi="Times New Roman" w:eastAsia="Malgun Gothic"/>
+          <w:b w:val="0"/>
+          <w:i w:val="0"/>
+          <w:sz w:val="22"/>
+        </w:rPr>
+        <w:t>Это часть цены. И я не буду её уменьшать. Эти люди работали в тени не потому, что были преступниками, а потому, что другой работы им никто не предлагал. Мы закрыли тень — значит, мы обязаны открыть им свет. Указ об амнистии стажа подписан сегодня утром.</w:t>
+      </w:r>
+    </w:p>
+    <w:p>
+      <w:pPr>
+        <w:spacing w:before="0" w:after="110" w:line="300" w:lineRule="auto"/>
+      </w:pPr>
+      <w:r>
+        <w:rPr>
+          <w:rFonts w:ascii="Times New Roman" w:hAnsi="Times New Roman" w:eastAsia="Malgun Gothic"/>
+          <w:b/>
+          <w:i w:val="0"/>
+          <w:sz w:val="22"/>
+        </w:rPr>
+        <w:t xml:space="preserve">Рязанцев: </w:t>
+      </w:r>
+      <w:r>
+        <w:rPr>
+          <w:rFonts w:ascii="Times New Roman" w:hAnsi="Times New Roman" w:eastAsia="Malgun Gothic"/>
+          <w:b w:val="0"/>
+          <w:i w:val="0"/>
+          <w:sz w:val="22"/>
+        </w:rPr>
+        <w:t>Указ — это бумага. Люди устали от бумаг.</w:t>
+      </w:r>
+    </w:p>
+    <w:p>
+      <w:pPr>
+        <w:spacing w:before="0" w:after="110" w:line="300" w:lineRule="auto"/>
+      </w:pPr>
+      <w:r>
+        <w:rPr>
+          <w:rFonts w:ascii="Times New Roman" w:hAnsi="Times New Roman" w:eastAsia="Malgun Gothic"/>
+          <w:b/>
+          <w:i w:val="0"/>
+          <w:sz w:val="22"/>
+        </w:rPr>
+        <w:t xml:space="preserve">Лёша: </w:t>
+      </w:r>
+      <w:r>
+        <w:rPr>
+          <w:rFonts w:ascii="Times New Roman" w:hAnsi="Times New Roman" w:eastAsia="Malgun Gothic"/>
+          <w:b w:val="0"/>
+          <w:i w:val="0"/>
+          <w:sz w:val="22"/>
+        </w:rPr>
+        <w:t>Знаю. Я был у одного из них на кухне. Его жена сказала, что честность в холодильник не положишь. Она права. Моя задача — чтобы положить можно было.</w:t>
+      </w:r>
+    </w:p>
+    <w:p>
+      <w:pPr>
+        <w:spacing w:before="0" w:after="110" w:line="300" w:lineRule="auto"/>
+      </w:pPr>
+      <w:r>
+        <w:rPr>
+          <w:rFonts w:ascii="Times New Roman" w:hAnsi="Times New Roman" w:eastAsia="Malgun Gothic"/>
+          <w:b/>
+          <w:i w:val="0"/>
+          <w:sz w:val="22"/>
+        </w:rPr>
+        <w:t xml:space="preserve">Рязанцев: </w:t>
+      </w:r>
+      <w:r>
+        <w:rPr>
+          <w:rFonts w:ascii="Times New Roman" w:hAnsi="Times New Roman" w:eastAsia="Malgun Gothic"/>
+          <w:b w:val="0"/>
+          <w:i w:val="0"/>
+          <w:sz w:val="22"/>
+        </w:rPr>
+        <w:t>Ваша служба прозрачности находит по три схемы в неделю. Люди говорят: «При старой власти хоть не знали».</w:t>
+      </w:r>
+    </w:p>
+    <w:p>
+      <w:pPr>
+        <w:spacing w:before="0" w:after="110" w:line="300" w:lineRule="auto"/>
+      </w:pPr>
+      <w:r>
+        <w:rPr>
+          <w:rFonts w:ascii="Times New Roman" w:hAnsi="Times New Roman" w:eastAsia="Malgun Gothic"/>
+          <w:b/>
+          <w:i w:val="0"/>
+          <w:sz w:val="22"/>
+        </w:rPr>
+        <w:t xml:space="preserve">Лёша: </w:t>
+      </w:r>
+      <w:r>
+        <w:rPr>
+          <w:rFonts w:ascii="Times New Roman" w:hAnsi="Times New Roman" w:eastAsia="Malgun Gothic"/>
+          <w:b w:val="0"/>
+          <w:i w:val="0"/>
+          <w:sz w:val="22"/>
+        </w:rPr>
+        <w:t>При старой власти не знали — и платили. Теперь знают — и платят меньше. Разница есть, но её не видно в новостях.</w:t>
+      </w:r>
+    </w:p>
+    <w:p>
+      <w:pPr>
+        <w:spacing w:before="0" w:after="110" w:line="300" w:lineRule="auto"/>
+      </w:pPr>
+      <w:r>
+        <w:rPr>
+          <w:rFonts w:ascii="Times New Roman" w:hAnsi="Times New Roman" w:eastAsia="Malgun Gothic"/>
+          <w:b/>
+          <w:i w:val="0"/>
+          <w:sz w:val="22"/>
+        </w:rPr>
+        <w:t xml:space="preserve">Рязанцев: </w:t>
+      </w:r>
+      <w:r>
+        <w:rPr>
+          <w:rFonts w:ascii="Times New Roman" w:hAnsi="Times New Roman" w:eastAsia="Malgun Gothic"/>
+          <w:b w:val="0"/>
+          <w:i w:val="0"/>
+          <w:sz w:val="22"/>
+        </w:rPr>
+        <w:t>Вы сами сократили свой срок. Досрочные выборы — в единый день с региональными. Не считаете это наивностью?</w:t>
+      </w:r>
+    </w:p>
+    <w:p>
+      <w:pPr>
+        <w:spacing w:before="0" w:after="110" w:line="300" w:lineRule="auto"/>
+      </w:pPr>
+      <w:r>
+        <w:rPr>
+          <w:rFonts w:ascii="Times New Roman" w:hAnsi="Times New Roman" w:eastAsia="Malgun Gothic"/>
+          <w:b/>
+          <w:i w:val="0"/>
+          <w:sz w:val="22"/>
+        </w:rPr>
+        <w:t xml:space="preserve">Лёша: </w:t>
+      </w:r>
+      <w:r>
+        <w:rPr>
+          <w:rFonts w:ascii="Times New Roman" w:hAnsi="Times New Roman" w:eastAsia="Malgun Gothic"/>
+          <w:b w:val="0"/>
+          <w:i w:val="0"/>
+          <w:sz w:val="22"/>
+        </w:rPr>
+        <w:t>Считаю это правилом, которое я не имел права отменить для себя.</w:t>
+      </w:r>
+    </w:p>
+    <w:p>
+      <w:pPr>
+        <w:spacing w:before="0" w:after="110" w:line="300" w:lineRule="auto"/>
+      </w:pPr>
+      <w:r>
+        <w:rPr>
+          <w:rFonts w:ascii="Times New Roman" w:hAnsi="Times New Roman" w:eastAsia="Malgun Gothic"/>
+          <w:b/>
+          <w:i w:val="0"/>
+          <w:sz w:val="22"/>
+        </w:rPr>
+        <w:t xml:space="preserve">Рязанцев: </w:t>
+      </w:r>
+      <w:r>
+        <w:rPr>
+          <w:rFonts w:ascii="Times New Roman" w:hAnsi="Times New Roman" w:eastAsia="Malgun Gothic"/>
+          <w:b w:val="0"/>
+          <w:i w:val="0"/>
+          <w:sz w:val="22"/>
+        </w:rPr>
+        <w:t>Позвольте личный вопрос. Дарья работала у меня. Вы добились правды о ней. Стало ли вам легче управлять страной?</w:t>
+      </w:r>
+    </w:p>
+    <w:p>
+      <w:pPr>
+        <w:spacing w:before="0" w:after="110" w:line="300" w:lineRule="auto"/>
+      </w:pPr>
+      <w:r>
+        <w:rPr>
+          <w:rFonts w:ascii="Times New Roman" w:hAnsi="Times New Roman" w:eastAsia="Malgun Gothic"/>
+          <w:b/>
+          <w:i w:val="0"/>
+          <w:sz w:val="22"/>
+        </w:rPr>
+        <w:t xml:space="preserve">Лёша: </w:t>
+      </w:r>
+      <w:r>
+        <w:rPr>
+          <w:rFonts w:ascii="Times New Roman" w:hAnsi="Times New Roman" w:eastAsia="Malgun Gothic"/>
+          <w:b w:val="0"/>
+          <w:i/>
+          <w:color w:val="555555"/>
+          <w:sz w:val="22"/>
+        </w:rPr>
+        <w:t>(пауза)</w:t>
+      </w:r>
+      <w:r>
+        <w:rPr>
+          <w:rFonts w:ascii="Times New Roman" w:hAnsi="Times New Roman" w:eastAsia="Malgun Gothic"/>
+          <w:b w:val="0"/>
+          <w:i w:val="0"/>
+          <w:sz w:val="22"/>
+        </w:rPr>
+        <w:t xml:space="preserve"> Нет, Лев Аркадьевич. Стало легче смотреть в глаза её коллегам. Управлять — нет.</w:t>
+      </w:r>
+    </w:p>
+    <w:p>
+      <w:pPr>
+        <w:spacing w:before="0" w:after="110" w:line="300" w:lineRule="auto"/>
+      </w:pPr>
+      <w:r>
+        <w:rPr>
+          <w:rFonts w:ascii="Times New Roman" w:hAnsi="Times New Roman" w:eastAsia="Malgun Gothic"/>
+          <w:b/>
+          <w:i w:val="0"/>
+          <w:sz w:val="22"/>
+        </w:rPr>
+        <w:t xml:space="preserve">Рязанцев: </w:t>
+      </w:r>
+      <w:r>
+        <w:rPr>
+          <w:rFonts w:ascii="Times New Roman" w:hAnsi="Times New Roman" w:eastAsia="Malgun Gothic"/>
+          <w:b w:val="0"/>
+          <w:i w:val="0"/>
+          <w:sz w:val="22"/>
+        </w:rPr>
+        <w:t>Тогда последний. У Гоголя: «Русь, куда ж несёшься ты? дай ответ. Не даёт ответа». Вы можете дать ответ?</w:t>
+      </w:r>
+    </w:p>
+    <w:p>
+      <w:pPr>
+        <w:spacing w:before="0" w:after="110" w:line="300" w:lineRule="auto"/>
+      </w:pPr>
+      <w:r>
+        <w:rPr>
+          <w:rFonts w:ascii="Times New Roman" w:hAnsi="Times New Roman" w:eastAsia="Malgun Gothic"/>
+          <w:b/>
+          <w:i w:val="0"/>
+          <w:sz w:val="22"/>
+        </w:rPr>
+        <w:t xml:space="preserve">Лёша: </w:t>
+      </w:r>
+      <w:r>
+        <w:rPr>
+          <w:rFonts w:ascii="Times New Roman" w:hAnsi="Times New Roman" w:eastAsia="Malgun Gothic"/>
+          <w:b w:val="0"/>
+          <w:i w:val="0"/>
+          <w:sz w:val="22"/>
+        </w:rPr>
+        <w:t>Не могу. И не хочу, чтобы кто-то один его давал. Двести лет у нас отвечал один человек. Пусть на этот раз ответят те, кто сидит в тройке, а не только ямщик.</w:t>
+      </w:r>
+    </w:p>
+    <w:p>
+      <w:pPr>
+        <w:spacing w:before="0" w:after="110" w:line="300" w:lineRule="auto"/>
+      </w:pPr>
+      <w:r>
+        <w:rPr>
+          <w:rFonts w:ascii="Times New Roman" w:hAnsi="Times New Roman" w:eastAsia="Malgun Gothic"/>
+          <w:b/>
+          <w:i w:val="0"/>
+          <w:sz w:val="22"/>
+        </w:rPr>
+        <w:t xml:space="preserve">Рязанцев: </w:t>
+      </w:r>
+      <w:r>
+        <w:rPr>
+          <w:rFonts w:ascii="Times New Roman" w:hAnsi="Times New Roman" w:eastAsia="Malgun Gothic"/>
+          <w:b w:val="0"/>
+          <w:i/>
+          <w:color w:val="555555"/>
+          <w:sz w:val="22"/>
+        </w:rPr>
+        <w:t>(после паузы, откладывая блокнот)</w:t>
+      </w:r>
+      <w:r>
+        <w:rPr>
+          <w:rFonts w:ascii="Times New Roman" w:hAnsi="Times New Roman" w:eastAsia="Malgun Gothic"/>
+          <w:b w:val="0"/>
+          <w:i w:val="0"/>
+          <w:sz w:val="22"/>
+        </w:rPr>
+        <w:t xml:space="preserve"> Дарья бы этот ответ напечатала.</w:t>
+      </w:r>
+    </w:p>
+    <w:p>
+      <w:pPr>
+        <w:spacing w:before="0" w:after="110" w:line="300" w:lineRule="auto"/>
+      </w:pPr>
+      <w:r>
+        <w:rPr>
+          <w:rFonts w:ascii="Times New Roman" w:hAnsi="Times New Roman" w:eastAsia="Malgun Gothic"/>
+          <w:b/>
+          <w:i w:val="0"/>
+          <w:sz w:val="22"/>
+        </w:rPr>
+        <w:t xml:space="preserve">Лёша: </w:t>
+      </w:r>
+      <w:r>
+        <w:rPr>
+          <w:rFonts w:ascii="Times New Roman" w:hAnsi="Times New Roman" w:eastAsia="Malgun Gothic"/>
+          <w:b w:val="0"/>
+          <w:i w:val="0"/>
+          <w:sz w:val="22"/>
+        </w:rPr>
+        <w:t>Дарья бы потребовала переписать его короче.</w:t>
+      </w:r>
+    </w:p>
+    <w:p>
+      <w:pPr>
+        <w:keepNext/>
+        <w:spacing w:before="320" w:after="140"/>
+      </w:pPr>
+      <w:r>
+        <w:rPr>
+          <w:rFonts w:ascii="Times New Roman" w:hAnsi="Times New Roman" w:eastAsia="Malgun Gothic"/>
+          <w:b/>
+          <w:i w:val="0"/>
+          <w:color w:val="1F3864"/>
+          <w:sz w:val="26"/>
+        </w:rPr>
+        <w:t>장면 10 — 어머니와의 통화</w:t>
+      </w:r>
+    </w:p>
+    <w:p>
+      <w:pPr>
+        <w:spacing w:before="0" w:after="110" w:line="300" w:lineRule="auto"/>
+      </w:pPr>
+      <w:r>
+        <w:rPr>
+          <w:rFonts w:ascii="Times New Roman" w:hAnsi="Times New Roman" w:eastAsia="Malgun Gothic"/>
+          <w:b/>
+          <w:i w:val="0"/>
+          <w:sz w:val="22"/>
+        </w:rPr>
+        <w:t xml:space="preserve">Анна: </w:t>
+      </w:r>
+      <w:r>
+        <w:rPr>
+          <w:rFonts w:ascii="Times New Roman" w:hAnsi="Times New Roman" w:eastAsia="Malgun Gothic"/>
+          <w:b w:val="0"/>
+          <w:i/>
+          <w:color w:val="555555"/>
+          <w:sz w:val="22"/>
+        </w:rPr>
+        <w:t>(по телефону)</w:t>
+      </w:r>
+      <w:r>
+        <w:rPr>
+          <w:rFonts w:ascii="Times New Roman" w:hAnsi="Times New Roman" w:eastAsia="Malgun Gothic"/>
+          <w:b w:val="0"/>
+          <w:i w:val="0"/>
+          <w:sz w:val="22"/>
+        </w:rPr>
+        <w:t xml:space="preserve"> Лёша, я смотрела интервью.</w:t>
+      </w:r>
+    </w:p>
+    <w:p>
+      <w:pPr>
+        <w:spacing w:before="0" w:after="110" w:line="300" w:lineRule="auto"/>
+      </w:pPr>
+      <w:r>
+        <w:rPr>
+          <w:rFonts w:ascii="Times New Roman" w:hAnsi="Times New Roman" w:eastAsia="Malgun Gothic"/>
+          <w:b/>
+          <w:i w:val="0"/>
+          <w:sz w:val="22"/>
+        </w:rPr>
+        <w:t xml:space="preserve">Лёша: </w:t>
+      </w:r>
+      <w:r>
+        <w:rPr>
+          <w:rFonts w:ascii="Times New Roman" w:hAnsi="Times New Roman" w:eastAsia="Malgun Gothic"/>
+          <w:b w:val="0"/>
+          <w:i w:val="0"/>
+          <w:sz w:val="22"/>
+        </w:rPr>
+        <w:t>И как?</w:t>
+      </w:r>
+    </w:p>
+    <w:p>
+      <w:pPr>
+        <w:spacing w:before="0" w:after="110" w:line="300" w:lineRule="auto"/>
+      </w:pPr>
+      <w:r>
+        <w:rPr>
+          <w:rFonts w:ascii="Times New Roman" w:hAnsi="Times New Roman" w:eastAsia="Malgun Gothic"/>
+          <w:b/>
+          <w:i w:val="0"/>
+          <w:sz w:val="22"/>
+        </w:rPr>
+        <w:t xml:space="preserve">Анна: </w:t>
+      </w:r>
+      <w:r>
+        <w:rPr>
+          <w:rFonts w:ascii="Times New Roman" w:hAnsi="Times New Roman" w:eastAsia="Malgun Gothic"/>
+          <w:b w:val="0"/>
+          <w:i w:val="0"/>
+          <w:sz w:val="22"/>
+        </w:rPr>
+        <w:t>Ты похудел. И говорил правду. Первое меня волнует больше.</w:t>
+      </w:r>
+    </w:p>
+    <w:p>
+      <w:pPr>
+        <w:spacing w:before="0" w:after="110" w:line="300" w:lineRule="auto"/>
+      </w:pPr>
+      <w:r>
+        <w:rPr>
+          <w:rFonts w:ascii="Times New Roman" w:hAnsi="Times New Roman" w:eastAsia="Malgun Gothic"/>
+          <w:b/>
+          <w:i w:val="0"/>
+          <w:sz w:val="22"/>
+        </w:rPr>
+        <w:t xml:space="preserve">Лёша: </w:t>
+      </w:r>
+      <w:r>
+        <w:rPr>
+          <w:rFonts w:ascii="Times New Roman" w:hAnsi="Times New Roman" w:eastAsia="Malgun Gothic"/>
+          <w:b w:val="0"/>
+          <w:i w:val="0"/>
+          <w:sz w:val="22"/>
+        </w:rPr>
+        <w:t>Мам…</w:t>
+      </w:r>
+    </w:p>
+    <w:p>
+      <w:pPr>
+        <w:spacing w:before="0" w:after="110" w:line="300" w:lineRule="auto"/>
+      </w:pPr>
+      <w:r>
+        <w:rPr>
+          <w:rFonts w:ascii="Times New Roman" w:hAnsi="Times New Roman" w:eastAsia="Malgun Gothic"/>
+          <w:b/>
+          <w:i w:val="0"/>
+          <w:sz w:val="22"/>
+        </w:rPr>
+        <w:t xml:space="preserve">Анна: </w:t>
+      </w:r>
+      <w:r>
+        <w:rPr>
+          <w:rFonts w:ascii="Times New Roman" w:hAnsi="Times New Roman" w:eastAsia="Malgun Gothic"/>
+          <w:b w:val="0"/>
+          <w:i w:val="0"/>
+          <w:sz w:val="22"/>
+        </w:rPr>
+        <w:t>Ты обещал мне ещё полгода назад: хоть одни выходные — просто сын, а не президент.</w:t>
+      </w:r>
+    </w:p>
+    <w:p>
+      <w:pPr>
+        <w:spacing w:before="0" w:after="110" w:line="300" w:lineRule="auto"/>
+      </w:pPr>
+      <w:r>
+        <w:rPr>
+          <w:rFonts w:ascii="Times New Roman" w:hAnsi="Times New Roman" w:eastAsia="Malgun Gothic"/>
+          <w:b/>
+          <w:i w:val="0"/>
+          <w:sz w:val="22"/>
+        </w:rPr>
+        <w:t xml:space="preserve">Лёша: </w:t>
+      </w:r>
+      <w:r>
+        <w:rPr>
+          <w:rFonts w:ascii="Times New Roman" w:hAnsi="Times New Roman" w:eastAsia="Malgun Gothic"/>
+          <w:b w:val="0"/>
+          <w:i/>
+          <w:color w:val="555555"/>
+          <w:sz w:val="22"/>
+        </w:rPr>
+        <w:t>(виновато)</w:t>
+      </w:r>
+      <w:r>
+        <w:rPr>
+          <w:rFonts w:ascii="Times New Roman" w:hAnsi="Times New Roman" w:eastAsia="Malgun Gothic"/>
+          <w:b w:val="0"/>
+          <w:i w:val="0"/>
+          <w:sz w:val="22"/>
+        </w:rPr>
+        <w:t xml:space="preserve"> Помню.</w:t>
+      </w:r>
+    </w:p>
+    <w:p>
+      <w:pPr>
+        <w:spacing w:before="0" w:after="110" w:line="300" w:lineRule="auto"/>
+      </w:pPr>
+      <w:r>
+        <w:rPr>
+          <w:rFonts w:ascii="Times New Roman" w:hAnsi="Times New Roman" w:eastAsia="Malgun Gothic"/>
+          <w:b/>
+          <w:i w:val="0"/>
+          <w:sz w:val="22"/>
+        </w:rPr>
+        <w:t xml:space="preserve">Анна: </w:t>
+      </w:r>
+      <w:r>
+        <w:rPr>
+          <w:rFonts w:ascii="Times New Roman" w:hAnsi="Times New Roman" w:eastAsia="Malgun Gothic"/>
+          <w:b w:val="0"/>
+          <w:i w:val="0"/>
+          <w:sz w:val="22"/>
+        </w:rPr>
+        <w:t>В эту субботу. Я испеку пирог с капустой, как ты любил. Никаких папок.</w:t>
+      </w:r>
+    </w:p>
+    <w:p>
+      <w:pPr>
+        <w:spacing w:before="0" w:after="110" w:line="300" w:lineRule="auto"/>
+      </w:pPr>
+      <w:r>
+        <w:rPr>
+          <w:rFonts w:ascii="Times New Roman" w:hAnsi="Times New Roman" w:eastAsia="Malgun Gothic"/>
+          <w:b/>
+          <w:i w:val="0"/>
+          <w:sz w:val="22"/>
+        </w:rPr>
+        <w:t xml:space="preserve">Лёша: </w:t>
+      </w:r>
+      <w:r>
+        <w:rPr>
+          <w:rFonts w:ascii="Times New Roman" w:hAnsi="Times New Roman" w:eastAsia="Malgun Gothic"/>
+          <w:b w:val="0"/>
+          <w:i w:val="0"/>
+          <w:sz w:val="22"/>
+        </w:rPr>
+        <w:t>Обещаю. Никаких папок.</w:t>
+      </w:r>
+    </w:p>
+    <w:p>
+      <w:pPr>
+        <w:spacing w:before="0" w:after="110" w:line="300" w:lineRule="auto"/>
+      </w:pPr>
+      <w:r>
+        <w:rPr>
+          <w:rFonts w:ascii="Times New Roman" w:hAnsi="Times New Roman" w:eastAsia="Malgun Gothic"/>
+          <w:b/>
+          <w:i w:val="0"/>
+          <w:sz w:val="22"/>
+        </w:rPr>
+        <w:t xml:space="preserve">Анна: </w:t>
+      </w:r>
+      <w:r>
+        <w:rPr>
+          <w:rFonts w:ascii="Times New Roman" w:hAnsi="Times New Roman" w:eastAsia="Malgun Gothic"/>
+          <w:b w:val="0"/>
+          <w:i w:val="0"/>
+          <w:sz w:val="22"/>
+        </w:rPr>
+        <w:t>Ты и в прошлый раз обещал.</w:t>
+      </w:r>
+    </w:p>
+    <w:p>
+      <w:pPr>
+        <w:spacing w:before="0" w:after="110" w:line="300" w:lineRule="auto"/>
+      </w:pPr>
+      <w:r>
+        <w:rPr>
+          <w:rFonts w:ascii="Times New Roman" w:hAnsi="Times New Roman" w:eastAsia="Malgun Gothic"/>
+          <w:b/>
+          <w:i w:val="0"/>
+          <w:sz w:val="22"/>
+        </w:rPr>
+        <w:t xml:space="preserve">Лёша: </w:t>
+      </w:r>
+      <w:r>
+        <w:rPr>
+          <w:rFonts w:ascii="Times New Roman" w:hAnsi="Times New Roman" w:eastAsia="Malgun Gothic"/>
+          <w:b w:val="0"/>
+          <w:i w:val="0"/>
+          <w:sz w:val="22"/>
+        </w:rPr>
         <w:t>В этот раз Катя будет свидетелем.</w:t>
+      </w:r>
+    </w:p>
+    <w:p>
+      <w:pPr>
+        <w:spacing w:before="0" w:after="110" w:line="300" w:lineRule="auto"/>
+      </w:pPr>
+      <w:r>
+        <w:rPr>
+          <w:rFonts w:ascii="Times New Roman" w:hAnsi="Times New Roman" w:eastAsia="Malgun Gothic"/>
+          <w:b/>
+          <w:i w:val="0"/>
+          <w:sz w:val="22"/>
+        </w:rPr>
+        <w:t xml:space="preserve">Анна: </w:t>
+      </w:r>
+      <w:r>
+        <w:rPr>
+          <w:rFonts w:ascii="Times New Roman" w:hAnsi="Times New Roman" w:eastAsia="Malgun Gothic"/>
+          <w:b w:val="0"/>
+          <w:i w:val="0"/>
+          <w:sz w:val="22"/>
+        </w:rPr>
+        <w:t>Катя — свидетель ненадёжный. Она тебе сама папки и принесёт.</w:t>
+      </w:r>
+    </w:p>
+    <w:p>
+      <w:pPr>
+        <w:spacing w:before="0" w:after="110" w:line="300" w:lineRule="auto"/>
+      </w:pPr>
+      <w:r>
+        <w:rPr>
+          <w:rFonts w:ascii="Times New Roman" w:hAnsi="Times New Roman" w:eastAsia="Malgun Gothic"/>
+          <w:b/>
+          <w:i w:val="0"/>
+          <w:sz w:val="22"/>
+        </w:rPr>
+        <w:t xml:space="preserve">Лёша: </w:t>
+      </w:r>
+      <w:r>
+        <w:rPr>
+          <w:rFonts w:ascii="Times New Roman" w:hAnsi="Times New Roman" w:eastAsia="Malgun Gothic"/>
+          <w:b w:val="0"/>
+          <w:i/>
+          <w:color w:val="555555"/>
+          <w:sz w:val="22"/>
+        </w:rPr>
+        <w:t>(смеётся)</w:t>
+      </w:r>
+      <w:r>
+        <w:rPr>
+          <w:rFonts w:ascii="Times New Roman" w:hAnsi="Times New Roman" w:eastAsia="Malgun Gothic"/>
+          <w:b w:val="0"/>
+          <w:i w:val="0"/>
+          <w:sz w:val="22"/>
+        </w:rPr>
+        <w:t xml:space="preserve"> Тогда свидетелем будете вы, мам. Против вас Катя не пойдёт.</w:t>
       </w:r>
     </w:p>
     <w:p>

--- a/러시아 인권변호사/5부/5부_11화_개혁의_피로.docx
+++ b/러시아 인권변호사/5부/5부_11화_개혁의_피로.docx
@@ -3060,7 +3060,7 @@
           <w:i w:val="0"/>
           <w:sz w:val="22"/>
         </w:rPr>
-        <w:t>Думаю про Геннадия. Знаете, у Чехова в «Крыжовнике» Иван Иваныч говорит: «Надо, чтобы за дверью каждого довольного, счастливого человека стоял кто-нибудь с молоточком и постоянно напоминал бы стуком, что есть несчастные».</w:t>
+        <w:t>Думаю про Геннадия. Есть пословица: «Сытый голодного не разумеет». Я всю жизнь думал, что это про других.</w:t>
       </w:r>
     </w:p>
     <w:p>
@@ -3083,7 +3083,7 @@
           <w:i w:val="0"/>
           <w:sz w:val="22"/>
         </w:rPr>
-        <w:t>Вы всю жизнь были этим человеком с молоточком. У двери Литвинова, у двери Крылова.</w:t>
+        <w:t>Вы всю жизнь были на стороне голодных. У двери Литвинова, у двери Крылова.</w:t>
       </w:r>
     </w:p>
     <w:p>
@@ -3106,7 +3106,7 @@
           <w:i w:val="0"/>
           <w:sz w:val="22"/>
         </w:rPr>
-        <w:t>А теперь стучат в мою дверь. И я не могу сказать, что они не правы.</w:t>
+        <w:t>А теперь сытый — я. И стучат в мою дверь. И я не могу сказать, что они не правы.</w:t>
       </w:r>
     </w:p>
     <w:p>
@@ -3129,7 +3129,7 @@
           <w:i w:val="0"/>
           <w:sz w:val="22"/>
         </w:rPr>
-        <w:t>Значит, вы ещё не стали тем, кто за дверью. Те не слышат стука.</w:t>
+        <w:t>Значит, вы ещё не совсем сытый. Сытые не слышат стука.</w:t>
       </w:r>
     </w:p>
     <w:p>
@@ -3481,7 +3481,7 @@
           <w:i w:val="0"/>
           <w:sz w:val="22"/>
         </w:rPr>
-        <w:t>Чехов, «Крыжовник» (Иван Иваныч): «Надо, чтобы за дверью каждого довольного, счастливого человека стоял кто-нибудь с молоточком и постоянно напоминал бы стуком, что есть несчастные»</w:t>
+        <w:t>Русская пословица: «Сытый голодного не разумеет»</w:t>
       </w:r>
       <w:r>
         <w:rPr>
@@ -3490,7 +3490,7 @@
           <w:i w:val="0"/>
           <w:sz w:val="22"/>
         </w:rPr>
-        <w:t xml:space="preserve"> — 행복한 사람의 문 뒤에서 불행한 이들이 있음을 두드려 알리는 '망치 든 사람'. 그림자 경제에서 일자리를 잃은 게나디를 만나고 온 밤, 료샤가 이제 자신의 문을 두드리는 사람들을 떠올리며 인용하고, 이리나는 "익숙해지면 내가 더 세게 두드리겠다"고 약속한다(장면 11).</w:t>
+        <w:t xml:space="preserve"> — 배부른 사람은 배고픈 사람을 이해하지 못한다는 속담. 그림자 경제에서 일자리를 잃은 게나디를 만나고 온 밤, 료샤가 이제 자신의 문을 두드리는 사람들을 떠올리며 "평생 남의 이야기인 줄 알았다"고 고백하고, 이리나는 "배부른 사람은 두드리는 소리를 듣지 못한다"며 "익숙해지면 말해 달라, 더 세게 두드리겠다"고 약속한다(장면 11).</w:t>
       </w:r>
     </w:p>
     <w:p>

--- a/러시아 인권변호사/5부/5부_11화_개혁의_피로.docx
+++ b/러시아 인권변호사/5부/5부_11화_개혁의_피로.docx
@@ -2988,7 +2988,7 @@
           <w:i w:val="0"/>
           <w:sz w:val="22"/>
         </w:rPr>
-        <w:t xml:space="preserve"> Тогда свидетелем будете вы, мам. Против вас Катя не пойдёт.</w:t>
+        <w:t xml:space="preserve"> Тогда свидетелем будешь ты, мам. Против тебя Катя не пойдёт.</w:t>
       </w:r>
     </w:p>
     <w:p>

--- a/러시아 인권변호사/5부/5부_11화_개혁의_피로.docx
+++ b/러시아 인권변호사/5부/5부_11화_개혁의_피로.docx
@@ -3490,7 +3490,7 @@
           <w:i w:val="0"/>
           <w:sz w:val="22"/>
         </w:rPr>
-        <w:t xml:space="preserve"> — 배부른 사람은 배고픈 사람을 이해하지 못한다는 속담. 그림자 경제에서 일자리를 잃은 게나디를 만나고 온 밤, 료샤가 이제 자신의 문을 두드리는 사람들을 떠올리며 "평생 남의 이야기인 줄 알았다"고 고백하고, 이리나는 "배부른 사람은 두드리는 소리를 듣지 못한다"며 "익숙해지면 말해 달라, 더 세게 두드리겠다"고 약속한다(장면 11).</w:t>
+        <w:t xml:space="preserve"> — 한국어 해설: 배부른 사람은 배고픈 사람을 이해하지 못한다는 속담. 그림자 경제에서 일자리를 잃은 게나디를 만나고 온 밤, 료샤가 이제 자신의 문을 두드리는 사람들을 떠올리며 "평생 남의 이야기인 줄 알았다"고 고백하고, 이리나는 "배부른 사람은 두드리는 소리를 듣지 못한다"며 "익숙해지면 말해 달라, 더 세게 두드리겠다"고 약속한다(장면 11).</w:t>
       </w:r>
     </w:p>
     <w:p>
@@ -3513,7 +3513,7 @@
           <w:i w:val="0"/>
           <w:sz w:val="22"/>
         </w:rPr>
-        <w:t xml:space="preserve"> — 1권 끝 '트로이카' 대목. 취임 1주년 인터뷰에서 랴잔체프가 마지막 질문으로 던지고, 료샤는 한 사람(마부)이 아니라 트로이카에 탄 사람들이 답해야 한다고 받는다(장면 9). 같은 작품의 '죽은 혼'은 장면 4에서 선거인 명부에 남은 사망자를 가리키는 말로도 쓰인다.</w:t>
+        <w:t xml:space="preserve"> — 한국어 해설: 1권 끝 '트로이카' 대목. 취임 1주년 인터뷰에서 랴잔체프가 마지막 질문으로 던지고, 료샤는 한 사람(마부)이 아니라 트로이카에 탄 사람들이 답해야 한다고 받는다(장면 9). 같은 작품의 '죽은 혼'은 장면 4에서 선거인 명부에 남은 사망자를 가리키는 말로도 쓰인다.</w:t>
       </w:r>
     </w:p>
     <w:p>

--- a/러시아 인권변호사/5부/5부_11화_개혁의_피로.docx
+++ b/러시아 인권변호사/5부/5부_11화_개혁의_피로.docx
@@ -36,7 +36,7 @@
           <w:i w:val="0"/>
           <w:sz w:val="22"/>
         </w:rPr>
-        <w:t>알렉세이 “료샤” 오를로프(대통령) / 이리나 마르첸코(대통령 법률 자문) / 카탸 리시나(대통령 행정실장) / 아나톨리 그레벤시코프(정무 참모) / 경제학자 옐레나 톰스카야(4부 캠프 자문, 재등장) / 키릴 안드레예비치 스미르노프(국가재정투명성청장) / 아나스타시야(나스탸) 드미트리예브나(국가재정투명성청 공동 책임자) / 이졸다 티모페예브나 소콜로바(수석 감사역) / 베니아민 올레고비치 스트레시네프(포렌식 회계사) / 마리나 빅토로브나 젤레즈냐크(국가재정투명성청 지역 담당, 화상) / 게나디 로고진(신규, 그림자 운송업에서 일자리를 잃은 트럭 운전사) / 게나디의 아내 류바(신규) / 레프 아르카디예비치 랴잔체프(다리야의 옛 편집장, 취임 1주년 인터뷰 진행) / 아르툠 이고레비치 코발추크(신규, 지방의회 출신 젊은 포퓰리스트, TV 화면) / 안나 오를로바(료샤의 어머니, 전화)</w:t>
+        <w:t>알렉세이 “료샤” 오를로프(대통령) / 이리나 마르첸코(대통령 법률 자문) / 카탸 리시나(대통령 행정실장) / 아나톨리 그레벤시코프(정무 참모) / 경제학자 옐레나 톰스카야(4부 캠프 자문, 재등장) / 키릴 안드레예비치 스미르노프(국가재정투명성청장) / 아나스타시야(나스탸) 드미트리예브나(국가재정투명성청 공동 책임자) / 이졸다 티모페예브나 소콜로바(수석 감사역) / 베니아민 올레고비치 스트레시네프(포렌식 회계사) / 마리나 빅토로브나 젤레즈냐크(국가재정투명성청 지역 담당, 화상) / 게나디 로고진(신규, 그림자 운송업에서 일자리를 잃은 트럭 운전사) / 게나디의 아내 류바(신규) / 레프 아르카디예비치 랴잔체프(다리야의 옛 편집장, 취임 1주년 인터뷰 진행) / 아르툠 이고레비치 코발추크(신규, 지방의회 출신 젊은 포퓰리스트, TV 화면) / 안나 오를로바(료샤의 어머니, 전화) / 경호팀장 막심 이고레비치 볼딘 / 운전기사 라밀 타기로비치(신규) / 휴게소 카페 점원(단역)</w:t>
       </w:r>
     </w:p>
     <w:p>
@@ -879,206 +879,13 @@
           <w:color w:val="1F3864"/>
           <w:sz w:val="26"/>
         </w:rPr>
-        <w:t>장면 4 — 투명성청, 선거 조작의 징후</w:t>
+        <w:t>장면 4 — 고속도로 휴게소, 라디오와 피로시키</w:t>
       </w:r>
     </w:p>
     <w:p>
       <w:pPr>
         <w:spacing w:before="0" w:after="110" w:line="300" w:lineRule="auto"/>
       </w:pPr>
-      <w:r>
-        <w:rPr>
-          <w:rFonts w:ascii="Times New Roman" w:hAnsi="Times New Roman" w:eastAsia="Malgun Gothic"/>
-          <w:b/>
-          <w:i w:val="0"/>
-          <w:sz w:val="22"/>
-        </w:rPr>
-        <w:t xml:space="preserve">Вениамин: </w:t>
-      </w:r>
-      <w:r>
-        <w:rPr>
-          <w:rFonts w:ascii="Times New Roman" w:hAnsi="Times New Roman" w:eastAsia="Malgun Gothic"/>
-          <w:b w:val="0"/>
-          <w:i w:val="0"/>
-          <w:sz w:val="22"/>
-        </w:rPr>
-        <w:t>Кирилл Андреевич, Анастасия Дмитриевна. Региональные выборы через полгода. Я прогнал списки избирателей по трём областям через базу загсов.</w:t>
-      </w:r>
-    </w:p>
-    <w:p>
-      <w:pPr>
-        <w:spacing w:before="0" w:after="110" w:line="300" w:lineRule="auto"/>
-      </w:pPr>
-      <w:r>
-        <w:rPr>
-          <w:rFonts w:ascii="Times New Roman" w:hAnsi="Times New Roman" w:eastAsia="Malgun Gothic"/>
-          <w:b/>
-          <w:i w:val="0"/>
-          <w:sz w:val="22"/>
-        </w:rPr>
-        <w:t xml:space="preserve">Кирилл: </w:t>
-      </w:r>
-      <w:r>
-        <w:rPr>
-          <w:rFonts w:ascii="Times New Roman" w:hAnsi="Times New Roman" w:eastAsia="Malgun Gothic"/>
-          <w:b w:val="0"/>
-          <w:i w:val="0"/>
-          <w:sz w:val="22"/>
-        </w:rPr>
-        <w:t>И?</w:t>
-      </w:r>
-    </w:p>
-    <w:p>
-      <w:pPr>
-        <w:spacing w:before="0" w:after="110" w:line="300" w:lineRule="auto"/>
-      </w:pPr>
-      <w:r>
-        <w:rPr>
-          <w:rFonts w:ascii="Times New Roman" w:hAnsi="Times New Roman" w:eastAsia="Malgun Gothic"/>
-          <w:b/>
-          <w:i w:val="0"/>
-          <w:sz w:val="22"/>
-        </w:rPr>
-        <w:t xml:space="preserve">Вениамин: </w:t>
-      </w:r>
-      <w:r>
-        <w:rPr>
-          <w:rFonts w:ascii="Times New Roman" w:hAnsi="Times New Roman" w:eastAsia="Malgun Gothic"/>
-          <w:b w:val="0"/>
-          <w:i w:val="0"/>
-          <w:sz w:val="22"/>
-        </w:rPr>
-        <w:t>Одиннадцать тысяч избирателей, которые умерли за последние пять лет, до сих пор числятся в списках. В одном районе их даже прибавилось.</w:t>
-      </w:r>
-    </w:p>
-    <w:p>
-      <w:pPr>
-        <w:spacing w:before="0" w:after="110" w:line="300" w:lineRule="auto"/>
-      </w:pPr>
-      <w:r>
-        <w:rPr>
-          <w:rFonts w:ascii="Times New Roman" w:hAnsi="Times New Roman" w:eastAsia="Malgun Gothic"/>
-          <w:b/>
-          <w:i w:val="0"/>
-          <w:sz w:val="22"/>
-        </w:rPr>
-        <w:t xml:space="preserve">Изольда: </w:t>
-      </w:r>
-      <w:r>
-        <w:rPr>
-          <w:rFonts w:ascii="Times New Roman" w:hAnsi="Times New Roman" w:eastAsia="Malgun Gothic"/>
-          <w:b w:val="0"/>
-          <w:i w:val="0"/>
-          <w:sz w:val="22"/>
-        </w:rPr>
-        <w:t>Мёртвые души. Гоголь бы порадовался, Чичиков — тем более.</w:t>
-      </w:r>
-    </w:p>
-    <w:p>
-      <w:pPr>
-        <w:spacing w:before="0" w:after="110" w:line="300" w:lineRule="auto"/>
-      </w:pPr>
-      <w:r>
-        <w:rPr>
-          <w:rFonts w:ascii="Times New Roman" w:hAnsi="Times New Roman" w:eastAsia="Malgun Gothic"/>
-          <w:b/>
-          <w:i w:val="0"/>
-          <w:sz w:val="22"/>
-        </w:rPr>
-        <w:t xml:space="preserve">Настя: </w:t>
-      </w:r>
-      <w:r>
-        <w:rPr>
-          <w:rFonts w:ascii="Times New Roman" w:hAnsi="Times New Roman" w:eastAsia="Malgun Gothic"/>
-          <w:b w:val="0"/>
-          <w:i w:val="0"/>
-          <w:sz w:val="22"/>
-        </w:rPr>
-        <w:t>Это может быть обычная неряшливость.</w:t>
-      </w:r>
-    </w:p>
-    <w:p>
-      <w:pPr>
-        <w:spacing w:before="0" w:after="110" w:line="300" w:lineRule="auto"/>
-      </w:pPr>
-      <w:r>
-        <w:rPr>
-          <w:rFonts w:ascii="Times New Roman" w:hAnsi="Times New Roman" w:eastAsia="Malgun Gothic"/>
-          <w:b/>
-          <w:i w:val="0"/>
-          <w:sz w:val="22"/>
-        </w:rPr>
-        <w:t xml:space="preserve">Вениамин: </w:t>
-      </w:r>
-      <w:r>
-        <w:rPr>
-          <w:rFonts w:ascii="Times New Roman" w:hAnsi="Times New Roman" w:eastAsia="Malgun Gothic"/>
-          <w:b w:val="0"/>
-          <w:i w:val="0"/>
-          <w:sz w:val="22"/>
-        </w:rPr>
-        <w:t>Может. Но в тех же трёх областях из резервных фондов администраций ушло около двух миллиардов на «информационное сопровождение». Получатели — фирмы, зарегистрированные в прошлом месяце.</w:t>
-      </w:r>
-    </w:p>
-    <w:p>
-      <w:pPr>
-        <w:spacing w:before="0" w:after="110" w:line="300" w:lineRule="auto"/>
-      </w:pPr>
-      <w:r>
-        <w:rPr>
-          <w:rFonts w:ascii="Times New Roman" w:hAnsi="Times New Roman" w:eastAsia="Malgun Gothic"/>
-          <w:b/>
-          <w:i w:val="0"/>
-          <w:sz w:val="22"/>
-        </w:rPr>
-        <w:t xml:space="preserve">Кирилл: </w:t>
-      </w:r>
-      <w:r>
-        <w:rPr>
-          <w:rFonts w:ascii="Times New Roman" w:hAnsi="Times New Roman" w:eastAsia="Malgun Gothic"/>
-          <w:b w:val="0"/>
-          <w:i w:val="0"/>
-          <w:sz w:val="22"/>
-        </w:rPr>
-        <w:t>Неряшливость так не выглядит. Так выглядит подготовка.</w:t>
-      </w:r>
-    </w:p>
-    <w:p>
-      <w:pPr>
-        <w:spacing w:before="0" w:after="110" w:line="300" w:lineRule="auto"/>
-      </w:pPr>
-      <w:r>
-        <w:rPr>
-          <w:rFonts w:ascii="Times New Roman" w:hAnsi="Times New Roman" w:eastAsia="Malgun Gothic"/>
-          <w:b/>
-          <w:i w:val="0"/>
-          <w:sz w:val="22"/>
-        </w:rPr>
-        <w:t xml:space="preserve">Изольда: </w:t>
-      </w:r>
-      <w:r>
-        <w:rPr>
-          <w:rFonts w:ascii="Times New Roman" w:hAnsi="Times New Roman" w:eastAsia="Malgun Gothic"/>
-          <w:b w:val="0"/>
-          <w:i w:val="0"/>
-          <w:sz w:val="22"/>
-        </w:rPr>
-        <w:t>Тридцать лет в профессии, дети: когда мёртвые встают в списки, а живые деньги уходят в новые фирмы, это не совпадение. Это смета.</w:t>
-      </w:r>
-    </w:p>
-    <w:p>
-      <w:pPr>
-        <w:spacing w:before="0" w:after="110" w:line="300" w:lineRule="auto"/>
-      </w:pPr>
-      <w:r>
-        <w:rPr>
-          <w:rFonts w:ascii="Times New Roman" w:hAnsi="Times New Roman" w:eastAsia="Malgun Gothic"/>
-          <w:b/>
-          <w:i w:val="0"/>
-          <w:sz w:val="22"/>
-        </w:rPr>
-        <w:t xml:space="preserve">Железняк: </w:t>
-      </w:r>
       <w:r>
         <w:rPr>
           <w:rFonts w:ascii="Times New Roman" w:hAnsi="Times New Roman" w:eastAsia="Malgun Gothic"/>
@@ -1087,16 +894,7 @@
           <w:color w:val="555555"/>
           <w:sz w:val="22"/>
         </w:rPr>
-        <w:t>(по видеосвязи из Онеги)</w:t>
-      </w:r>
-      <w:r>
-        <w:rPr>
-          <w:rFonts w:ascii="Times New Roman" w:hAnsi="Times New Roman" w:eastAsia="Malgun Gothic"/>
-          <w:b w:val="0"/>
-          <w:i w:val="0"/>
-          <w:sz w:val="22"/>
-        </w:rPr>
-        <w:t xml:space="preserve"> Могу добавить. В Онеге те же люди, что работали у Тарасова, собирают «группы поддержки» по деревням. Платят наличными. Бывший начальник его охраны — среди организаторов.</w:t>
+        <w:t>(Та же машина, час спустя. Трасса, сумерки. Томская отключилась; Гребенщиков дремлет, прислонившись к окну. Впереди, рядом с водителем, — Болдин.)</w:t>
       </w:r>
     </w:p>
     <w:p>
@@ -1110,7 +908,7 @@
           <w:i w:val="0"/>
           <w:sz w:val="22"/>
         </w:rPr>
-        <w:t xml:space="preserve">Настя: </w:t>
+        <w:t xml:space="preserve">Водитель: </w:t>
       </w:r>
       <w:r>
         <w:rPr>
@@ -1119,23 +917,30 @@
           <w:i w:val="0"/>
           <w:sz w:val="22"/>
         </w:rPr>
-        <w:t>Значит, старая сеть не исчезла. Она просто ждёт выборов.</w:t>
+        <w:t>Алексей Николаевич, радио можно включить? А то тишина такая — сам засну.</w:t>
       </w:r>
     </w:p>
     <w:p>
       <w:pPr>
-        <w:keepNext/>
-        <w:spacing w:before="320" w:after="140"/>
+        <w:spacing w:before="0" w:after="110" w:line="300" w:lineRule="auto"/>
       </w:pPr>
       <w:r>
         <w:rPr>
           <w:rFonts w:ascii="Times New Roman" w:hAnsi="Times New Roman" w:eastAsia="Malgun Gothic"/>
           <w:b/>
           <w:i w:val="0"/>
-          <w:color w:val="1F3864"/>
-          <w:sz w:val="26"/>
-        </w:rPr>
-        <w:t>장면 5 — 료샤에게 보고, 공개할 것인가</w:t>
+          <w:sz w:val="22"/>
+        </w:rPr>
+        <w:t xml:space="preserve">Лёша: </w:t>
+      </w:r>
+      <w:r>
+        <w:rPr>
+          <w:rFonts w:ascii="Times New Roman" w:hAnsi="Times New Roman" w:eastAsia="Malgun Gothic"/>
+          <w:b w:val="0"/>
+          <w:i w:val="0"/>
+          <w:sz w:val="22"/>
+        </w:rPr>
+        <w:t>Конечно, Рамиль Тагирович. Только не новости. На сегодня новостей хватит.</w:t>
       </w:r>
     </w:p>
     <w:p>
@@ -1149,7 +954,7 @@
           <w:i w:val="0"/>
           <w:sz w:val="22"/>
         </w:rPr>
-        <w:t xml:space="preserve">Кирилл: </w:t>
+        <w:t xml:space="preserve">Водитель: </w:t>
       </w:r>
       <w:r>
         <w:rPr>
@@ -1158,113 +963,7 @@
           <w:i w:val="0"/>
           <w:sz w:val="22"/>
         </w:rPr>
-        <w:t>Алексей Николаевич, у нас признаки подготовки фальсификаций в трёх областях. Мёртвые души в списках, деньги в новых фирмах, наличные агитаторы.</w:t>
-      </w:r>
-    </w:p>
-    <w:p>
-      <w:pPr>
-        <w:spacing w:before="0" w:after="110" w:line="300" w:lineRule="auto"/>
-      </w:pPr>
-      <w:r>
-        <w:rPr>
-          <w:rFonts w:ascii="Times New Roman" w:hAnsi="Times New Roman" w:eastAsia="Malgun Gothic"/>
-          <w:b/>
-          <w:i w:val="0"/>
-          <w:sz w:val="22"/>
-        </w:rPr>
-        <w:t xml:space="preserve">Лёша: </w:t>
-      </w:r>
-      <w:r>
-        <w:rPr>
-          <w:rFonts w:ascii="Times New Roman" w:hAnsi="Times New Roman" w:eastAsia="Malgun Gothic"/>
-          <w:b w:val="0"/>
-          <w:i w:val="0"/>
-          <w:sz w:val="22"/>
-        </w:rPr>
-        <w:t>Конечно есть. Всегда есть.</w:t>
-      </w:r>
-    </w:p>
-    <w:p>
-      <w:pPr>
-        <w:spacing w:before="0" w:after="110" w:line="300" w:lineRule="auto"/>
-      </w:pPr>
-      <w:r>
-        <w:rPr>
-          <w:rFonts w:ascii="Times New Roman" w:hAnsi="Times New Roman" w:eastAsia="Malgun Gothic"/>
-          <w:b/>
-          <w:i w:val="0"/>
-          <w:sz w:val="22"/>
-        </w:rPr>
-        <w:t xml:space="preserve">Ирина: </w:t>
-      </w:r>
-      <w:r>
-        <w:rPr>
-          <w:rFonts w:ascii="Times New Roman" w:hAnsi="Times New Roman" w:eastAsia="Malgun Gothic"/>
-          <w:b w:val="0"/>
-          <w:i w:val="0"/>
-          <w:sz w:val="22"/>
-        </w:rPr>
-        <w:t>Вопрос в том, что делать сейчас. Если опубликуем — нас обвинят в давлении на регионы накануне выборов. Если промолчим — через полгода будет поздно.</w:t>
-      </w:r>
-    </w:p>
-    <w:p>
-      <w:pPr>
-        <w:spacing w:before="0" w:after="110" w:line="300" w:lineRule="auto"/>
-      </w:pPr>
-      <w:r>
-        <w:rPr>
-          <w:rFonts w:ascii="Times New Roman" w:hAnsi="Times New Roman" w:eastAsia="Malgun Gothic"/>
-          <w:b/>
-          <w:i w:val="0"/>
-          <w:sz w:val="22"/>
-        </w:rPr>
-        <w:t xml:space="preserve">Катя: </w:t>
-      </w:r>
-      <w:r>
-        <w:rPr>
-          <w:rFonts w:ascii="Times New Roman" w:hAnsi="Times New Roman" w:eastAsia="Malgun Gothic"/>
-          <w:b w:val="0"/>
-          <w:i w:val="0"/>
-          <w:sz w:val="22"/>
-        </w:rPr>
-        <w:t>И ещё одно. Сегодня утром ЦИК решил: досрочные президентские выборы по двенадцатой статье пройдут в единый день голосования — вместе с региональными.</w:t>
-      </w:r>
-    </w:p>
-    <w:p>
-      <w:pPr>
-        <w:spacing w:before="0" w:after="110" w:line="300" w:lineRule="auto"/>
-      </w:pPr>
-      <w:r>
-        <w:rPr>
-          <w:rFonts w:ascii="Times New Roman" w:hAnsi="Times New Roman" w:eastAsia="Malgun Gothic"/>
-          <w:b/>
-          <w:i w:val="0"/>
-          <w:sz w:val="22"/>
-        </w:rPr>
-        <w:t xml:space="preserve">Гребенщиков: </w:t>
-      </w:r>
-      <w:r>
-        <w:rPr>
-          <w:rFonts w:ascii="Times New Roman" w:hAnsi="Times New Roman" w:eastAsia="Malgun Gothic"/>
-          <w:b w:val="0"/>
-          <w:i w:val="0"/>
-          <w:sz w:val="22"/>
-        </w:rPr>
-        <w:t>То есть те же мёртвые души проголосуют и за губернаторов, и за президента.</w:t>
-      </w:r>
-    </w:p>
-    <w:p>
-      <w:pPr>
-        <w:spacing w:before="0" w:after="110" w:line="300" w:lineRule="auto"/>
-      </w:pPr>
-      <w:r>
-        <w:rPr>
-          <w:rFonts w:ascii="Times New Roman" w:hAnsi="Times New Roman" w:eastAsia="Malgun Gothic"/>
-          <w:b/>
-          <w:i w:val="0"/>
-          <w:sz w:val="22"/>
-        </w:rPr>
-        <w:t xml:space="preserve">Лёша: </w:t>
+        <w:t xml:space="preserve">Понял. Тогда музыку. </w:t>
       </w:r>
       <w:r>
         <w:rPr>
@@ -1274,7 +973,7 @@
           <w:color w:val="555555"/>
           <w:sz w:val="22"/>
         </w:rPr>
-        <w:t>(пауза)</w:t>
+        <w:t>(крутит ручку; тихо играет старая эстрадная песня)</w:t>
       </w:r>
       <w:r>
         <w:rPr>
@@ -1283,7 +982,7 @@
           <w:i w:val="0"/>
           <w:sz w:val="22"/>
         </w:rPr>
-        <w:t xml:space="preserve"> Тогда молчать нельзя вдвойне. Если я промолчу о подготовке фальсификаций на выборах, где сам кандидат, — какой смысл был во всём этом?</w:t>
+        <w:t xml:space="preserve"> Сделать погромче?</w:t>
       </w:r>
     </w:p>
     <w:p>
@@ -1306,7 +1005,7 @@
           <w:i w:val="0"/>
           <w:sz w:val="22"/>
         </w:rPr>
-        <w:t>Публикуем полностью. Со списками, с платёжками. И сразу — приглашение независимым наблюдателям во все три области.</w:t>
+        <w:t>Потише лучше. Анатолий Викторович спит.</w:t>
       </w:r>
     </w:p>
     <w:p>
@@ -1320,199 +1019,8 @@
           <w:i w:val="0"/>
           <w:sz w:val="22"/>
         </w:rPr>
-        <w:t xml:space="preserve">Лёша: </w:t>
-      </w:r>
-      <w:r>
-        <w:rPr>
-          <w:rFonts w:ascii="Times New Roman" w:hAnsi="Times New Roman" w:eastAsia="Malgun Gothic"/>
-          <w:b w:val="0"/>
-          <w:i w:val="0"/>
-          <w:sz w:val="22"/>
-        </w:rPr>
-        <w:t>И добавьте: служба проверит и мой штаб тоже. Как в первый раз.</w:t>
-      </w:r>
-    </w:p>
-    <w:p>
-      <w:pPr>
-        <w:spacing w:before="0" w:after="110" w:line="300" w:lineRule="auto"/>
-      </w:pPr>
-      <w:r>
-        <w:rPr>
-          <w:rFonts w:ascii="Times New Roman" w:hAnsi="Times New Roman" w:eastAsia="Malgun Gothic"/>
-          <w:b/>
-          <w:i w:val="0"/>
-          <w:sz w:val="22"/>
-        </w:rPr>
-        <w:t xml:space="preserve">Кирилл: </w:t>
-      </w:r>
-      <w:r>
-        <w:rPr>
-          <w:rFonts w:ascii="Times New Roman" w:hAnsi="Times New Roman" w:eastAsia="Malgun Gothic"/>
-          <w:b w:val="0"/>
-          <w:i w:val="0"/>
-          <w:sz w:val="22"/>
-        </w:rPr>
-        <w:t>Мы и так собирались, Алексей Николаевич.</w:t>
-      </w:r>
-    </w:p>
-    <w:p>
-      <w:pPr>
-        <w:spacing w:before="0" w:after="110" w:line="300" w:lineRule="auto"/>
-      </w:pPr>
-      <w:r>
-        <w:rPr>
-          <w:rFonts w:ascii="Times New Roman" w:hAnsi="Times New Roman" w:eastAsia="Malgun Gothic"/>
-          <w:b/>
-          <w:i w:val="0"/>
-          <w:sz w:val="22"/>
-        </w:rPr>
-        <w:t xml:space="preserve">Лёша: </w:t>
-      </w:r>
-      <w:r>
-        <w:rPr>
-          <w:rFonts w:ascii="Times New Roman" w:hAnsi="Times New Roman" w:eastAsia="Malgun Gothic"/>
-          <w:b w:val="0"/>
-          <w:i w:val="0"/>
-          <w:sz w:val="22"/>
-        </w:rPr>
-        <w:t>Я знаю. Просто хочу, чтобы это было написано.</w:t>
-      </w:r>
-    </w:p>
-    <w:p>
-      <w:pPr>
-        <w:keepNext/>
-        <w:spacing w:before="320" w:after="140"/>
-      </w:pPr>
-      <w:r>
-        <w:rPr>
-          <w:rFonts w:ascii="Times New Roman" w:hAnsi="Times New Roman" w:eastAsia="Malgun Gothic"/>
-          <w:b/>
-          <w:i w:val="0"/>
-          <w:color w:val="1F3864"/>
-          <w:sz w:val="26"/>
-        </w:rPr>
-        <w:t>장면 6 — 여론의 첫 균열</w:t>
-      </w:r>
-    </w:p>
-    <w:p>
-      <w:pPr>
-        <w:spacing w:before="0" w:after="110" w:line="300" w:lineRule="auto"/>
-      </w:pPr>
-      <w:r>
-        <w:rPr>
-          <w:rFonts w:ascii="Times New Roman" w:hAnsi="Times New Roman" w:eastAsia="Malgun Gothic"/>
-          <w:b/>
-          <w:i w:val="0"/>
-          <w:sz w:val="22"/>
-        </w:rPr>
         <w:t xml:space="preserve">Гребенщиков: </w:t>
       </w:r>
-      <w:r>
-        <w:rPr>
-          <w:rFonts w:ascii="Times New Roman" w:hAnsi="Times New Roman" w:eastAsia="Malgun Gothic"/>
-          <w:b w:val="0"/>
-          <w:i w:val="0"/>
-          <w:sz w:val="22"/>
-        </w:rPr>
-        <w:t>Свежий опрос. Шестьдесят два процента одобрения месяц назад, пятьдесят семь сейчас.</w:t>
-      </w:r>
-    </w:p>
-    <w:p>
-      <w:pPr>
-        <w:spacing w:before="0" w:after="110" w:line="300" w:lineRule="auto"/>
-      </w:pPr>
-      <w:r>
-        <w:rPr>
-          <w:rFonts w:ascii="Times New Roman" w:hAnsi="Times New Roman" w:eastAsia="Malgun Gothic"/>
-          <w:b/>
-          <w:i w:val="0"/>
-          <w:sz w:val="22"/>
-        </w:rPr>
-        <w:t xml:space="preserve">Катя: </w:t>
-      </w:r>
-      <w:r>
-        <w:rPr>
-          <w:rFonts w:ascii="Times New Roman" w:hAnsi="Times New Roman" w:eastAsia="Malgun Gothic"/>
-          <w:b w:val="0"/>
-          <w:i w:val="0"/>
-          <w:sz w:val="22"/>
-        </w:rPr>
-        <w:t>Пять пунктов за месяц после принятия пакета. Обычно после таких побед рейтинг растёт.</w:t>
-      </w:r>
-    </w:p>
-    <w:p>
-      <w:pPr>
-        <w:spacing w:before="0" w:after="110" w:line="300" w:lineRule="auto"/>
-      </w:pPr>
-      <w:r>
-        <w:rPr>
-          <w:rFonts w:ascii="Times New Roman" w:hAnsi="Times New Roman" w:eastAsia="Malgun Gothic"/>
-          <w:b/>
-          <w:i w:val="0"/>
-          <w:sz w:val="22"/>
-        </w:rPr>
-        <w:t xml:space="preserve">Гребенщиков: </w:t>
-      </w:r>
-      <w:r>
-        <w:rPr>
-          <w:rFonts w:ascii="Times New Roman" w:hAnsi="Times New Roman" w:eastAsia="Malgun Gothic"/>
-          <w:b w:val="0"/>
-          <w:i w:val="0"/>
-          <w:sz w:val="22"/>
-        </w:rPr>
-        <w:t>Обычно после побед людям не рассказывают каждую неделю о новой схеме. Люди устали от разоблачений. Каждая новость о коррупции для них — не знак, что чистят, а знак, что всё гниёт.</w:t>
-      </w:r>
-    </w:p>
-    <w:p>
-      <w:pPr>
-        <w:spacing w:before="0" w:after="110" w:line="300" w:lineRule="auto"/>
-      </w:pPr>
-      <w:r>
-        <w:rPr>
-          <w:rFonts w:ascii="Times New Roman" w:hAnsi="Times New Roman" w:eastAsia="Malgun Gothic"/>
-          <w:b/>
-          <w:i w:val="0"/>
-          <w:sz w:val="22"/>
-        </w:rPr>
-        <w:t xml:space="preserve">Лёша: </w:t>
-      </w:r>
-      <w:r>
-        <w:rPr>
-          <w:rFonts w:ascii="Times New Roman" w:hAnsi="Times New Roman" w:eastAsia="Malgun Gothic"/>
-          <w:b w:val="0"/>
-          <w:i w:val="0"/>
-          <w:sz w:val="22"/>
-        </w:rPr>
-        <w:t>И что вы предлагаете? Перестать находить?</w:t>
-      </w:r>
-    </w:p>
-    <w:p>
-      <w:pPr>
-        <w:spacing w:before="0" w:after="110" w:line="300" w:lineRule="auto"/>
-      </w:pPr>
-      <w:r>
-        <w:rPr>
-          <w:rFonts w:ascii="Times New Roman" w:hAnsi="Times New Roman" w:eastAsia="Malgun Gothic"/>
-          <w:b/>
-          <w:i w:val="0"/>
-          <w:sz w:val="22"/>
-        </w:rPr>
-        <w:t xml:space="preserve">Гребенщиков: </w:t>
-      </w:r>
-      <w:r>
-        <w:rPr>
-          <w:rFonts w:ascii="Times New Roman" w:hAnsi="Times New Roman" w:eastAsia="Malgun Gothic"/>
-          <w:b w:val="0"/>
-          <w:i w:val="0"/>
-          <w:sz w:val="22"/>
-        </w:rPr>
-        <w:t>Перестать находить — нельзя. Научиться рассказывать — можно. И посмотрите вот на этого.</w:t>
-      </w:r>
-    </w:p>
-    <w:p>
-      <w:pPr>
-        <w:spacing w:before="0" w:after="110" w:line="300" w:lineRule="auto"/>
-      </w:pPr>
       <w:r>
         <w:rPr>
           <w:rFonts w:ascii="Times New Roman" w:hAnsi="Times New Roman" w:eastAsia="Malgun Gothic"/>
@@ -1521,7 +1029,16 @@
           <w:color w:val="555555"/>
           <w:sz w:val="22"/>
         </w:rPr>
-        <w:t>(на экране — ток-шоу; молодой человек в свитере говорит спокойно и уверенно)</w:t>
+        <w:t>(не открывая глаз)</w:t>
+      </w:r>
+      <w:r>
+        <w:rPr>
+          <w:rFonts w:ascii="Times New Roman" w:hAnsi="Times New Roman" w:eastAsia="Malgun Gothic"/>
+          <w:b w:val="0"/>
+          <w:i w:val="0"/>
+          <w:sz w:val="22"/>
+        </w:rPr>
+        <w:t xml:space="preserve"> Я не сплю. Я анализирую.</w:t>
       </w:r>
     </w:p>
     <w:p>
@@ -1535,7 +1052,53 @@
           <w:i w:val="0"/>
           <w:sz w:val="22"/>
         </w:rPr>
-        <w:t xml:space="preserve">Ковальчук: </w:t>
+        <w:t xml:space="preserve">Лёша: </w:t>
+      </w:r>
+      <w:r>
+        <w:rPr>
+          <w:rFonts w:ascii="Times New Roman" w:hAnsi="Times New Roman" w:eastAsia="Malgun Gothic"/>
+          <w:b w:val="0"/>
+          <w:i w:val="0"/>
+          <w:sz w:val="22"/>
+        </w:rPr>
+        <w:t>Рамиль Тагирович, долго нам ещё?</w:t>
+      </w:r>
+    </w:p>
+    <w:p>
+      <w:pPr>
+        <w:spacing w:before="0" w:after="110" w:line="300" w:lineRule="auto"/>
+      </w:pPr>
+      <w:r>
+        <w:rPr>
+          <w:rFonts w:ascii="Times New Roman" w:hAnsi="Times New Roman" w:eastAsia="Malgun Gothic"/>
+          <w:b/>
+          <w:i w:val="0"/>
+          <w:sz w:val="22"/>
+        </w:rPr>
+        <w:t xml:space="preserve">Водитель: </w:t>
+      </w:r>
+      <w:r>
+        <w:rPr>
+          <w:rFonts w:ascii="Times New Roman" w:hAnsi="Times New Roman" w:eastAsia="Malgun Gothic"/>
+          <w:b w:val="0"/>
+          <w:i w:val="0"/>
+          <w:sz w:val="22"/>
+        </w:rPr>
+        <w:t>Если без пробок — часа три. Но перед городом ремонт, там вечно стоим. Пробка на пробке.</w:t>
+      </w:r>
+    </w:p>
+    <w:p>
+      <w:pPr>
+        <w:spacing w:before="0" w:after="110" w:line="300" w:lineRule="auto"/>
+      </w:pPr>
+      <w:r>
+        <w:rPr>
+          <w:rFonts w:ascii="Times New Roman" w:hAnsi="Times New Roman" w:eastAsia="Malgun Gothic"/>
+          <w:b/>
+          <w:i w:val="0"/>
+          <w:sz w:val="22"/>
+        </w:rPr>
+        <w:t xml:space="preserve">Болдин: </w:t>
       </w:r>
       <w:r>
         <w:rPr>
@@ -1545,7 +1108,7 @@
           <w:color w:val="555555"/>
           <w:sz w:val="22"/>
         </w:rPr>
-        <w:t>(на экране)</w:t>
+        <w:t>(обернувшись)</w:t>
       </w:r>
       <w:r>
         <w:rPr>
@@ -1554,7 +1117,7 @@
           <w:i w:val="0"/>
           <w:sz w:val="22"/>
         </w:rPr>
-        <w:t xml:space="preserve"> Я не против борьбы с коррупцией. Я против того, чтобы страна жила в состоянии бесконечного обыска. Людям нужна не очередная реформа, а спокойствие. Возможность выдохнуть.</w:t>
+        <w:t xml:space="preserve"> Алексей Николаевич, через двадцать километров заправка с кафе. Предлагаю остановиться: машинам заправиться, людям размять ноги.</w:t>
       </w:r>
     </w:p>
     <w:p>
@@ -1568,7 +1131,7 @@
           <w:i w:val="0"/>
           <w:sz w:val="22"/>
         </w:rPr>
-        <w:t xml:space="preserve">Ирина: </w:t>
+        <w:t xml:space="preserve">Лёша: </w:t>
       </w:r>
       <w:r>
         <w:rPr>
@@ -1577,7 +1140,7 @@
           <w:i w:val="0"/>
           <w:sz w:val="22"/>
         </w:rPr>
-        <w:t>Кто это?</w:t>
+        <w:t>Отлично. Я бы чаю выпил.</w:t>
       </w:r>
     </w:p>
     <w:p>
@@ -1591,7 +1154,7 @@
           <w:i w:val="0"/>
           <w:sz w:val="22"/>
         </w:rPr>
-        <w:t xml:space="preserve">Гребенщиков: </w:t>
+        <w:t xml:space="preserve">Болдин: </w:t>
       </w:r>
       <w:r>
         <w:rPr>
@@ -1600,7 +1163,7 @@
           <w:i w:val="0"/>
           <w:sz w:val="22"/>
         </w:rPr>
-        <w:t>Артём Ковальчук. Депутат областного собрания из Ростова. Тридцать четыре года, ни одного скандала, ни одной программы. Три месяца назад его никто не знал. Сейчас у него миллион подписчиков.</w:t>
+        <w:t>Только порядок прежний. Сначала заходят мои ребята, смотрят зал. Потом вы. Десять минут, не больше.</w:t>
       </w:r>
     </w:p>
     <w:p>
@@ -1623,7 +1186,7 @@
           <w:i w:val="0"/>
           <w:sz w:val="22"/>
         </w:rPr>
-        <w:t>«Возможность выдохнуть». Хорошая фраза.</w:t>
+        <w:t>Максим Игоревич, это же просто кафе на трассе.</w:t>
       </w:r>
     </w:p>
     <w:p>
@@ -1637,7 +1200,7 @@
           <w:i w:val="0"/>
           <w:sz w:val="22"/>
         </w:rPr>
-        <w:t xml:space="preserve">Гребенщиков: </w:t>
+        <w:t xml:space="preserve">Болдин: </w:t>
       </w:r>
       <w:r>
         <w:rPr>
@@ -1646,38 +1209,13 @@
           <w:i w:val="0"/>
           <w:sz w:val="22"/>
         </w:rPr>
-        <w:t>Слишком хорошая. Запомните его лицо, Алексей Николаевич.</w:t>
+        <w:t>Для меня, Алексей Николаевич, просто кафе не бывает. Бывают кафе проверенные и непроверенные.</w:t>
       </w:r>
     </w:p>
     <w:p>
       <w:pPr>
-        <w:keepNext/>
-        <w:spacing w:before="320" w:after="140"/>
-      </w:pPr>
-      <w:r>
-        <w:rPr>
-          <w:rFonts w:ascii="Times New Roman" w:hAnsi="Times New Roman" w:eastAsia="Malgun Gothic"/>
-          <w:b/>
-          <w:i w:val="0"/>
-          <w:color w:val="1F3864"/>
-          <w:sz w:val="26"/>
-        </w:rPr>
-        <w:t>장면 7 — 투명성청 팀의 피로</w:t>
-      </w:r>
-    </w:p>
-    <w:p>
-      <w:pPr>
         <w:spacing w:before="0" w:after="110" w:line="300" w:lineRule="auto"/>
       </w:pPr>
-      <w:r>
-        <w:rPr>
-          <w:rFonts w:ascii="Times New Roman" w:hAnsi="Times New Roman" w:eastAsia="Malgun Gothic"/>
-          <w:b/>
-          <w:i w:val="0"/>
-          <w:sz w:val="22"/>
-        </w:rPr>
-        <w:t xml:space="preserve">Настя: </w:t>
-      </w:r>
       <w:r>
         <w:rPr>
           <w:rFonts w:ascii="Times New Roman" w:hAnsi="Times New Roman" w:eastAsia="Malgun Gothic"/>
@@ -1686,16 +1224,7 @@
           <w:color w:val="555555"/>
           <w:sz w:val="22"/>
         </w:rPr>
-        <w:t>(поздно вечером, в пустом офисе)</w:t>
-      </w:r>
-      <w:r>
-        <w:rPr>
-          <w:rFonts w:ascii="Times New Roman" w:hAnsi="Times New Roman" w:eastAsia="Malgun Gothic"/>
-          <w:b w:val="0"/>
-          <w:i w:val="0"/>
-          <w:sz w:val="22"/>
-        </w:rPr>
-        <w:t xml:space="preserve"> Кирилл, знаешь, что мне сегодня сказали в булочной? «Это вы из тех, кто всех сажает?»</w:t>
+        <w:t>(Остановка. Кафе при заправке; пахнет кофе и выпечкой. Охранник у двери кивает Болдину.)</w:t>
       </w:r>
     </w:p>
     <w:p>
@@ -1709,99 +1238,7 @@
           <w:i w:val="0"/>
           <w:sz w:val="22"/>
         </w:rPr>
-        <w:t xml:space="preserve">Кирилл: </w:t>
-      </w:r>
-      <w:r>
-        <w:rPr>
-          <w:rFonts w:ascii="Times New Roman" w:hAnsi="Times New Roman" w:eastAsia="Malgun Gothic"/>
-          <w:b w:val="0"/>
-          <w:i w:val="0"/>
-          <w:sz w:val="22"/>
-        </w:rPr>
-        <w:t>И что ты ответила?</w:t>
-      </w:r>
-    </w:p>
-    <w:p>
-      <w:pPr>
-        <w:spacing w:before="0" w:after="110" w:line="300" w:lineRule="auto"/>
-      </w:pPr>
-      <w:r>
-        <w:rPr>
-          <w:rFonts w:ascii="Times New Roman" w:hAnsi="Times New Roman" w:eastAsia="Malgun Gothic"/>
-          <w:b/>
-          <w:i w:val="0"/>
-          <w:sz w:val="22"/>
-        </w:rPr>
-        <w:t xml:space="preserve">Настя: </w:t>
-      </w:r>
-      <w:r>
-        <w:rPr>
-          <w:rFonts w:ascii="Times New Roman" w:hAnsi="Times New Roman" w:eastAsia="Malgun Gothic"/>
-          <w:b w:val="0"/>
-          <w:i w:val="0"/>
-          <w:sz w:val="22"/>
-        </w:rPr>
-        <w:t>Что мы никого не сажаем. Мы считаем. Она не поняла разницы. И, честно говоря, я её понимаю.</w:t>
-      </w:r>
-    </w:p>
-    <w:p>
-      <w:pPr>
-        <w:spacing w:before="0" w:after="110" w:line="300" w:lineRule="auto"/>
-      </w:pPr>
-      <w:r>
-        <w:rPr>
-          <w:rFonts w:ascii="Times New Roman" w:hAnsi="Times New Roman" w:eastAsia="Malgun Gothic"/>
-          <w:b/>
-          <w:i w:val="0"/>
-          <w:sz w:val="22"/>
-        </w:rPr>
-        <w:t xml:space="preserve">Кирилл: </w:t>
-      </w:r>
-      <w:r>
-        <w:rPr>
-          <w:rFonts w:ascii="Times New Roman" w:hAnsi="Times New Roman" w:eastAsia="Malgun Gothic"/>
-          <w:b w:val="0"/>
-          <w:i w:val="0"/>
-          <w:sz w:val="22"/>
-        </w:rPr>
-        <w:t>Год назад нам аплодировали.</w:t>
-      </w:r>
-    </w:p>
-    <w:p>
-      <w:pPr>
-        <w:spacing w:before="0" w:after="110" w:line="300" w:lineRule="auto"/>
-      </w:pPr>
-      <w:r>
-        <w:rPr>
-          <w:rFonts w:ascii="Times New Roman" w:hAnsi="Times New Roman" w:eastAsia="Malgun Gothic"/>
-          <w:b/>
-          <w:i w:val="0"/>
-          <w:sz w:val="22"/>
-        </w:rPr>
-        <w:t xml:space="preserve">Настя: </w:t>
-      </w:r>
-      <w:r>
-        <w:rPr>
-          <w:rFonts w:ascii="Times New Roman" w:hAnsi="Times New Roman" w:eastAsia="Malgun Gothic"/>
-          <w:b w:val="0"/>
-          <w:i w:val="0"/>
-          <w:sz w:val="22"/>
-        </w:rPr>
-        <w:t>Год назад мы нашли одного Пахомова. Теперь мы находим по три схемы в неделю, и люди думают, что мы их придумываем.</w:t>
-      </w:r>
-    </w:p>
-    <w:p>
-      <w:pPr>
-        <w:spacing w:before="0" w:after="110" w:line="300" w:lineRule="auto"/>
-      </w:pPr>
-      <w:r>
-        <w:rPr>
-          <w:rFonts w:ascii="Times New Roman" w:hAnsi="Times New Roman" w:eastAsia="Malgun Gothic"/>
-          <w:b/>
-          <w:i w:val="0"/>
-          <w:sz w:val="22"/>
-        </w:rPr>
-        <w:t xml:space="preserve">Изольда: </w:t>
+        <w:t xml:space="preserve">Продавщица: </w:t>
       </w:r>
       <w:r>
         <w:rPr>
@@ -1811,7 +1248,7 @@
           <w:color w:val="555555"/>
           <w:sz w:val="22"/>
         </w:rPr>
-        <w:t>(из-за стеллажа)</w:t>
+        <w:t>(поднимает глаза и замирает)</w:t>
       </w:r>
       <w:r>
         <w:rPr>
@@ -1820,7 +1257,7 @@
           <w:i w:val="0"/>
           <w:sz w:val="22"/>
         </w:rPr>
-        <w:t xml:space="preserve"> Голубки, я всё слышу. Тридцать лет в профессии: сначала аудитора любят, потом терпят, потом ненавидят. Если тебя ненавидят — значит, ты ещё работаешь.</w:t>
+        <w:t xml:space="preserve"> Ой… А вы… вы же…</w:t>
       </w:r>
     </w:p>
     <w:p>
@@ -1834,7 +1271,7 @@
           <w:i w:val="0"/>
           <w:sz w:val="22"/>
         </w:rPr>
-        <w:t xml:space="preserve">Вениамин: </w:t>
+        <w:t xml:space="preserve">Лёша: </w:t>
       </w:r>
       <w:r>
         <w:rPr>
@@ -1843,7 +1280,7 @@
           <w:i w:val="0"/>
           <w:sz w:val="22"/>
         </w:rPr>
-        <w:t>А если любят?</w:t>
+        <w:t>Добрый вечер. Да, похож. Чай у вас есть?</w:t>
       </w:r>
     </w:p>
     <w:p>
@@ -1857,7 +1294,7 @@
           <w:i w:val="0"/>
           <w:sz w:val="22"/>
         </w:rPr>
-        <w:t xml:space="preserve">Изольда: </w:t>
+        <w:t xml:space="preserve">Продавщица: </w:t>
       </w:r>
       <w:r>
         <w:rPr>
@@ -1866,7 +1303,7 @@
           <w:i w:val="0"/>
           <w:sz w:val="22"/>
         </w:rPr>
-        <w:t>Если любят, Вениамин Олегович, значит, тебя уже купили.</w:t>
+        <w:t>Есть… Чёрный, зелёный, с чабрецом. Господи, девочки не поверят.</w:t>
       </w:r>
     </w:p>
     <w:p>
@@ -1880,7 +1317,7 @@
           <w:i w:val="0"/>
           <w:sz w:val="22"/>
         </w:rPr>
-        <w:t xml:space="preserve">Настя: </w:t>
+        <w:t xml:space="preserve">Лёша: </w:t>
       </w:r>
       <w:r>
         <w:rPr>
@@ -1889,7 +1326,7 @@
           <w:i w:val="0"/>
           <w:sz w:val="22"/>
         </w:rPr>
-        <w:t>Утешили, Изольда Тимофеевна.</w:t>
+        <w:t>С чабрецом, пожалуйста. А из выпечки что посвежее?</w:t>
       </w:r>
     </w:p>
     <w:p>
@@ -1903,7 +1340,7 @@
           <w:i w:val="0"/>
           <w:sz w:val="22"/>
         </w:rPr>
-        <w:t xml:space="preserve">Изольда: </w:t>
+        <w:t xml:space="preserve">Продавщица: </w:t>
       </w:r>
       <w:r>
         <w:rPr>
@@ -1912,13 +1349,114 @@
           <w:i w:val="0"/>
           <w:sz w:val="22"/>
         </w:rPr>
-        <w:t>Я не утешаю, деточка. Я констатирую.</w:t>
+        <w:t>С капустой — утренние, а с картошкой только что привезли. Ещё тёплые.</w:t>
       </w:r>
     </w:p>
     <w:p>
       <w:pPr>
         <w:spacing w:before="0" w:after="110" w:line="300" w:lineRule="auto"/>
       </w:pPr>
+      <w:r>
+        <w:rPr>
+          <w:rFonts w:ascii="Times New Roman" w:hAnsi="Times New Roman" w:eastAsia="Malgun Gothic"/>
+          <w:b/>
+          <w:i w:val="0"/>
+          <w:sz w:val="22"/>
+        </w:rPr>
+        <w:t xml:space="preserve">Лёша: </w:t>
+      </w:r>
+      <w:r>
+        <w:rPr>
+          <w:rFonts w:ascii="Times New Roman" w:hAnsi="Times New Roman" w:eastAsia="Malgun Gothic"/>
+          <w:b w:val="0"/>
+          <w:i w:val="0"/>
+          <w:sz w:val="22"/>
+        </w:rPr>
+        <w:t>Тогда с картошкой. Два.</w:t>
+      </w:r>
+    </w:p>
+    <w:p>
+      <w:pPr>
+        <w:spacing w:before="0" w:after="110" w:line="300" w:lineRule="auto"/>
+      </w:pPr>
+      <w:r>
+        <w:rPr>
+          <w:rFonts w:ascii="Times New Roman" w:hAnsi="Times New Roman" w:eastAsia="Malgun Gothic"/>
+          <w:b/>
+          <w:i w:val="0"/>
+          <w:sz w:val="22"/>
+        </w:rPr>
+        <w:t xml:space="preserve">Продавщица: </w:t>
+      </w:r>
+      <w:r>
+        <w:rPr>
+          <w:rFonts w:ascii="Times New Roman" w:hAnsi="Times New Roman" w:eastAsia="Malgun Gothic"/>
+          <w:b w:val="0"/>
+          <w:i w:val="0"/>
+          <w:sz w:val="22"/>
+        </w:rPr>
+        <w:t>Вам здесь или с собой?</w:t>
+      </w:r>
+    </w:p>
+    <w:p>
+      <w:pPr>
+        <w:spacing w:before="0" w:after="110" w:line="300" w:lineRule="auto"/>
+      </w:pPr>
+      <w:r>
+        <w:rPr>
+          <w:rFonts w:ascii="Times New Roman" w:hAnsi="Times New Roman" w:eastAsia="Malgun Gothic"/>
+          <w:b/>
+          <w:i w:val="0"/>
+          <w:sz w:val="22"/>
+        </w:rPr>
+        <w:t xml:space="preserve">Лёша: </w:t>
+      </w:r>
+      <w:r>
+        <w:rPr>
+          <w:rFonts w:ascii="Times New Roman" w:hAnsi="Times New Roman" w:eastAsia="Malgun Gothic"/>
+          <w:b w:val="0"/>
+          <w:i w:val="0"/>
+          <w:sz w:val="22"/>
+        </w:rPr>
+        <w:t>С собой. У нас там в машине ещё один голодный аналитик.</w:t>
+      </w:r>
+    </w:p>
+    <w:p>
+      <w:pPr>
+        <w:spacing w:before="0" w:after="110" w:line="300" w:lineRule="auto"/>
+      </w:pPr>
+      <w:r>
+        <w:rPr>
+          <w:rFonts w:ascii="Times New Roman" w:hAnsi="Times New Roman" w:eastAsia="Malgun Gothic"/>
+          <w:b/>
+          <w:i w:val="0"/>
+          <w:sz w:val="22"/>
+        </w:rPr>
+        <w:t xml:space="preserve">Катя: </w:t>
+      </w:r>
+      <w:r>
+        <w:rPr>
+          <w:rFonts w:ascii="Times New Roman" w:hAnsi="Times New Roman" w:eastAsia="Malgun Gothic"/>
+          <w:b w:val="0"/>
+          <w:i w:val="0"/>
+          <w:sz w:val="22"/>
+        </w:rPr>
+        <w:t>Мне капучино, большой. Без сахара.</w:t>
+      </w:r>
+    </w:p>
+    <w:p>
+      <w:pPr>
+        <w:spacing w:before="0" w:after="110" w:line="300" w:lineRule="auto"/>
+      </w:pPr>
+      <w:r>
+        <w:rPr>
+          <w:rFonts w:ascii="Times New Roman" w:hAnsi="Times New Roman" w:eastAsia="Malgun Gothic"/>
+          <w:b/>
+          <w:i w:val="0"/>
+          <w:sz w:val="22"/>
+        </w:rPr>
+        <w:t xml:space="preserve">Продавщица: </w:t>
+      </w:r>
       <w:r>
         <w:rPr>
           <w:rFonts w:ascii="Times New Roman" w:hAnsi="Times New Roman" w:eastAsia="Malgun Gothic"/>
@@ -1927,7 +1465,16 @@
           <w:color w:val="555555"/>
           <w:sz w:val="22"/>
         </w:rPr>
-        <w:t>(Изольда выходит из-за стеллажа, молча ставит перед Кириллом термос, отвинчивает крышку и наливает в неё суп)</w:t>
+        <w:t>(Лёше, робко)</w:t>
+      </w:r>
+      <w:r>
+        <w:rPr>
+          <w:rFonts w:ascii="Times New Roman" w:hAnsi="Times New Roman" w:eastAsia="Malgun Gothic"/>
+          <w:b w:val="0"/>
+          <w:i w:val="0"/>
+          <w:sz w:val="22"/>
+        </w:rPr>
+        <w:t xml:space="preserve"> А можно… с вами сфотографироваться? Для дочки.</w:t>
       </w:r>
     </w:p>
     <w:p>
@@ -1941,53 +1488,7 @@
           <w:i w:val="0"/>
           <w:sz w:val="22"/>
         </w:rPr>
-        <w:t xml:space="preserve">Кирилл: </w:t>
-      </w:r>
-      <w:r>
-        <w:rPr>
-          <w:rFonts w:ascii="Times New Roman" w:hAnsi="Times New Roman" w:eastAsia="Malgun Gothic"/>
-          <w:b w:val="0"/>
-          <w:i w:val="0"/>
-          <w:sz w:val="22"/>
-        </w:rPr>
-        <w:t>Изольда Тимофеевна, я не голоден.</w:t>
-      </w:r>
-    </w:p>
-    <w:p>
-      <w:pPr>
-        <w:spacing w:before="0" w:after="110" w:line="300" w:lineRule="auto"/>
-      </w:pPr>
-      <w:r>
-        <w:rPr>
-          <w:rFonts w:ascii="Times New Roman" w:hAnsi="Times New Roman" w:eastAsia="Malgun Gothic"/>
-          <w:b/>
-          <w:i w:val="0"/>
-          <w:sz w:val="22"/>
-        </w:rPr>
-        <w:t xml:space="preserve">Изольда: </w:t>
-      </w:r>
-      <w:r>
-        <w:rPr>
-          <w:rFonts w:ascii="Times New Roman" w:hAnsi="Times New Roman" w:eastAsia="Malgun Gothic"/>
-          <w:b w:val="0"/>
-          <w:i w:val="0"/>
-          <w:sz w:val="22"/>
-        </w:rPr>
-        <w:t>Ешьте, Кирилл Андреевич. Остынет.</w:t>
-      </w:r>
-    </w:p>
-    <w:p>
-      <w:pPr>
-        <w:spacing w:before="0" w:after="110" w:line="300" w:lineRule="auto"/>
-      </w:pPr>
-      <w:r>
-        <w:rPr>
-          <w:rFonts w:ascii="Times New Roman" w:hAnsi="Times New Roman" w:eastAsia="Malgun Gothic"/>
-          <w:b/>
-          <w:i w:val="0"/>
-          <w:sz w:val="22"/>
-        </w:rPr>
-        <w:t xml:space="preserve">Настя: </w:t>
+        <w:t xml:space="preserve">Болдин: </w:t>
       </w:r>
       <w:r>
         <w:rPr>
@@ -1997,7 +1498,7 @@
           <w:color w:val="555555"/>
           <w:sz w:val="22"/>
         </w:rPr>
-        <w:t>(тихо)</w:t>
+        <w:t>(мягко, но твёрдо)</w:t>
       </w:r>
       <w:r>
         <w:rPr>
@@ -2006,7 +1507,7 @@
           <w:i w:val="0"/>
           <w:sz w:val="22"/>
         </w:rPr>
-        <w:t xml:space="preserve"> Он опять не обедал?</w:t>
+        <w:t xml:space="preserve"> Извините, фотографировать не положено.</w:t>
       </w:r>
     </w:p>
     <w:p>
@@ -2020,7 +1521,7 @@
           <w:i w:val="0"/>
           <w:sz w:val="22"/>
         </w:rPr>
-        <w:t xml:space="preserve">Изольда: </w:t>
+        <w:t xml:space="preserve">Лёша: </w:t>
       </w:r>
       <w:r>
         <w:rPr>
@@ -2029,7 +1530,7 @@
           <w:i w:val="0"/>
           <w:sz w:val="22"/>
         </w:rPr>
-        <w:t>Он опять считал.</w:t>
+        <w:t>Максим Игоревич, одну.</w:t>
       </w:r>
     </w:p>
     <w:p>
@@ -2043,7 +1544,30 @@
           <w:i w:val="0"/>
           <w:sz w:val="22"/>
         </w:rPr>
-        <w:t xml:space="preserve">Кирилл: </w:t>
+        <w:t xml:space="preserve">Болдин: </w:t>
+      </w:r>
+      <w:r>
+        <w:rPr>
+          <w:rFonts w:ascii="Times New Roman" w:hAnsi="Times New Roman" w:eastAsia="Malgun Gothic"/>
+          <w:b w:val="0"/>
+          <w:i w:val="0"/>
+          <w:sz w:val="22"/>
+        </w:rPr>
+        <w:t>Одна фотография в сети — и через полчаса все знают, где мы и куда едем.</w:t>
+      </w:r>
+    </w:p>
+    <w:p>
+      <w:pPr>
+        <w:spacing w:before="0" w:after="110" w:line="300" w:lineRule="auto"/>
+      </w:pPr>
+      <w:r>
+        <w:rPr>
+          <w:rFonts w:ascii="Times New Roman" w:hAnsi="Times New Roman" w:eastAsia="Malgun Gothic"/>
+          <w:b/>
+          <w:i w:val="0"/>
+          <w:sz w:val="22"/>
+        </w:rPr>
+        <w:t xml:space="preserve">Лёша: </w:t>
       </w:r>
       <w:r>
         <w:rPr>
@@ -2053,7 +1577,7 @@
           <w:color w:val="555555"/>
           <w:sz w:val="22"/>
         </w:rPr>
-        <w:t>(берёт крышку-кружку, после паузы)</w:t>
+        <w:t>(продавщице)</w:t>
       </w:r>
       <w:r>
         <w:rPr>
@@ -2062,7 +1586,7 @@
           <w:i w:val="0"/>
           <w:sz w:val="22"/>
         </w:rPr>
-        <w:t xml:space="preserve"> Щи?</w:t>
+        <w:t xml:space="preserve"> Видите, у меня начальник построже вашего. Давайте так: распишусь вам на салфетке. Салфетка никому не расскажет, где мы.</w:t>
       </w:r>
     </w:p>
     <w:p>
@@ -2076,476 +1600,7 @@
           <w:i w:val="0"/>
           <w:sz w:val="22"/>
         </w:rPr>
-        <w:t xml:space="preserve">Изольда: </w:t>
-      </w:r>
-      <w:r>
-        <w:rPr>
-          <w:rFonts w:ascii="Times New Roman" w:hAnsi="Times New Roman" w:eastAsia="Malgun Gothic"/>
-          <w:b w:val="0"/>
-          <w:i w:val="0"/>
-          <w:sz w:val="22"/>
-        </w:rPr>
-        <w:t>Щи. Вениамин Олегович, вам тоже осталось.</w:t>
-      </w:r>
-    </w:p>
-    <w:p>
-      <w:pPr>
-        <w:spacing w:before="0" w:after="110" w:line="300" w:lineRule="auto"/>
-      </w:pPr>
-      <w:r>
-        <w:rPr>
-          <w:rFonts w:ascii="Times New Roman" w:hAnsi="Times New Roman" w:eastAsia="Malgun Gothic"/>
-          <w:b/>
-          <w:i w:val="0"/>
-          <w:sz w:val="22"/>
-        </w:rPr>
-        <w:t xml:space="preserve">Вениамин: </w:t>
-      </w:r>
-      <w:r>
-        <w:rPr>
-          <w:rFonts w:ascii="Times New Roman" w:hAnsi="Times New Roman" w:eastAsia="Malgun Gothic"/>
-          <w:b w:val="0"/>
-          <w:i w:val="0"/>
-          <w:sz w:val="22"/>
-        </w:rPr>
-        <w:t>Благодарю, Изольда Тимофеевна. Я, как вы знаете, обедаю по расписанию.</w:t>
-      </w:r>
-    </w:p>
-    <w:p>
-      <w:pPr>
-        <w:spacing w:before="0" w:after="110" w:line="300" w:lineRule="auto"/>
-      </w:pPr>
-      <w:r>
-        <w:rPr>
-          <w:rFonts w:ascii="Times New Roman" w:hAnsi="Times New Roman" w:eastAsia="Malgun Gothic"/>
-          <w:b/>
-          <w:i w:val="0"/>
-          <w:sz w:val="22"/>
-        </w:rPr>
-        <w:t xml:space="preserve">Изольда: </w:t>
-      </w:r>
-      <w:r>
-        <w:rPr>
-          <w:rFonts w:ascii="Times New Roman" w:hAnsi="Times New Roman" w:eastAsia="Malgun Gothic"/>
-          <w:b w:val="0"/>
-          <w:i w:val="0"/>
-          <w:sz w:val="22"/>
-        </w:rPr>
-        <w:t>Знаю. Поэтому вам — остатки.</w:t>
-      </w:r>
-    </w:p>
-    <w:p>
-      <w:pPr>
-        <w:keepNext/>
-        <w:spacing w:before="320" w:after="140"/>
-      </w:pPr>
-      <w:r>
-        <w:rPr>
-          <w:rFonts w:ascii="Times New Roman" w:hAnsi="Times New Roman" w:eastAsia="Malgun Gothic"/>
-          <w:b/>
-          <w:i w:val="0"/>
-          <w:color w:val="1F3864"/>
-          <w:sz w:val="26"/>
-        </w:rPr>
-        <w:t>장면 8 — 1주년 인터뷰 준비</w:t>
-      </w:r>
-    </w:p>
-    <w:p>
-      <w:pPr>
-        <w:spacing w:before="0" w:after="110" w:line="300" w:lineRule="auto"/>
-      </w:pPr>
-      <w:r>
-        <w:rPr>
-          <w:rFonts w:ascii="Times New Roman" w:hAnsi="Times New Roman" w:eastAsia="Malgun Gothic"/>
-          <w:b/>
-          <w:i w:val="0"/>
-          <w:sz w:val="22"/>
-        </w:rPr>
-        <w:t xml:space="preserve">Катя: </w:t>
-      </w:r>
-      <w:r>
-        <w:rPr>
-          <w:rFonts w:ascii="Times New Roman" w:hAnsi="Times New Roman" w:eastAsia="Malgun Gothic"/>
-          <w:b w:val="0"/>
-          <w:i w:val="0"/>
-          <w:sz w:val="22"/>
-        </w:rPr>
-        <w:t>Алексей Николаевич, интервью к годовщине — завтра. Лев Аркадьевич Рязанцев, лично. Он просил без согласования вопросов.</w:t>
-      </w:r>
-    </w:p>
-    <w:p>
-      <w:pPr>
-        <w:spacing w:before="0" w:after="110" w:line="300" w:lineRule="auto"/>
-      </w:pPr>
-      <w:r>
-        <w:rPr>
-          <w:rFonts w:ascii="Times New Roman" w:hAnsi="Times New Roman" w:eastAsia="Malgun Gothic"/>
-          <w:b/>
-          <w:i w:val="0"/>
-          <w:sz w:val="22"/>
-        </w:rPr>
-        <w:t xml:space="preserve">Лёша: </w:t>
-      </w:r>
-      <w:r>
-        <w:rPr>
-          <w:rFonts w:ascii="Times New Roman" w:hAnsi="Times New Roman" w:eastAsia="Malgun Gothic"/>
-          <w:b w:val="0"/>
-          <w:i w:val="0"/>
-          <w:sz w:val="22"/>
-        </w:rPr>
-        <w:t>Правильно просил.</w:t>
-      </w:r>
-    </w:p>
-    <w:p>
-      <w:pPr>
-        <w:spacing w:before="0" w:after="110" w:line="300" w:lineRule="auto"/>
-      </w:pPr>
-      <w:r>
-        <w:rPr>
-          <w:rFonts w:ascii="Times New Roman" w:hAnsi="Times New Roman" w:eastAsia="Malgun Gothic"/>
-          <w:b/>
-          <w:i w:val="0"/>
-          <w:sz w:val="22"/>
-        </w:rPr>
-        <w:t xml:space="preserve">Ирина: </w:t>
-      </w:r>
-      <w:r>
-        <w:rPr>
-          <w:rFonts w:ascii="Times New Roman" w:hAnsi="Times New Roman" w:eastAsia="Malgun Gothic"/>
-          <w:b w:val="0"/>
-          <w:i w:val="0"/>
-          <w:sz w:val="22"/>
-        </w:rPr>
-        <w:t>Он спросит про Геннадия. Про мёртвые души. Про двенадцатую статью. И, скорее всего, про Дарью.</w:t>
-      </w:r>
-    </w:p>
-    <w:p>
-      <w:pPr>
-        <w:spacing w:before="0" w:after="110" w:line="300" w:lineRule="auto"/>
-      </w:pPr>
-      <w:r>
-        <w:rPr>
-          <w:rFonts w:ascii="Times New Roman" w:hAnsi="Times New Roman" w:eastAsia="Malgun Gothic"/>
-          <w:b/>
-          <w:i w:val="0"/>
-          <w:sz w:val="22"/>
-        </w:rPr>
-        <w:t xml:space="preserve">Лёша: </w:t>
-      </w:r>
-      <w:r>
-        <w:rPr>
-          <w:rFonts w:ascii="Times New Roman" w:hAnsi="Times New Roman" w:eastAsia="Malgun Gothic"/>
-          <w:b w:val="0"/>
-          <w:i w:val="0"/>
-          <w:sz w:val="22"/>
-        </w:rPr>
-        <w:t>Пусть спрашивает. Я не буду готовить красивых ответов.</w:t>
-      </w:r>
-    </w:p>
-    <w:p>
-      <w:pPr>
-        <w:spacing w:before="0" w:after="110" w:line="300" w:lineRule="auto"/>
-      </w:pPr>
-      <w:r>
-        <w:rPr>
-          <w:rFonts w:ascii="Times New Roman" w:hAnsi="Times New Roman" w:eastAsia="Malgun Gothic"/>
-          <w:b/>
-          <w:i w:val="0"/>
-          <w:sz w:val="22"/>
-        </w:rPr>
-        <w:t xml:space="preserve">Катя: </w:t>
-      </w:r>
-      <w:r>
-        <w:rPr>
-          <w:rFonts w:ascii="Times New Roman" w:hAnsi="Times New Roman" w:eastAsia="Malgun Gothic"/>
-          <w:b w:val="0"/>
-          <w:i w:val="0"/>
-          <w:sz w:val="22"/>
-        </w:rPr>
-        <w:t>Хотя бы три цифры, которые вы помните наизусть?</w:t>
-      </w:r>
-    </w:p>
-    <w:p>
-      <w:pPr>
-        <w:spacing w:before="0" w:after="110" w:line="300" w:lineRule="auto"/>
-      </w:pPr>
-      <w:r>
-        <w:rPr>
-          <w:rFonts w:ascii="Times New Roman" w:hAnsi="Times New Roman" w:eastAsia="Malgun Gothic"/>
-          <w:b/>
-          <w:i w:val="0"/>
-          <w:sz w:val="22"/>
-        </w:rPr>
-        <w:t xml:space="preserve">Лёша: </w:t>
-      </w:r>
-      <w:r>
-        <w:rPr>
-          <w:rFonts w:ascii="Times New Roman" w:hAnsi="Times New Roman" w:eastAsia="Malgun Gothic"/>
-          <w:b w:val="0"/>
-          <w:i w:val="0"/>
-          <w:sz w:val="22"/>
-        </w:rPr>
-        <w:t>Шестьсот тысяч без работы. Одиннадцать тысяч мёртвых в списках. Одиннадцать миллиардов на переобучение. Достаточно?</w:t>
-      </w:r>
-    </w:p>
-    <w:p>
-      <w:pPr>
-        <w:spacing w:before="0" w:after="110" w:line="300" w:lineRule="auto"/>
-      </w:pPr>
-      <w:r>
-        <w:rPr>
-          <w:rFonts w:ascii="Times New Roman" w:hAnsi="Times New Roman" w:eastAsia="Malgun Gothic"/>
-          <w:b/>
-          <w:i w:val="0"/>
-          <w:sz w:val="22"/>
-        </w:rPr>
-        <w:t xml:space="preserve">Катя: </w:t>
-      </w:r>
-      <w:r>
-        <w:rPr>
-          <w:rFonts w:ascii="Times New Roman" w:hAnsi="Times New Roman" w:eastAsia="Malgun Gothic"/>
-          <w:b w:val="0"/>
-          <w:i w:val="0"/>
-          <w:sz w:val="22"/>
-        </w:rPr>
-        <w:t>Более чем. Только не говорите их в таком порядке.</w:t>
-      </w:r>
-    </w:p>
-    <w:p>
-      <w:pPr>
-        <w:keepNext/>
-        <w:spacing w:before="320" w:after="140"/>
-      </w:pPr>
-      <w:r>
-        <w:rPr>
-          <w:rFonts w:ascii="Times New Roman" w:hAnsi="Times New Roman" w:eastAsia="Malgun Gothic"/>
-          <w:b/>
-          <w:i w:val="0"/>
-          <w:color w:val="1F3864"/>
-          <w:sz w:val="26"/>
-        </w:rPr>
-        <w:t>장면 9 — 취임 1주년 인터뷰</w:t>
-      </w:r>
-    </w:p>
-    <w:p>
-      <w:pPr>
-        <w:spacing w:before="0" w:after="110" w:line="300" w:lineRule="auto"/>
-      </w:pPr>
-      <w:r>
-        <w:rPr>
-          <w:rFonts w:ascii="Times New Roman" w:hAnsi="Times New Roman" w:eastAsia="Malgun Gothic"/>
-          <w:b/>
-          <w:i w:val="0"/>
-          <w:sz w:val="22"/>
-        </w:rPr>
-        <w:t xml:space="preserve">Рязанцев: </w:t>
-      </w:r>
-      <w:r>
-        <w:rPr>
-          <w:rFonts w:ascii="Times New Roman" w:hAnsi="Times New Roman" w:eastAsia="Malgun Gothic"/>
-          <w:b w:val="0"/>
-          <w:i w:val="0"/>
-          <w:sz w:val="22"/>
-        </w:rPr>
-        <w:t>Алексей Николаевич, год назад вы обещали стране честность. Сегодня шестьсот тысяч человек потеряли работу из-за ваших законов. Это и есть цена честности?</w:t>
-      </w:r>
-    </w:p>
-    <w:p>
-      <w:pPr>
-        <w:spacing w:before="0" w:after="110" w:line="300" w:lineRule="auto"/>
-      </w:pPr>
-      <w:r>
-        <w:rPr>
-          <w:rFonts w:ascii="Times New Roman" w:hAnsi="Times New Roman" w:eastAsia="Malgun Gothic"/>
-          <w:b/>
-          <w:i w:val="0"/>
-          <w:sz w:val="22"/>
-        </w:rPr>
-        <w:t xml:space="preserve">Лёша: </w:t>
-      </w:r>
-      <w:r>
-        <w:rPr>
-          <w:rFonts w:ascii="Times New Roman" w:hAnsi="Times New Roman" w:eastAsia="Malgun Gothic"/>
-          <w:b w:val="0"/>
-          <w:i w:val="0"/>
-          <w:sz w:val="22"/>
-        </w:rPr>
-        <w:t>Это часть цены. И я не буду её уменьшать. Эти люди работали в тени не потому, что были преступниками, а потому, что другой работы им никто не предлагал. Мы закрыли тень — значит, мы обязаны открыть им свет. Указ об амнистии стажа подписан сегодня утром.</w:t>
-      </w:r>
-    </w:p>
-    <w:p>
-      <w:pPr>
-        <w:spacing w:before="0" w:after="110" w:line="300" w:lineRule="auto"/>
-      </w:pPr>
-      <w:r>
-        <w:rPr>
-          <w:rFonts w:ascii="Times New Roman" w:hAnsi="Times New Roman" w:eastAsia="Malgun Gothic"/>
-          <w:b/>
-          <w:i w:val="0"/>
-          <w:sz w:val="22"/>
-        </w:rPr>
-        <w:t xml:space="preserve">Рязанцев: </w:t>
-      </w:r>
-      <w:r>
-        <w:rPr>
-          <w:rFonts w:ascii="Times New Roman" w:hAnsi="Times New Roman" w:eastAsia="Malgun Gothic"/>
-          <w:b w:val="0"/>
-          <w:i w:val="0"/>
-          <w:sz w:val="22"/>
-        </w:rPr>
-        <w:t>Указ — это бумага. Люди устали от бумаг.</w:t>
-      </w:r>
-    </w:p>
-    <w:p>
-      <w:pPr>
-        <w:spacing w:before="0" w:after="110" w:line="300" w:lineRule="auto"/>
-      </w:pPr>
-      <w:r>
-        <w:rPr>
-          <w:rFonts w:ascii="Times New Roman" w:hAnsi="Times New Roman" w:eastAsia="Malgun Gothic"/>
-          <w:b/>
-          <w:i w:val="0"/>
-          <w:sz w:val="22"/>
-        </w:rPr>
-        <w:t xml:space="preserve">Лёша: </w:t>
-      </w:r>
-      <w:r>
-        <w:rPr>
-          <w:rFonts w:ascii="Times New Roman" w:hAnsi="Times New Roman" w:eastAsia="Malgun Gothic"/>
-          <w:b w:val="0"/>
-          <w:i w:val="0"/>
-          <w:sz w:val="22"/>
-        </w:rPr>
-        <w:t>Знаю. Я был у одного из них на кухне. Его жена сказала, что честность в холодильник не положишь. Она права. Моя задача — чтобы положить можно было.</w:t>
-      </w:r>
-    </w:p>
-    <w:p>
-      <w:pPr>
-        <w:spacing w:before="0" w:after="110" w:line="300" w:lineRule="auto"/>
-      </w:pPr>
-      <w:r>
-        <w:rPr>
-          <w:rFonts w:ascii="Times New Roman" w:hAnsi="Times New Roman" w:eastAsia="Malgun Gothic"/>
-          <w:b/>
-          <w:i w:val="0"/>
-          <w:sz w:val="22"/>
-        </w:rPr>
-        <w:t xml:space="preserve">Рязанцев: </w:t>
-      </w:r>
-      <w:r>
-        <w:rPr>
-          <w:rFonts w:ascii="Times New Roman" w:hAnsi="Times New Roman" w:eastAsia="Malgun Gothic"/>
-          <w:b w:val="0"/>
-          <w:i w:val="0"/>
-          <w:sz w:val="22"/>
-        </w:rPr>
-        <w:t>Ваша служба прозрачности находит по три схемы в неделю. Люди говорят: «При старой власти хоть не знали».</w:t>
-      </w:r>
-    </w:p>
-    <w:p>
-      <w:pPr>
-        <w:spacing w:before="0" w:after="110" w:line="300" w:lineRule="auto"/>
-      </w:pPr>
-      <w:r>
-        <w:rPr>
-          <w:rFonts w:ascii="Times New Roman" w:hAnsi="Times New Roman" w:eastAsia="Malgun Gothic"/>
-          <w:b/>
-          <w:i w:val="0"/>
-          <w:sz w:val="22"/>
-        </w:rPr>
-        <w:t xml:space="preserve">Лёша: </w:t>
-      </w:r>
-      <w:r>
-        <w:rPr>
-          <w:rFonts w:ascii="Times New Roman" w:hAnsi="Times New Roman" w:eastAsia="Malgun Gothic"/>
-          <w:b w:val="0"/>
-          <w:i w:val="0"/>
-          <w:sz w:val="22"/>
-        </w:rPr>
-        <w:t>При старой власти не знали — и платили. Теперь знают — и платят меньше. Разница есть, но её не видно в новостях.</w:t>
-      </w:r>
-    </w:p>
-    <w:p>
-      <w:pPr>
-        <w:spacing w:before="0" w:after="110" w:line="300" w:lineRule="auto"/>
-      </w:pPr>
-      <w:r>
-        <w:rPr>
-          <w:rFonts w:ascii="Times New Roman" w:hAnsi="Times New Roman" w:eastAsia="Malgun Gothic"/>
-          <w:b/>
-          <w:i w:val="0"/>
-          <w:sz w:val="22"/>
-        </w:rPr>
-        <w:t xml:space="preserve">Рязанцев: </w:t>
-      </w:r>
-      <w:r>
-        <w:rPr>
-          <w:rFonts w:ascii="Times New Roman" w:hAnsi="Times New Roman" w:eastAsia="Malgun Gothic"/>
-          <w:b w:val="0"/>
-          <w:i w:val="0"/>
-          <w:sz w:val="22"/>
-        </w:rPr>
-        <w:t>Вы сами сократили свой срок. Досрочные выборы — в единый день с региональными. Не считаете это наивностью?</w:t>
-      </w:r>
-    </w:p>
-    <w:p>
-      <w:pPr>
-        <w:spacing w:before="0" w:after="110" w:line="300" w:lineRule="auto"/>
-      </w:pPr>
-      <w:r>
-        <w:rPr>
-          <w:rFonts w:ascii="Times New Roman" w:hAnsi="Times New Roman" w:eastAsia="Malgun Gothic"/>
-          <w:b/>
-          <w:i w:val="0"/>
-          <w:sz w:val="22"/>
-        </w:rPr>
-        <w:t xml:space="preserve">Лёша: </w:t>
-      </w:r>
-      <w:r>
-        <w:rPr>
-          <w:rFonts w:ascii="Times New Roman" w:hAnsi="Times New Roman" w:eastAsia="Malgun Gothic"/>
-          <w:b w:val="0"/>
-          <w:i w:val="0"/>
-          <w:sz w:val="22"/>
-        </w:rPr>
-        <w:t>Считаю это правилом, которое я не имел права отменить для себя.</w:t>
-      </w:r>
-    </w:p>
-    <w:p>
-      <w:pPr>
-        <w:spacing w:before="0" w:after="110" w:line="300" w:lineRule="auto"/>
-      </w:pPr>
-      <w:r>
-        <w:rPr>
-          <w:rFonts w:ascii="Times New Roman" w:hAnsi="Times New Roman" w:eastAsia="Malgun Gothic"/>
-          <w:b/>
-          <w:i w:val="0"/>
-          <w:sz w:val="22"/>
-        </w:rPr>
-        <w:t xml:space="preserve">Рязанцев: </w:t>
-      </w:r>
-      <w:r>
-        <w:rPr>
-          <w:rFonts w:ascii="Times New Roman" w:hAnsi="Times New Roman" w:eastAsia="Malgun Gothic"/>
-          <w:b w:val="0"/>
-          <w:i w:val="0"/>
-          <w:sz w:val="22"/>
-        </w:rPr>
-        <w:t>Позвольте личный вопрос. Дарья работала у меня. Вы добились правды о ней. Стало ли вам легче управлять страной?</w:t>
-      </w:r>
-    </w:p>
-    <w:p>
-      <w:pPr>
-        <w:spacing w:before="0" w:after="110" w:line="300" w:lineRule="auto"/>
-      </w:pPr>
-      <w:r>
-        <w:rPr>
-          <w:rFonts w:ascii="Times New Roman" w:hAnsi="Times New Roman" w:eastAsia="Malgun Gothic"/>
-          <w:b/>
-          <w:i w:val="0"/>
-          <w:sz w:val="22"/>
-        </w:rPr>
-        <w:t xml:space="preserve">Лёша: </w:t>
+        <w:t xml:space="preserve">Продавщица: </w:t>
       </w:r>
       <w:r>
         <w:rPr>
@@ -2555,7 +1610,7 @@
           <w:color w:val="555555"/>
           <w:sz w:val="22"/>
         </w:rPr>
-        <w:t>(пауза)</w:t>
+        <w:t>(смеётся, протягивает салфетку)</w:t>
       </w:r>
       <w:r>
         <w:rPr>
@@ -2564,7 +1619,7 @@
           <w:i w:val="0"/>
           <w:sz w:val="22"/>
         </w:rPr>
-        <w:t xml:space="preserve"> Нет, Лев Аркадьевич. Стало легче смотреть в глаза её коллегам. Управлять — нет.</w:t>
+        <w:t xml:space="preserve"> Для Кристины.</w:t>
       </w:r>
     </w:p>
     <w:p>
@@ -2578,53 +1633,7 @@
           <w:i w:val="0"/>
           <w:sz w:val="22"/>
         </w:rPr>
-        <w:t xml:space="preserve">Рязанцев: </w:t>
-      </w:r>
-      <w:r>
-        <w:rPr>
-          <w:rFonts w:ascii="Times New Roman" w:hAnsi="Times New Roman" w:eastAsia="Malgun Gothic"/>
-          <w:b w:val="0"/>
-          <w:i w:val="0"/>
-          <w:sz w:val="22"/>
-        </w:rPr>
-        <w:t>Тогда последний. У Гоголя: «Русь, куда ж несёшься ты? дай ответ. Не даёт ответа». Вы можете дать ответ?</w:t>
-      </w:r>
-    </w:p>
-    <w:p>
-      <w:pPr>
-        <w:spacing w:before="0" w:after="110" w:line="300" w:lineRule="auto"/>
-      </w:pPr>
-      <w:r>
-        <w:rPr>
-          <w:rFonts w:ascii="Times New Roman" w:hAnsi="Times New Roman" w:eastAsia="Malgun Gothic"/>
-          <w:b/>
-          <w:i w:val="0"/>
-          <w:sz w:val="22"/>
-        </w:rPr>
         <w:t xml:space="preserve">Лёша: </w:t>
-      </w:r>
-      <w:r>
-        <w:rPr>
-          <w:rFonts w:ascii="Times New Roman" w:hAnsi="Times New Roman" w:eastAsia="Malgun Gothic"/>
-          <w:b w:val="0"/>
-          <w:i w:val="0"/>
-          <w:sz w:val="22"/>
-        </w:rPr>
-        <w:t>Не могу. И не хочу, чтобы кто-то один его давал. Двести лет у нас отвечал один человек. Пусть на этот раз ответят те, кто сидит в тройке, а не только ямщик.</w:t>
-      </w:r>
-    </w:p>
-    <w:p>
-      <w:pPr>
-        <w:spacing w:before="0" w:after="110" w:line="300" w:lineRule="auto"/>
-      </w:pPr>
-      <w:r>
-        <w:rPr>
-          <w:rFonts w:ascii="Times New Roman" w:hAnsi="Times New Roman" w:eastAsia="Malgun Gothic"/>
-          <w:b/>
-          <w:i w:val="0"/>
-          <w:sz w:val="22"/>
-        </w:rPr>
-        <w:t xml:space="preserve">Рязанцев: </w:t>
       </w:r>
       <w:r>
         <w:rPr>
@@ -2634,7 +1643,7 @@
           <w:color w:val="555555"/>
           <w:sz w:val="22"/>
         </w:rPr>
-        <w:t>(после паузы, откладывая блокнот)</w:t>
+        <w:t>(расписывается)</w:t>
       </w:r>
       <w:r>
         <w:rPr>
@@ -2643,7 +1652,7 @@
           <w:i w:val="0"/>
           <w:sz w:val="22"/>
         </w:rPr>
-        <w:t xml:space="preserve"> Дарья бы этот ответ напечатала.</w:t>
+        <w:t xml:space="preserve"> «Кристине — от попутчика». Сколько с нас?</w:t>
       </w:r>
     </w:p>
     <w:p>
@@ -2657,7 +1666,7 @@
           <w:i w:val="0"/>
           <w:sz w:val="22"/>
         </w:rPr>
-        <w:t xml:space="preserve">Лёша: </w:t>
+        <w:t xml:space="preserve">Продавщица: </w:t>
       </w:r>
       <w:r>
         <w:rPr>
@@ -2666,23 +1675,30 @@
           <w:i w:val="0"/>
           <w:sz w:val="22"/>
         </w:rPr>
-        <w:t>Дарья бы потребовала переписать его короче.</w:t>
+        <w:t>Да что вы, какие деньги…</w:t>
       </w:r>
     </w:p>
     <w:p>
       <w:pPr>
-        <w:keepNext/>
-        <w:spacing w:before="320" w:after="140"/>
+        <w:spacing w:before="0" w:after="110" w:line="300" w:lineRule="auto"/>
       </w:pPr>
       <w:r>
         <w:rPr>
           <w:rFonts w:ascii="Times New Roman" w:hAnsi="Times New Roman" w:eastAsia="Malgun Gothic"/>
           <w:b/>
           <w:i w:val="0"/>
-          <w:color w:val="1F3864"/>
-          <w:sz w:val="26"/>
-        </w:rPr>
-        <w:t>장면 10 — 어머니와의 통화</w:t>
+          <w:sz w:val="22"/>
+        </w:rPr>
+        <w:t xml:space="preserve">Лёша: </w:t>
+      </w:r>
+      <w:r>
+        <w:rPr>
+          <w:rFonts w:ascii="Times New Roman" w:hAnsi="Times New Roman" w:eastAsia="Malgun Gothic"/>
+          <w:b w:val="0"/>
+          <w:i w:val="0"/>
+          <w:sz w:val="22"/>
+        </w:rPr>
+        <w:t>Нет-нет, так не пойдёт. Всё как у всех.</w:t>
       </w:r>
     </w:p>
     <w:p>
@@ -2696,7 +1712,7 @@
           <w:i w:val="0"/>
           <w:sz w:val="22"/>
         </w:rPr>
-        <w:t xml:space="preserve">Анна: </w:t>
+        <w:t xml:space="preserve">Продавщица: </w:t>
       </w:r>
       <w:r>
         <w:rPr>
@@ -2706,7 +1722,7 @@
           <w:color w:val="555555"/>
           <w:sz w:val="22"/>
         </w:rPr>
-        <w:t>(по телефону)</w:t>
+        <w:t>(пробивает чек)</w:t>
       </w:r>
       <w:r>
         <w:rPr>
@@ -2715,114 +1731,13 @@
           <w:i w:val="0"/>
           <w:sz w:val="22"/>
         </w:rPr>
-        <w:t xml:space="preserve"> Лёша, я смотрела интервью.</w:t>
+        <w:t xml:space="preserve"> Счастливого пути. И… удачи вам. Честно.</w:t>
       </w:r>
     </w:p>
     <w:p>
       <w:pPr>
         <w:spacing w:before="0" w:after="110" w:line="300" w:lineRule="auto"/>
       </w:pPr>
-      <w:r>
-        <w:rPr>
-          <w:rFonts w:ascii="Times New Roman" w:hAnsi="Times New Roman" w:eastAsia="Malgun Gothic"/>
-          <w:b/>
-          <w:i w:val="0"/>
-          <w:sz w:val="22"/>
-        </w:rPr>
-        <w:t xml:space="preserve">Лёша: </w:t>
-      </w:r>
-      <w:r>
-        <w:rPr>
-          <w:rFonts w:ascii="Times New Roman" w:hAnsi="Times New Roman" w:eastAsia="Malgun Gothic"/>
-          <w:b w:val="0"/>
-          <w:i w:val="0"/>
-          <w:sz w:val="22"/>
-        </w:rPr>
-        <w:t>И как?</w:t>
-      </w:r>
-    </w:p>
-    <w:p>
-      <w:pPr>
-        <w:spacing w:before="0" w:after="110" w:line="300" w:lineRule="auto"/>
-      </w:pPr>
-      <w:r>
-        <w:rPr>
-          <w:rFonts w:ascii="Times New Roman" w:hAnsi="Times New Roman" w:eastAsia="Malgun Gothic"/>
-          <w:b/>
-          <w:i w:val="0"/>
-          <w:sz w:val="22"/>
-        </w:rPr>
-        <w:t xml:space="preserve">Анна: </w:t>
-      </w:r>
-      <w:r>
-        <w:rPr>
-          <w:rFonts w:ascii="Times New Roman" w:hAnsi="Times New Roman" w:eastAsia="Malgun Gothic"/>
-          <w:b w:val="0"/>
-          <w:i w:val="0"/>
-          <w:sz w:val="22"/>
-        </w:rPr>
-        <w:t>Ты похудел. И говорил правду. Первое меня волнует больше.</w:t>
-      </w:r>
-    </w:p>
-    <w:p>
-      <w:pPr>
-        <w:spacing w:before="0" w:after="110" w:line="300" w:lineRule="auto"/>
-      </w:pPr>
-      <w:r>
-        <w:rPr>
-          <w:rFonts w:ascii="Times New Roman" w:hAnsi="Times New Roman" w:eastAsia="Malgun Gothic"/>
-          <w:b/>
-          <w:i w:val="0"/>
-          <w:sz w:val="22"/>
-        </w:rPr>
-        <w:t xml:space="preserve">Лёша: </w:t>
-      </w:r>
-      <w:r>
-        <w:rPr>
-          <w:rFonts w:ascii="Times New Roman" w:hAnsi="Times New Roman" w:eastAsia="Malgun Gothic"/>
-          <w:b w:val="0"/>
-          <w:i w:val="0"/>
-          <w:sz w:val="22"/>
-        </w:rPr>
-        <w:t>Мам…</w:t>
-      </w:r>
-    </w:p>
-    <w:p>
-      <w:pPr>
-        <w:spacing w:before="0" w:after="110" w:line="300" w:lineRule="auto"/>
-      </w:pPr>
-      <w:r>
-        <w:rPr>
-          <w:rFonts w:ascii="Times New Roman" w:hAnsi="Times New Roman" w:eastAsia="Malgun Gothic"/>
-          <w:b/>
-          <w:i w:val="0"/>
-          <w:sz w:val="22"/>
-        </w:rPr>
-        <w:t xml:space="preserve">Анна: </w:t>
-      </w:r>
-      <w:r>
-        <w:rPr>
-          <w:rFonts w:ascii="Times New Roman" w:hAnsi="Times New Roman" w:eastAsia="Malgun Gothic"/>
-          <w:b w:val="0"/>
-          <w:i w:val="0"/>
-          <w:sz w:val="22"/>
-        </w:rPr>
-        <w:t>Ты обещал мне ещё полгода назад: хоть одни выходные — просто сын, а не президент.</w:t>
-      </w:r>
-    </w:p>
-    <w:p>
-      <w:pPr>
-        <w:spacing w:before="0" w:after="110" w:line="300" w:lineRule="auto"/>
-      </w:pPr>
-      <w:r>
-        <w:rPr>
-          <w:rFonts w:ascii="Times New Roman" w:hAnsi="Times New Roman" w:eastAsia="Malgun Gothic"/>
-          <w:b/>
-          <w:i w:val="0"/>
-          <w:sz w:val="22"/>
-        </w:rPr>
-        <w:t xml:space="preserve">Лёша: </w:t>
-      </w:r>
       <w:r>
         <w:rPr>
           <w:rFonts w:ascii="Times New Roman" w:hAnsi="Times New Roman" w:eastAsia="Malgun Gothic"/>
@@ -2831,16 +1746,7 @@
           <w:color w:val="555555"/>
           <w:sz w:val="22"/>
         </w:rPr>
-        <w:t>(виновато)</w:t>
-      </w:r>
-      <w:r>
-        <w:rPr>
-          <w:rFonts w:ascii="Times New Roman" w:hAnsi="Times New Roman" w:eastAsia="Malgun Gothic"/>
-          <w:b w:val="0"/>
-          <w:i w:val="0"/>
-          <w:sz w:val="22"/>
-        </w:rPr>
-        <w:t xml:space="preserve"> Помню.</w:t>
+        <w:t>(Снова в машине. Болдин садится последним.)</w:t>
       </w:r>
     </w:p>
     <w:p>
@@ -2854,7 +1760,7 @@
           <w:i w:val="0"/>
           <w:sz w:val="22"/>
         </w:rPr>
-        <w:t xml:space="preserve">Анна: </w:t>
+        <w:t xml:space="preserve">Водитель: </w:t>
       </w:r>
       <w:r>
         <w:rPr>
@@ -2863,7 +1769,7 @@
           <w:i w:val="0"/>
           <w:sz w:val="22"/>
         </w:rPr>
-        <w:t>В эту субботу. Я испеку пирог с капустой, как ты любил. Никаких папок.</w:t>
+        <w:t>Ну что, по коням?</w:t>
       </w:r>
     </w:p>
     <w:p>
@@ -2877,7 +1783,7 @@
           <w:i w:val="0"/>
           <w:sz w:val="22"/>
         </w:rPr>
-        <w:t xml:space="preserve">Лёша: </w:t>
+        <w:t xml:space="preserve">Болдин: </w:t>
       </w:r>
       <w:r>
         <w:rPr>
@@ -2886,7 +1792,7 @@
           <w:i w:val="0"/>
           <w:sz w:val="22"/>
         </w:rPr>
-        <w:t>Обещаю. Никаких папок.</w:t>
+        <w:t>По коням. Рамиль Тагирович, после ремонта — объезд по старой дороге, как договаривались.</w:t>
       </w:r>
     </w:p>
     <w:p>
@@ -2900,7 +1806,7 @@
           <w:i w:val="0"/>
           <w:sz w:val="22"/>
         </w:rPr>
-        <w:t xml:space="preserve">Анна: </w:t>
+        <w:t xml:space="preserve">Водитель: </w:t>
       </w:r>
       <w:r>
         <w:rPr>
@@ -2909,7 +1815,7 @@
           <w:i w:val="0"/>
           <w:sz w:val="22"/>
         </w:rPr>
-        <w:t>Ты и в прошлый раз обещал.</w:t>
+        <w:t>Помню, Максим Игоревич. Не первый год замужем.</w:t>
       </w:r>
     </w:p>
     <w:p>
@@ -2923,53 +1829,7 @@
           <w:i w:val="0"/>
           <w:sz w:val="22"/>
         </w:rPr>
-        <w:t xml:space="preserve">Лёша: </w:t>
-      </w:r>
-      <w:r>
-        <w:rPr>
-          <w:rFonts w:ascii="Times New Roman" w:hAnsi="Times New Roman" w:eastAsia="Malgun Gothic"/>
-          <w:b w:val="0"/>
-          <w:i w:val="0"/>
-          <w:sz w:val="22"/>
-        </w:rPr>
-        <w:t>В этот раз Катя будет свидетелем.</w:t>
-      </w:r>
-    </w:p>
-    <w:p>
-      <w:pPr>
-        <w:spacing w:before="0" w:after="110" w:line="300" w:lineRule="auto"/>
-      </w:pPr>
-      <w:r>
-        <w:rPr>
-          <w:rFonts w:ascii="Times New Roman" w:hAnsi="Times New Roman" w:eastAsia="Malgun Gothic"/>
-          <w:b/>
-          <w:i w:val="0"/>
-          <w:sz w:val="22"/>
-        </w:rPr>
-        <w:t xml:space="preserve">Анна: </w:t>
-      </w:r>
-      <w:r>
-        <w:rPr>
-          <w:rFonts w:ascii="Times New Roman" w:hAnsi="Times New Roman" w:eastAsia="Malgun Gothic"/>
-          <w:b w:val="0"/>
-          <w:i w:val="0"/>
-          <w:sz w:val="22"/>
-        </w:rPr>
-        <w:t>Катя — свидетель ненадёжный. Она тебе сама папки и принесёт.</w:t>
-      </w:r>
-    </w:p>
-    <w:p>
-      <w:pPr>
-        <w:spacing w:before="0" w:after="110" w:line="300" w:lineRule="auto"/>
-      </w:pPr>
-      <w:r>
-        <w:rPr>
-          <w:rFonts w:ascii="Times New Roman" w:hAnsi="Times New Roman" w:eastAsia="Malgun Gothic"/>
-          <w:b/>
-          <w:i w:val="0"/>
-          <w:sz w:val="22"/>
-        </w:rPr>
-        <w:t xml:space="preserve">Лёша: </w:t>
+        <w:t xml:space="preserve">Гребенщиков: </w:t>
       </w:r>
       <w:r>
         <w:rPr>
@@ -2979,7 +1839,7 @@
           <w:color w:val="555555"/>
           <w:sz w:val="22"/>
         </w:rPr>
-        <w:t>(смеётся)</w:t>
+        <w:t>(просыпаясь)</w:t>
       </w:r>
       <w:r>
         <w:rPr>
@@ -2988,37 +1848,21 @@
           <w:i w:val="0"/>
           <w:sz w:val="22"/>
         </w:rPr>
-        <w:t xml:space="preserve"> Тогда свидетелем будешь ты, мам. Против тебя Катя не пойдёт.</w:t>
+        <w:t xml:space="preserve"> Мы что, останавливались? А пирожок мне взяли?</w:t>
       </w:r>
     </w:p>
     <w:p>
       <w:pPr>
-        <w:keepNext/>
-        <w:spacing w:before="320" w:after="140"/>
+        <w:spacing w:before="0" w:after="110" w:line="300" w:lineRule="auto"/>
       </w:pPr>
       <w:r>
         <w:rPr>
           <w:rFonts w:ascii="Times New Roman" w:hAnsi="Times New Roman" w:eastAsia="Malgun Gothic"/>
           <w:b/>
           <w:i w:val="0"/>
-          <w:color w:val="1F3864"/>
-          <w:sz w:val="26"/>
-        </w:rPr>
-        <w:t>장면 11 — 밤, 이리나와</w:t>
-      </w:r>
-    </w:p>
-    <w:p>
-      <w:pPr>
-        <w:spacing w:before="0" w:after="110" w:line="300" w:lineRule="auto"/>
-      </w:pPr>
-      <w:r>
-        <w:rPr>
-          <w:rFonts w:ascii="Times New Roman" w:hAnsi="Times New Roman" w:eastAsia="Malgun Gothic"/>
-          <w:b/>
-          <w:i w:val="0"/>
-          <w:sz w:val="22"/>
-        </w:rPr>
-        <w:t xml:space="preserve">Ирина: </w:t>
+          <w:sz w:val="22"/>
+        </w:rPr>
+        <w:t xml:space="preserve">Лёша: </w:t>
       </w:r>
       <w:r>
         <w:rPr>
@@ -3028,7 +1872,7 @@
           <w:color w:val="555555"/>
           <w:sz w:val="22"/>
         </w:rPr>
-        <w:t>(в пустом кабинете, поздно)</w:t>
+        <w:t>(протягивает пакет)</w:t>
       </w:r>
       <w:r>
         <w:rPr>
@@ -3037,7 +1881,7 @@
           <w:i w:val="0"/>
           <w:sz w:val="22"/>
         </w:rPr>
-        <w:t xml:space="preserve"> Не уходите домой?</w:t>
+        <w:t xml:space="preserve"> С картошкой. Ещё тёплый.</w:t>
       </w:r>
     </w:p>
     <w:p>
@@ -3051,7 +1895,7 @@
           <w:i w:val="0"/>
           <w:sz w:val="22"/>
         </w:rPr>
-        <w:t xml:space="preserve">Лёша: </w:t>
+        <w:t xml:space="preserve">Ирина: </w:t>
       </w:r>
       <w:r>
         <w:rPr>
@@ -3060,7 +1904,7 @@
           <w:i w:val="0"/>
           <w:sz w:val="22"/>
         </w:rPr>
-        <w:t>Думаю про Геннадия. Есть пословица: «Сытый голодного не разумеет». Я всю жизнь думал, что это про других.</w:t>
+        <w:t>Анатолий Викторович, вы всю остановку проспали.</w:t>
       </w:r>
     </w:p>
     <w:p>
@@ -3074,7 +1918,7 @@
           <w:i w:val="0"/>
           <w:sz w:val="22"/>
         </w:rPr>
-        <w:t xml:space="preserve">Ирина: </w:t>
+        <w:t xml:space="preserve">Гребенщиков: </w:t>
       </w:r>
       <w:r>
         <w:rPr>
@@ -3083,30 +1927,23 @@
           <w:i w:val="0"/>
           <w:sz w:val="22"/>
         </w:rPr>
-        <w:t>Вы всю жизнь были на стороне голодных. У двери Литвинова, у двери Крылова.</w:t>
+        <w:t>Я анализировал, Ирина Олеговна. Анализ требует калорий.</w:t>
       </w:r>
     </w:p>
     <w:p>
       <w:pPr>
-        <w:spacing w:before="0" w:after="110" w:line="300" w:lineRule="auto"/>
+        <w:keepNext/>
+        <w:spacing w:before="320" w:after="140"/>
       </w:pPr>
       <w:r>
         <w:rPr>
           <w:rFonts w:ascii="Times New Roman" w:hAnsi="Times New Roman" w:eastAsia="Malgun Gothic"/>
           <w:b/>
           <w:i w:val="0"/>
-          <w:sz w:val="22"/>
-        </w:rPr>
-        <w:t xml:space="preserve">Лёша: </w:t>
-      </w:r>
-      <w:r>
-        <w:rPr>
-          <w:rFonts w:ascii="Times New Roman" w:hAnsi="Times New Roman" w:eastAsia="Malgun Gothic"/>
-          <w:b w:val="0"/>
-          <w:i w:val="0"/>
-          <w:sz w:val="22"/>
-        </w:rPr>
-        <w:t>А теперь сытый — я. И стучат в мою дверь. И я не могу сказать, что они не правы.</w:t>
+          <w:color w:val="1F3864"/>
+          <w:sz w:val="26"/>
+        </w:rPr>
+        <w:t>장면 5 — 투명성청, 선거 조작의 징후</w:t>
       </w:r>
     </w:p>
     <w:p>
@@ -3120,7 +1957,7 @@
           <w:i w:val="0"/>
           <w:sz w:val="22"/>
         </w:rPr>
-        <w:t xml:space="preserve">Ирина: </w:t>
+        <w:t xml:space="preserve">Вениамин: </w:t>
       </w:r>
       <w:r>
         <w:rPr>
@@ -3129,7 +1966,7 @@
           <w:i w:val="0"/>
           <w:sz w:val="22"/>
         </w:rPr>
-        <w:t>Значит, вы ещё не совсем сытый. Сытые не слышат стука.</w:t>
+        <w:t>Кирилл Андреевич, Анастасия Дмитриевна. Региональные выборы через полгода. Я прогнал списки избирателей по трём областям через базу загсов.</w:t>
       </w:r>
     </w:p>
     <w:p>
@@ -3143,7 +1980,7 @@
           <w:i w:val="0"/>
           <w:sz w:val="22"/>
         </w:rPr>
-        <w:t xml:space="preserve">Лёша: </w:t>
+        <w:t xml:space="preserve">Кирилл: </w:t>
       </w:r>
       <w:r>
         <w:rPr>
@@ -3152,7 +1989,7 @@
           <w:i w:val="0"/>
           <w:sz w:val="22"/>
         </w:rPr>
-        <w:t>Или слышат и привыкают. Это страшнее.</w:t>
+        <w:t>И?</w:t>
       </w:r>
     </w:p>
     <w:p>
@@ -3166,7 +2003,7 @@
           <w:i w:val="0"/>
           <w:sz w:val="22"/>
         </w:rPr>
-        <w:t xml:space="preserve">Ирина: </w:t>
+        <w:t xml:space="preserve">Вениамин: </w:t>
       </w:r>
       <w:r>
         <w:rPr>
@@ -3175,7 +2012,7 @@
           <w:i w:val="0"/>
           <w:sz w:val="22"/>
         </w:rPr>
-        <w:t>Тогда пообещайте мне одно. Если однажды привыкнете — скажите мне. Я постучу громче.</w:t>
+        <w:t>Одиннадцать тысяч избирателей, которые умерли за последние пять лет, до сих пор числятся в списках. В одном районе их даже прибавилось.</w:t>
       </w:r>
     </w:p>
     <w:p>
@@ -3189,7 +2026,122 @@
           <w:i w:val="0"/>
           <w:sz w:val="22"/>
         </w:rPr>
-        <w:t xml:space="preserve">Лёша: </w:t>
+        <w:t xml:space="preserve">Изольда: </w:t>
+      </w:r>
+      <w:r>
+        <w:rPr>
+          <w:rFonts w:ascii="Times New Roman" w:hAnsi="Times New Roman" w:eastAsia="Malgun Gothic"/>
+          <w:b w:val="0"/>
+          <w:i w:val="0"/>
+          <w:sz w:val="22"/>
+        </w:rPr>
+        <w:t>Мёртвые души. Гоголь бы порадовался, Чичиков — тем более.</w:t>
+      </w:r>
+    </w:p>
+    <w:p>
+      <w:pPr>
+        <w:spacing w:before="0" w:after="110" w:line="300" w:lineRule="auto"/>
+      </w:pPr>
+      <w:r>
+        <w:rPr>
+          <w:rFonts w:ascii="Times New Roman" w:hAnsi="Times New Roman" w:eastAsia="Malgun Gothic"/>
+          <w:b/>
+          <w:i w:val="0"/>
+          <w:sz w:val="22"/>
+        </w:rPr>
+        <w:t xml:space="preserve">Настя: </w:t>
+      </w:r>
+      <w:r>
+        <w:rPr>
+          <w:rFonts w:ascii="Times New Roman" w:hAnsi="Times New Roman" w:eastAsia="Malgun Gothic"/>
+          <w:b w:val="0"/>
+          <w:i w:val="0"/>
+          <w:sz w:val="22"/>
+        </w:rPr>
+        <w:t>Это может быть обычная неряшливость.</w:t>
+      </w:r>
+    </w:p>
+    <w:p>
+      <w:pPr>
+        <w:spacing w:before="0" w:after="110" w:line="300" w:lineRule="auto"/>
+      </w:pPr>
+      <w:r>
+        <w:rPr>
+          <w:rFonts w:ascii="Times New Roman" w:hAnsi="Times New Roman" w:eastAsia="Malgun Gothic"/>
+          <w:b/>
+          <w:i w:val="0"/>
+          <w:sz w:val="22"/>
+        </w:rPr>
+        <w:t xml:space="preserve">Вениамин: </w:t>
+      </w:r>
+      <w:r>
+        <w:rPr>
+          <w:rFonts w:ascii="Times New Roman" w:hAnsi="Times New Roman" w:eastAsia="Malgun Gothic"/>
+          <w:b w:val="0"/>
+          <w:i w:val="0"/>
+          <w:sz w:val="22"/>
+        </w:rPr>
+        <w:t>Может. Но в тех же трёх областях из резервных фондов администраций ушло около двух миллиардов на «информационное сопровождение». Получатели — фирмы, зарегистрированные в прошлом месяце.</w:t>
+      </w:r>
+    </w:p>
+    <w:p>
+      <w:pPr>
+        <w:spacing w:before="0" w:after="110" w:line="300" w:lineRule="auto"/>
+      </w:pPr>
+      <w:r>
+        <w:rPr>
+          <w:rFonts w:ascii="Times New Roman" w:hAnsi="Times New Roman" w:eastAsia="Malgun Gothic"/>
+          <w:b/>
+          <w:i w:val="0"/>
+          <w:sz w:val="22"/>
+        </w:rPr>
+        <w:t xml:space="preserve">Кирилл: </w:t>
+      </w:r>
+      <w:r>
+        <w:rPr>
+          <w:rFonts w:ascii="Times New Roman" w:hAnsi="Times New Roman" w:eastAsia="Malgun Gothic"/>
+          <w:b w:val="0"/>
+          <w:i w:val="0"/>
+          <w:sz w:val="22"/>
+        </w:rPr>
+        <w:t>Неряшливость так не выглядит. Так выглядит подготовка.</w:t>
+      </w:r>
+    </w:p>
+    <w:p>
+      <w:pPr>
+        <w:spacing w:before="0" w:after="110" w:line="300" w:lineRule="auto"/>
+      </w:pPr>
+      <w:r>
+        <w:rPr>
+          <w:rFonts w:ascii="Times New Roman" w:hAnsi="Times New Roman" w:eastAsia="Malgun Gothic"/>
+          <w:b/>
+          <w:i w:val="0"/>
+          <w:sz w:val="22"/>
+        </w:rPr>
+        <w:t xml:space="preserve">Изольда: </w:t>
+      </w:r>
+      <w:r>
+        <w:rPr>
+          <w:rFonts w:ascii="Times New Roman" w:hAnsi="Times New Roman" w:eastAsia="Malgun Gothic"/>
+          <w:b w:val="0"/>
+          <w:i w:val="0"/>
+          <w:sz w:val="22"/>
+        </w:rPr>
+        <w:t>Тридцать лет в профессии, дети: когда мёртвые встают в списки, а живые деньги уходят в новые фирмы, это не совпадение. Это смета.</w:t>
+      </w:r>
+    </w:p>
+    <w:p>
+      <w:pPr>
+        <w:spacing w:before="0" w:after="110" w:line="300" w:lineRule="auto"/>
+      </w:pPr>
+      <w:r>
+        <w:rPr>
+          <w:rFonts w:ascii="Times New Roman" w:hAnsi="Times New Roman" w:eastAsia="Malgun Gothic"/>
+          <w:b/>
+          <w:i w:val="0"/>
+          <w:sz w:val="22"/>
+        </w:rPr>
+        <w:t xml:space="preserve">Железняк: </w:t>
       </w:r>
       <w:r>
         <w:rPr>
@@ -3199,7 +2151,7 @@
           <w:color w:val="555555"/>
           <w:sz w:val="22"/>
         </w:rPr>
-        <w:t>(слабая улыбка)</w:t>
+        <w:t>(по видеосвязи из Онеги)</w:t>
       </w:r>
       <w:r>
         <w:rPr>
@@ -3208,11 +2160,34 @@
           <w:i w:val="0"/>
           <w:sz w:val="22"/>
         </w:rPr>
-        <w:t xml:space="preserve"> Договорились. Хотя, подозреваю, вы постучите раньше, чем я скажу.</w:t>
+        <w:t xml:space="preserve"> Могу добавить. В Онеге те же люди, что работали у Тарасова, собирают «группы поддержки» по деревням. Платят наличными. Бывший начальник его охраны — среди организаторов.</w:t>
       </w:r>
     </w:p>
     <w:p>
       <w:pPr>
+        <w:spacing w:before="0" w:after="110" w:line="300" w:lineRule="auto"/>
+      </w:pPr>
+      <w:r>
+        <w:rPr>
+          <w:rFonts w:ascii="Times New Roman" w:hAnsi="Times New Roman" w:eastAsia="Malgun Gothic"/>
+          <w:b/>
+          <w:i w:val="0"/>
+          <w:sz w:val="22"/>
+        </w:rPr>
+        <w:t xml:space="preserve">Настя: </w:t>
+      </w:r>
+      <w:r>
+        <w:rPr>
+          <w:rFonts w:ascii="Times New Roman" w:hAnsi="Times New Roman" w:eastAsia="Malgun Gothic"/>
+          <w:b w:val="0"/>
+          <w:i w:val="0"/>
+          <w:sz w:val="22"/>
+        </w:rPr>
+        <w:t>Значит, старая сеть не исчезла. Она просто ждёт выборов.</w:t>
+      </w:r>
+    </w:p>
+    <w:p>
+      <w:pPr>
         <w:keepNext/>
         <w:spacing w:before="320" w:after="140"/>
       </w:pPr>
@@ -3224,7 +2199,7 @@
           <w:color w:val="1F3864"/>
           <w:sz w:val="26"/>
         </w:rPr>
-        <w:t>장면 12 — 마무리, 다음 화로</w:t>
+        <w:t>장면 6 — 료샤에게 보고, 공개할 것인가</w:t>
       </w:r>
     </w:p>
     <w:p>
@@ -3238,7 +2213,122 @@
           <w:i w:val="0"/>
           <w:sz w:val="22"/>
         </w:rPr>
+        <w:t xml:space="preserve">Кирилл: </w:t>
+      </w:r>
+      <w:r>
+        <w:rPr>
+          <w:rFonts w:ascii="Times New Roman" w:hAnsi="Times New Roman" w:eastAsia="Malgun Gothic"/>
+          <w:b w:val="0"/>
+          <w:i w:val="0"/>
+          <w:sz w:val="22"/>
+        </w:rPr>
+        <w:t>Алексей Николаевич, у нас признаки подготовки фальсификаций в трёх областях. Мёртвые души в списках, деньги в новых фирмах, наличные агитаторы.</w:t>
+      </w:r>
+    </w:p>
+    <w:p>
+      <w:pPr>
+        <w:spacing w:before="0" w:after="110" w:line="300" w:lineRule="auto"/>
+      </w:pPr>
+      <w:r>
+        <w:rPr>
+          <w:rFonts w:ascii="Times New Roman" w:hAnsi="Times New Roman" w:eastAsia="Malgun Gothic"/>
+          <w:b/>
+          <w:i w:val="0"/>
+          <w:sz w:val="22"/>
+        </w:rPr>
+        <w:t xml:space="preserve">Лёша: </w:t>
+      </w:r>
+      <w:r>
+        <w:rPr>
+          <w:rFonts w:ascii="Times New Roman" w:hAnsi="Times New Roman" w:eastAsia="Malgun Gothic"/>
+          <w:b w:val="0"/>
+          <w:i w:val="0"/>
+          <w:sz w:val="22"/>
+        </w:rPr>
+        <w:t>Конечно есть. Всегда есть.</w:t>
+      </w:r>
+    </w:p>
+    <w:p>
+      <w:pPr>
+        <w:spacing w:before="0" w:after="110" w:line="300" w:lineRule="auto"/>
+      </w:pPr>
+      <w:r>
+        <w:rPr>
+          <w:rFonts w:ascii="Times New Roman" w:hAnsi="Times New Roman" w:eastAsia="Malgun Gothic"/>
+          <w:b/>
+          <w:i w:val="0"/>
+          <w:sz w:val="22"/>
+        </w:rPr>
+        <w:t xml:space="preserve">Ирина: </w:t>
+      </w:r>
+      <w:r>
+        <w:rPr>
+          <w:rFonts w:ascii="Times New Roman" w:hAnsi="Times New Roman" w:eastAsia="Malgun Gothic"/>
+          <w:b w:val="0"/>
+          <w:i w:val="0"/>
+          <w:sz w:val="22"/>
+        </w:rPr>
+        <w:t>Вопрос в том, что делать сейчас. Если опубликуем — нас обвинят в давлении на регионы накануне выборов. Если промолчим — через полгода будет поздно.</w:t>
+      </w:r>
+    </w:p>
+    <w:p>
+      <w:pPr>
+        <w:spacing w:before="0" w:after="110" w:line="300" w:lineRule="auto"/>
+      </w:pPr>
+      <w:r>
+        <w:rPr>
+          <w:rFonts w:ascii="Times New Roman" w:hAnsi="Times New Roman" w:eastAsia="Malgun Gothic"/>
+          <w:b/>
+          <w:i w:val="0"/>
+          <w:sz w:val="22"/>
+        </w:rPr>
+        <w:t xml:space="preserve">Катя: </w:t>
+      </w:r>
+      <w:r>
+        <w:rPr>
+          <w:rFonts w:ascii="Times New Roman" w:hAnsi="Times New Roman" w:eastAsia="Malgun Gothic"/>
+          <w:b w:val="0"/>
+          <w:i w:val="0"/>
+          <w:sz w:val="22"/>
+        </w:rPr>
+        <w:t>И ещё одно. Сегодня утром ЦИК решил: досрочные президентские выборы по двенадцатой статье пройдут в единый день голосования — вместе с региональными.</w:t>
+      </w:r>
+    </w:p>
+    <w:p>
+      <w:pPr>
+        <w:spacing w:before="0" w:after="110" w:line="300" w:lineRule="auto"/>
+      </w:pPr>
+      <w:r>
+        <w:rPr>
+          <w:rFonts w:ascii="Times New Roman" w:hAnsi="Times New Roman" w:eastAsia="Malgun Gothic"/>
+          <w:b/>
+          <w:i w:val="0"/>
+          <w:sz w:val="22"/>
+        </w:rPr>
         <w:t xml:space="preserve">Гребенщиков: </w:t>
+      </w:r>
+      <w:r>
+        <w:rPr>
+          <w:rFonts w:ascii="Times New Roman" w:hAnsi="Times New Roman" w:eastAsia="Malgun Gothic"/>
+          <w:b w:val="0"/>
+          <w:i w:val="0"/>
+          <w:sz w:val="22"/>
+        </w:rPr>
+        <w:t>То есть те же мёртвые души проголосуют и за губернаторов, и за президента.</w:t>
+      </w:r>
+    </w:p>
+    <w:p>
+      <w:pPr>
+        <w:spacing w:before="0" w:after="110" w:line="300" w:lineRule="auto"/>
+      </w:pPr>
+      <w:r>
+        <w:rPr>
+          <w:rFonts w:ascii="Times New Roman" w:hAnsi="Times New Roman" w:eastAsia="Malgun Gothic"/>
+          <w:b/>
+          <w:i w:val="0"/>
+          <w:sz w:val="22"/>
+        </w:rPr>
+        <w:t xml:space="preserve">Лёша: </w:t>
       </w:r>
       <w:r>
         <w:rPr>
@@ -3248,7 +2338,7 @@
           <w:color w:val="555555"/>
           <w:sz w:val="22"/>
         </w:rPr>
-        <w:t>(входя)</w:t>
+        <w:t>(пауза)</w:t>
       </w:r>
       <w:r>
         <w:rPr>
@@ -3257,7 +2347,7 @@
           <w:i w:val="0"/>
           <w:sz w:val="22"/>
         </w:rPr>
-        <w:t xml:space="preserve"> Первые цифры после интервью. Доверие к вам лично выросло на два пункта. Одобрение политики — упало ещё на один. Пятьдесят шесть.</w:t>
+        <w:t xml:space="preserve"> Тогда молчать нельзя вдвойне. Если я промолчу о подготовке фальсификаций на выборах, где сам кандидат, — какой смысл был во всём этом?</w:t>
       </w:r>
     </w:p>
     <w:p>
@@ -3271,7 +2361,7 @@
           <w:i w:val="0"/>
           <w:sz w:val="22"/>
         </w:rPr>
-        <w:t xml:space="preserve">Катя: </w:t>
+        <w:t xml:space="preserve">Ирина: </w:t>
       </w:r>
       <w:r>
         <w:rPr>
@@ -3280,7 +2370,7 @@
           <w:i w:val="0"/>
           <w:sz w:val="22"/>
         </w:rPr>
-        <w:t>Люди верят вам и не верят реформам одновременно.</w:t>
+        <w:t>Публикуем полностью. Со списками, с платёжками. И сразу — приглашение независимым наблюдателям во все три области.</w:t>
       </w:r>
     </w:p>
     <w:p>
@@ -3294,7 +2384,7 @@
           <w:i w:val="0"/>
           <w:sz w:val="22"/>
         </w:rPr>
-        <w:t xml:space="preserve">Гребенщиков: </w:t>
+        <w:t xml:space="preserve">Лёша: </w:t>
       </w:r>
       <w:r>
         <w:rPr>
@@ -3303,7 +2393,7 @@
           <w:i w:val="0"/>
           <w:sz w:val="22"/>
         </w:rPr>
-        <w:t>И ещё. Ковальчук сегодня объявил о создании движения «Спокойная страна». И намекнул, что пойдёт на досрочные выборы.</w:t>
+        <w:t>И добавьте: служба проверит и мой штаб тоже. Как в первый раз.</w:t>
       </w:r>
     </w:p>
     <w:p>
@@ -3317,7 +2407,7 @@
           <w:i w:val="0"/>
           <w:sz w:val="22"/>
         </w:rPr>
-        <w:t xml:space="preserve">Лёша: </w:t>
+        <w:t xml:space="preserve">Кирилл: </w:t>
       </w:r>
       <w:r>
         <w:rPr>
@@ -3326,7 +2416,7 @@
           <w:i w:val="0"/>
           <w:sz w:val="22"/>
         </w:rPr>
-        <w:t>Без программы?</w:t>
+        <w:t>Мы и так собирались, Алексей Николаевич.</w:t>
       </w:r>
     </w:p>
     <w:p>
@@ -3340,7 +2430,7 @@
           <w:i w:val="0"/>
           <w:sz w:val="22"/>
         </w:rPr>
-        <w:t xml:space="preserve">Гребенщиков: </w:t>
+        <w:t xml:space="preserve">Лёша: </w:t>
       </w:r>
       <w:r>
         <w:rPr>
@@ -3349,30 +2439,23 @@
           <w:i w:val="0"/>
           <w:sz w:val="22"/>
         </w:rPr>
-        <w:t>Без программы. С одной фразой — «дайте людям выдохнуть». Против усталости программа не нужна.</w:t>
+        <w:t>Я знаю. Просто хочу, чтобы это было написано.</w:t>
       </w:r>
     </w:p>
     <w:p>
       <w:pPr>
-        <w:spacing w:before="0" w:after="110" w:line="300" w:lineRule="auto"/>
+        <w:keepNext/>
+        <w:spacing w:before="320" w:after="140"/>
       </w:pPr>
       <w:r>
         <w:rPr>
           <w:rFonts w:ascii="Times New Roman" w:hAnsi="Times New Roman" w:eastAsia="Malgun Gothic"/>
           <w:b/>
           <w:i w:val="0"/>
-          <w:sz w:val="22"/>
-        </w:rPr>
-        <w:t xml:space="preserve">Ирина: </w:t>
-      </w:r>
-      <w:r>
-        <w:rPr>
-          <w:rFonts w:ascii="Times New Roman" w:hAnsi="Times New Roman" w:eastAsia="Malgun Gothic"/>
-          <w:b w:val="0"/>
-          <w:i w:val="0"/>
-          <w:sz w:val="22"/>
-        </w:rPr>
-        <w:t>Нужна правда, которую можно выдержать.</w:t>
+          <w:color w:val="1F3864"/>
+          <w:sz w:val="26"/>
+        </w:rPr>
+        <w:t>장면 7 — 여론의 첫 균열</w:t>
       </w:r>
     </w:p>
     <w:p>
@@ -3386,8 +2469,114 @@
           <w:i w:val="0"/>
           <w:sz w:val="22"/>
         </w:rPr>
+        <w:t xml:space="preserve">Гребенщиков: </w:t>
+      </w:r>
+      <w:r>
+        <w:rPr>
+          <w:rFonts w:ascii="Times New Roman" w:hAnsi="Times New Roman" w:eastAsia="Malgun Gothic"/>
+          <w:b w:val="0"/>
+          <w:i w:val="0"/>
+          <w:sz w:val="22"/>
+        </w:rPr>
+        <w:t>Свежий опрос. Шестьдесят два процента одобрения месяц назад, пятьдесят семь сейчас.</w:t>
+      </w:r>
+    </w:p>
+    <w:p>
+      <w:pPr>
+        <w:spacing w:before="0" w:after="110" w:line="300" w:lineRule="auto"/>
+      </w:pPr>
+      <w:r>
+        <w:rPr>
+          <w:rFonts w:ascii="Times New Roman" w:hAnsi="Times New Roman" w:eastAsia="Malgun Gothic"/>
+          <w:b/>
+          <w:i w:val="0"/>
+          <w:sz w:val="22"/>
+        </w:rPr>
+        <w:t xml:space="preserve">Катя: </w:t>
+      </w:r>
+      <w:r>
+        <w:rPr>
+          <w:rFonts w:ascii="Times New Roman" w:hAnsi="Times New Roman" w:eastAsia="Malgun Gothic"/>
+          <w:b w:val="0"/>
+          <w:i w:val="0"/>
+          <w:sz w:val="22"/>
+        </w:rPr>
+        <w:t>Пять пунктов за месяц после принятия пакета. Обычно после таких побед рейтинг растёт.</w:t>
+      </w:r>
+    </w:p>
+    <w:p>
+      <w:pPr>
+        <w:spacing w:before="0" w:after="110" w:line="300" w:lineRule="auto"/>
+      </w:pPr>
+      <w:r>
+        <w:rPr>
+          <w:rFonts w:ascii="Times New Roman" w:hAnsi="Times New Roman" w:eastAsia="Malgun Gothic"/>
+          <w:b/>
+          <w:i w:val="0"/>
+          <w:sz w:val="22"/>
+        </w:rPr>
+        <w:t xml:space="preserve">Гребенщиков: </w:t>
+      </w:r>
+      <w:r>
+        <w:rPr>
+          <w:rFonts w:ascii="Times New Roman" w:hAnsi="Times New Roman" w:eastAsia="Malgun Gothic"/>
+          <w:b w:val="0"/>
+          <w:i w:val="0"/>
+          <w:sz w:val="22"/>
+        </w:rPr>
+        <w:t>Обычно после побед людям не рассказывают каждую неделю о новой схеме. Люди устали от разоблачений. Каждая новость о коррупции для них — не знак, что чистят, а знак, что всё гниёт.</w:t>
+      </w:r>
+    </w:p>
+    <w:p>
+      <w:pPr>
+        <w:spacing w:before="0" w:after="110" w:line="300" w:lineRule="auto"/>
+      </w:pPr>
+      <w:r>
+        <w:rPr>
+          <w:rFonts w:ascii="Times New Roman" w:hAnsi="Times New Roman" w:eastAsia="Malgun Gothic"/>
+          <w:b/>
+          <w:i w:val="0"/>
+          <w:sz w:val="22"/>
+        </w:rPr>
         <w:t xml:space="preserve">Лёша: </w:t>
       </w:r>
+      <w:r>
+        <w:rPr>
+          <w:rFonts w:ascii="Times New Roman" w:hAnsi="Times New Roman" w:eastAsia="Malgun Gothic"/>
+          <w:b w:val="0"/>
+          <w:i w:val="0"/>
+          <w:sz w:val="22"/>
+        </w:rPr>
+        <w:t>И что вы предлагаете? Перестать находить?</w:t>
+      </w:r>
+    </w:p>
+    <w:p>
+      <w:pPr>
+        <w:spacing w:before="0" w:after="110" w:line="300" w:lineRule="auto"/>
+      </w:pPr>
+      <w:r>
+        <w:rPr>
+          <w:rFonts w:ascii="Times New Roman" w:hAnsi="Times New Roman" w:eastAsia="Malgun Gothic"/>
+          <w:b/>
+          <w:i w:val="0"/>
+          <w:sz w:val="22"/>
+        </w:rPr>
+        <w:t xml:space="preserve">Гребенщиков: </w:t>
+      </w:r>
+      <w:r>
+        <w:rPr>
+          <w:rFonts w:ascii="Times New Roman" w:hAnsi="Times New Roman" w:eastAsia="Malgun Gothic"/>
+          <w:b w:val="0"/>
+          <w:i w:val="0"/>
+          <w:sz w:val="22"/>
+        </w:rPr>
+        <w:t>Перестать находить — нельзя. Научиться рассказывать — можно. И посмотрите вот на этого.</w:t>
+      </w:r>
+    </w:p>
+    <w:p>
+      <w:pPr>
+        <w:spacing w:before="0" w:after="110" w:line="300" w:lineRule="auto"/>
+      </w:pPr>
       <w:r>
         <w:rPr>
           <w:rFonts w:ascii="Times New Roman" w:hAnsi="Times New Roman" w:eastAsia="Malgun Gothic"/>
@@ -3396,16 +2585,7 @@
           <w:color w:val="555555"/>
           <w:sz w:val="22"/>
         </w:rPr>
-        <w:t>(глядя в окно)</w:t>
-      </w:r>
-      <w:r>
-        <w:rPr>
-          <w:rFonts w:ascii="Times New Roman" w:hAnsi="Times New Roman" w:eastAsia="Malgun Gothic"/>
-          <w:b w:val="0"/>
-          <w:i w:val="0"/>
-          <w:sz w:val="22"/>
-        </w:rPr>
-        <w:t xml:space="preserve"> Год назад самым трудным был Богуславский. Теперь самое трудное — усталость людей, которые за нас голосовали.</w:t>
+        <w:t>(на экране — ток-шоу; молодой человек в свитере говорит спокойно и уверенно)</w:t>
       </w:r>
     </w:p>
     <w:p>
@@ -3419,16 +2599,26 @@
           <w:i w:val="0"/>
           <w:sz w:val="22"/>
         </w:rPr>
-        <w:t xml:space="preserve">Катя: </w:t>
+        <w:t xml:space="preserve">Ковальчук: </w:t>
       </w:r>
       <w:r>
         <w:rPr>
           <w:rFonts w:ascii="Times New Roman" w:hAnsi="Times New Roman" w:eastAsia="Malgun Gothic"/>
           <w:b w:val="0"/>
-          <w:i w:val="0"/>
-          <w:sz w:val="22"/>
-        </w:rPr>
-        <w:t>Первую стену мы пробили за неделю.</w:t>
+          <w:i/>
+          <w:color w:val="555555"/>
+          <w:sz w:val="22"/>
+        </w:rPr>
+        <w:t>(на экране)</w:t>
+      </w:r>
+      <w:r>
+        <w:rPr>
+          <w:rFonts w:ascii="Times New Roman" w:hAnsi="Times New Roman" w:eastAsia="Malgun Gothic"/>
+          <w:b w:val="0"/>
+          <w:i w:val="0"/>
+          <w:sz w:val="22"/>
+        </w:rPr>
+        <w:t xml:space="preserve"> Я не против борьбы с коррупцией. Я против того, чтобы страна жила в состоянии бесконечного обыска. Людям нужна не очередная реформа, а спокойствие. Возможность выдохнуть.</w:t>
       </w:r>
     </w:p>
     <w:p>
@@ -3442,7 +2632,7 @@
           <w:i w:val="0"/>
           <w:sz w:val="22"/>
         </w:rPr>
-        <w:t xml:space="preserve">Лёша: </w:t>
+        <w:t xml:space="preserve">Ирина: </w:t>
       </w:r>
       <w:r>
         <w:rPr>
@@ -3451,11 +2641,80 @@
           <w:i w:val="0"/>
           <w:sz w:val="22"/>
         </w:rPr>
-        <w:t>Эту за неделю не пробьёшь. Её придётся перенести на себе.</w:t>
+        <w:t>Кто это?</w:t>
       </w:r>
     </w:p>
     <w:p>
       <w:pPr>
+        <w:spacing w:before="0" w:after="110" w:line="300" w:lineRule="auto"/>
+      </w:pPr>
+      <w:r>
+        <w:rPr>
+          <w:rFonts w:ascii="Times New Roman" w:hAnsi="Times New Roman" w:eastAsia="Malgun Gothic"/>
+          <w:b/>
+          <w:i w:val="0"/>
+          <w:sz w:val="22"/>
+        </w:rPr>
+        <w:t xml:space="preserve">Гребенщиков: </w:t>
+      </w:r>
+      <w:r>
+        <w:rPr>
+          <w:rFonts w:ascii="Times New Roman" w:hAnsi="Times New Roman" w:eastAsia="Malgun Gothic"/>
+          <w:b w:val="0"/>
+          <w:i w:val="0"/>
+          <w:sz w:val="22"/>
+        </w:rPr>
+        <w:t>Артём Ковальчук. Депутат областного собрания из Ростова. Тридцать четыре года, ни одного скандала, ни одной программы. Три месяца назад его никто не знал. Сейчас у него миллион подписчиков.</w:t>
+      </w:r>
+    </w:p>
+    <w:p>
+      <w:pPr>
+        <w:spacing w:before="0" w:after="110" w:line="300" w:lineRule="auto"/>
+      </w:pPr>
+      <w:r>
+        <w:rPr>
+          <w:rFonts w:ascii="Times New Roman" w:hAnsi="Times New Roman" w:eastAsia="Malgun Gothic"/>
+          <w:b/>
+          <w:i w:val="0"/>
+          <w:sz w:val="22"/>
+        </w:rPr>
+        <w:t xml:space="preserve">Лёша: </w:t>
+      </w:r>
+      <w:r>
+        <w:rPr>
+          <w:rFonts w:ascii="Times New Roman" w:hAnsi="Times New Roman" w:eastAsia="Malgun Gothic"/>
+          <w:b w:val="0"/>
+          <w:i w:val="0"/>
+          <w:sz w:val="22"/>
+        </w:rPr>
+        <w:t>«Возможность выдохнуть». Хорошая фраза.</w:t>
+      </w:r>
+    </w:p>
+    <w:p>
+      <w:pPr>
+        <w:spacing w:before="0" w:after="110" w:line="300" w:lineRule="auto"/>
+      </w:pPr>
+      <w:r>
+        <w:rPr>
+          <w:rFonts w:ascii="Times New Roman" w:hAnsi="Times New Roman" w:eastAsia="Malgun Gothic"/>
+          <w:b/>
+          <w:i w:val="0"/>
+          <w:sz w:val="22"/>
+        </w:rPr>
+        <w:t xml:space="preserve">Гребенщиков: </w:t>
+      </w:r>
+      <w:r>
+        <w:rPr>
+          <w:rFonts w:ascii="Times New Roman" w:hAnsi="Times New Roman" w:eastAsia="Malgun Gothic"/>
+          <w:b w:val="0"/>
+          <w:i w:val="0"/>
+          <w:sz w:val="22"/>
+        </w:rPr>
+        <w:t>Слишком хорошая. Запомните его лицо, Алексей Николаевич.</w:t>
+      </w:r>
+    </w:p>
+    <w:p>
+      <w:pPr>
         <w:keepNext/>
         <w:spacing w:before="320" w:after="140"/>
       </w:pPr>
@@ -3467,12 +2726,12 @@
           <w:color w:val="1F3864"/>
           <w:sz w:val="26"/>
         </w:rPr>
-        <w:t>핵심 문학 인용</w:t>
+        <w:t>장면 8 — 투명성청 팀의 피로</w:t>
       </w:r>
     </w:p>
     <w:p>
       <w:pPr>
-        <w:spacing w:before="0" w:after="120"/>
+        <w:spacing w:before="0" w:after="110" w:line="300" w:lineRule="auto"/>
       </w:pPr>
       <w:r>
         <w:rPr>
@@ -3481,20 +2740,1802 @@
           <w:i w:val="0"/>
           <w:sz w:val="22"/>
         </w:rPr>
-        <w:t>Русская пословица: «Сытый голодного не разумеет»</w:t>
+        <w:t xml:space="preserve">Настя: </w:t>
       </w:r>
       <w:r>
         <w:rPr>
           <w:rFonts w:ascii="Times New Roman" w:hAnsi="Times New Roman" w:eastAsia="Malgun Gothic"/>
           <w:b w:val="0"/>
-          <w:i w:val="0"/>
-          <w:sz w:val="22"/>
-        </w:rPr>
-        <w:t xml:space="preserve"> — 한국어 해설: 배부른 사람은 배고픈 사람을 이해하지 못한다는 속담. 그림자 경제에서 일자리를 잃은 게나디를 만나고 온 밤, 료샤가 이제 자신의 문을 두드리는 사람들을 떠올리며 "평생 남의 이야기인 줄 알았다"고 고백하고, 이리나는 "배부른 사람은 두드리는 소리를 듣지 못한다"며 "익숙해지면 말해 달라, 더 세게 두드리겠다"고 약속한다(장면 11).</w:t>
+          <w:i/>
+          <w:color w:val="555555"/>
+          <w:sz w:val="22"/>
+        </w:rPr>
+        <w:t>(поздно вечером, в пустом офисе)</w:t>
+      </w:r>
+      <w:r>
+        <w:rPr>
+          <w:rFonts w:ascii="Times New Roman" w:hAnsi="Times New Roman" w:eastAsia="Malgun Gothic"/>
+          <w:b w:val="0"/>
+          <w:i w:val="0"/>
+          <w:sz w:val="22"/>
+        </w:rPr>
+        <w:t xml:space="preserve"> Кирилл, знаешь, что мне сегодня сказали в булочной? «Это вы из тех, кто всех сажает?»</w:t>
       </w:r>
     </w:p>
     <w:p>
       <w:pPr>
+        <w:spacing w:before="0" w:after="110" w:line="300" w:lineRule="auto"/>
+      </w:pPr>
+      <w:r>
+        <w:rPr>
+          <w:rFonts w:ascii="Times New Roman" w:hAnsi="Times New Roman" w:eastAsia="Malgun Gothic"/>
+          <w:b/>
+          <w:i w:val="0"/>
+          <w:sz w:val="22"/>
+        </w:rPr>
+        <w:t xml:space="preserve">Кирилл: </w:t>
+      </w:r>
+      <w:r>
+        <w:rPr>
+          <w:rFonts w:ascii="Times New Roman" w:hAnsi="Times New Roman" w:eastAsia="Malgun Gothic"/>
+          <w:b w:val="0"/>
+          <w:i w:val="0"/>
+          <w:sz w:val="22"/>
+        </w:rPr>
+        <w:t>И что ты ответила?</w:t>
+      </w:r>
+    </w:p>
+    <w:p>
+      <w:pPr>
+        <w:spacing w:before="0" w:after="110" w:line="300" w:lineRule="auto"/>
+      </w:pPr>
+      <w:r>
+        <w:rPr>
+          <w:rFonts w:ascii="Times New Roman" w:hAnsi="Times New Roman" w:eastAsia="Malgun Gothic"/>
+          <w:b/>
+          <w:i w:val="0"/>
+          <w:sz w:val="22"/>
+        </w:rPr>
+        <w:t xml:space="preserve">Настя: </w:t>
+      </w:r>
+      <w:r>
+        <w:rPr>
+          <w:rFonts w:ascii="Times New Roman" w:hAnsi="Times New Roman" w:eastAsia="Malgun Gothic"/>
+          <w:b w:val="0"/>
+          <w:i w:val="0"/>
+          <w:sz w:val="22"/>
+        </w:rPr>
+        <w:t>Что мы никого не сажаем. Мы считаем. Она не поняла разницы. И, честно говоря, я её понимаю.</w:t>
+      </w:r>
+    </w:p>
+    <w:p>
+      <w:pPr>
+        <w:spacing w:before="0" w:after="110" w:line="300" w:lineRule="auto"/>
+      </w:pPr>
+      <w:r>
+        <w:rPr>
+          <w:rFonts w:ascii="Times New Roman" w:hAnsi="Times New Roman" w:eastAsia="Malgun Gothic"/>
+          <w:b/>
+          <w:i w:val="0"/>
+          <w:sz w:val="22"/>
+        </w:rPr>
+        <w:t xml:space="preserve">Кирилл: </w:t>
+      </w:r>
+      <w:r>
+        <w:rPr>
+          <w:rFonts w:ascii="Times New Roman" w:hAnsi="Times New Roman" w:eastAsia="Malgun Gothic"/>
+          <w:b w:val="0"/>
+          <w:i w:val="0"/>
+          <w:sz w:val="22"/>
+        </w:rPr>
+        <w:t>Год назад нам аплодировали.</w:t>
+      </w:r>
+    </w:p>
+    <w:p>
+      <w:pPr>
+        <w:spacing w:before="0" w:after="110" w:line="300" w:lineRule="auto"/>
+      </w:pPr>
+      <w:r>
+        <w:rPr>
+          <w:rFonts w:ascii="Times New Roman" w:hAnsi="Times New Roman" w:eastAsia="Malgun Gothic"/>
+          <w:b/>
+          <w:i w:val="0"/>
+          <w:sz w:val="22"/>
+        </w:rPr>
+        <w:t xml:space="preserve">Настя: </w:t>
+      </w:r>
+      <w:r>
+        <w:rPr>
+          <w:rFonts w:ascii="Times New Roman" w:hAnsi="Times New Roman" w:eastAsia="Malgun Gothic"/>
+          <w:b w:val="0"/>
+          <w:i w:val="0"/>
+          <w:sz w:val="22"/>
+        </w:rPr>
+        <w:t>Год назад мы нашли одного Пахомова. Теперь мы находим по три схемы в неделю, и люди думают, что мы их придумываем.</w:t>
+      </w:r>
+    </w:p>
+    <w:p>
+      <w:pPr>
+        <w:spacing w:before="0" w:after="110" w:line="300" w:lineRule="auto"/>
+      </w:pPr>
+      <w:r>
+        <w:rPr>
+          <w:rFonts w:ascii="Times New Roman" w:hAnsi="Times New Roman" w:eastAsia="Malgun Gothic"/>
+          <w:b/>
+          <w:i w:val="0"/>
+          <w:sz w:val="22"/>
+        </w:rPr>
+        <w:t xml:space="preserve">Изольда: </w:t>
+      </w:r>
+      <w:r>
+        <w:rPr>
+          <w:rFonts w:ascii="Times New Roman" w:hAnsi="Times New Roman" w:eastAsia="Malgun Gothic"/>
+          <w:b w:val="0"/>
+          <w:i/>
+          <w:color w:val="555555"/>
+          <w:sz w:val="22"/>
+        </w:rPr>
+        <w:t>(из-за стеллажа)</w:t>
+      </w:r>
+      <w:r>
+        <w:rPr>
+          <w:rFonts w:ascii="Times New Roman" w:hAnsi="Times New Roman" w:eastAsia="Malgun Gothic"/>
+          <w:b w:val="0"/>
+          <w:i w:val="0"/>
+          <w:sz w:val="22"/>
+        </w:rPr>
+        <w:t xml:space="preserve"> Голубки, я всё слышу. Тридцать лет в профессии: сначала аудитора любят, потом терпят, потом ненавидят. Если тебя ненавидят — значит, ты ещё работаешь.</w:t>
+      </w:r>
+    </w:p>
+    <w:p>
+      <w:pPr>
+        <w:spacing w:before="0" w:after="110" w:line="300" w:lineRule="auto"/>
+      </w:pPr>
+      <w:r>
+        <w:rPr>
+          <w:rFonts w:ascii="Times New Roman" w:hAnsi="Times New Roman" w:eastAsia="Malgun Gothic"/>
+          <w:b/>
+          <w:i w:val="0"/>
+          <w:sz w:val="22"/>
+        </w:rPr>
+        <w:t xml:space="preserve">Вениамин: </w:t>
+      </w:r>
+      <w:r>
+        <w:rPr>
+          <w:rFonts w:ascii="Times New Roman" w:hAnsi="Times New Roman" w:eastAsia="Malgun Gothic"/>
+          <w:b w:val="0"/>
+          <w:i w:val="0"/>
+          <w:sz w:val="22"/>
+        </w:rPr>
+        <w:t>А если любят?</w:t>
+      </w:r>
+    </w:p>
+    <w:p>
+      <w:pPr>
+        <w:spacing w:before="0" w:after="110" w:line="300" w:lineRule="auto"/>
+      </w:pPr>
+      <w:r>
+        <w:rPr>
+          <w:rFonts w:ascii="Times New Roman" w:hAnsi="Times New Roman" w:eastAsia="Malgun Gothic"/>
+          <w:b/>
+          <w:i w:val="0"/>
+          <w:sz w:val="22"/>
+        </w:rPr>
+        <w:t xml:space="preserve">Изольда: </w:t>
+      </w:r>
+      <w:r>
+        <w:rPr>
+          <w:rFonts w:ascii="Times New Roman" w:hAnsi="Times New Roman" w:eastAsia="Malgun Gothic"/>
+          <w:b w:val="0"/>
+          <w:i w:val="0"/>
+          <w:sz w:val="22"/>
+        </w:rPr>
+        <w:t>Если любят, Вениамин Олегович, значит, тебя уже купили.</w:t>
+      </w:r>
+    </w:p>
+    <w:p>
+      <w:pPr>
+        <w:spacing w:before="0" w:after="110" w:line="300" w:lineRule="auto"/>
+      </w:pPr>
+      <w:r>
+        <w:rPr>
+          <w:rFonts w:ascii="Times New Roman" w:hAnsi="Times New Roman" w:eastAsia="Malgun Gothic"/>
+          <w:b/>
+          <w:i w:val="0"/>
+          <w:sz w:val="22"/>
+        </w:rPr>
+        <w:t xml:space="preserve">Настя: </w:t>
+      </w:r>
+      <w:r>
+        <w:rPr>
+          <w:rFonts w:ascii="Times New Roman" w:hAnsi="Times New Roman" w:eastAsia="Malgun Gothic"/>
+          <w:b w:val="0"/>
+          <w:i w:val="0"/>
+          <w:sz w:val="22"/>
+        </w:rPr>
+        <w:t>Утешили, Изольда Тимофеевна.</w:t>
+      </w:r>
+    </w:p>
+    <w:p>
+      <w:pPr>
+        <w:spacing w:before="0" w:after="110" w:line="300" w:lineRule="auto"/>
+      </w:pPr>
+      <w:r>
+        <w:rPr>
+          <w:rFonts w:ascii="Times New Roman" w:hAnsi="Times New Roman" w:eastAsia="Malgun Gothic"/>
+          <w:b/>
+          <w:i w:val="0"/>
+          <w:sz w:val="22"/>
+        </w:rPr>
+        <w:t xml:space="preserve">Изольда: </w:t>
+      </w:r>
+      <w:r>
+        <w:rPr>
+          <w:rFonts w:ascii="Times New Roman" w:hAnsi="Times New Roman" w:eastAsia="Malgun Gothic"/>
+          <w:b w:val="0"/>
+          <w:i w:val="0"/>
+          <w:sz w:val="22"/>
+        </w:rPr>
+        <w:t>Я не утешаю, деточка. Я констатирую.</w:t>
+      </w:r>
+    </w:p>
+    <w:p>
+      <w:pPr>
+        <w:spacing w:before="0" w:after="110" w:line="300" w:lineRule="auto"/>
+      </w:pPr>
+      <w:r>
+        <w:rPr>
+          <w:rFonts w:ascii="Times New Roman" w:hAnsi="Times New Roman" w:eastAsia="Malgun Gothic"/>
+          <w:b w:val="0"/>
+          <w:i/>
+          <w:color w:val="555555"/>
+          <w:sz w:val="22"/>
+        </w:rPr>
+        <w:t>(Изольда выходит из-за стеллажа, молча ставит перед Кириллом термос, отвинчивает крышку и наливает в неё суп)</w:t>
+      </w:r>
+    </w:p>
+    <w:p>
+      <w:pPr>
+        <w:spacing w:before="0" w:after="110" w:line="300" w:lineRule="auto"/>
+      </w:pPr>
+      <w:r>
+        <w:rPr>
+          <w:rFonts w:ascii="Times New Roman" w:hAnsi="Times New Roman" w:eastAsia="Malgun Gothic"/>
+          <w:b/>
+          <w:i w:val="0"/>
+          <w:sz w:val="22"/>
+        </w:rPr>
+        <w:t xml:space="preserve">Кирилл: </w:t>
+      </w:r>
+      <w:r>
+        <w:rPr>
+          <w:rFonts w:ascii="Times New Roman" w:hAnsi="Times New Roman" w:eastAsia="Malgun Gothic"/>
+          <w:b w:val="0"/>
+          <w:i w:val="0"/>
+          <w:sz w:val="22"/>
+        </w:rPr>
+        <w:t>Изольда Тимофеевна, я не голоден.</w:t>
+      </w:r>
+    </w:p>
+    <w:p>
+      <w:pPr>
+        <w:spacing w:before="0" w:after="110" w:line="300" w:lineRule="auto"/>
+      </w:pPr>
+      <w:r>
+        <w:rPr>
+          <w:rFonts w:ascii="Times New Roman" w:hAnsi="Times New Roman" w:eastAsia="Malgun Gothic"/>
+          <w:b/>
+          <w:i w:val="0"/>
+          <w:sz w:val="22"/>
+        </w:rPr>
+        <w:t xml:space="preserve">Изольда: </w:t>
+      </w:r>
+      <w:r>
+        <w:rPr>
+          <w:rFonts w:ascii="Times New Roman" w:hAnsi="Times New Roman" w:eastAsia="Malgun Gothic"/>
+          <w:b w:val="0"/>
+          <w:i w:val="0"/>
+          <w:sz w:val="22"/>
+        </w:rPr>
+        <w:t>Ешьте, Кирилл Андреевич. Остынет.</w:t>
+      </w:r>
+    </w:p>
+    <w:p>
+      <w:pPr>
+        <w:spacing w:before="0" w:after="110" w:line="300" w:lineRule="auto"/>
+      </w:pPr>
+      <w:r>
+        <w:rPr>
+          <w:rFonts w:ascii="Times New Roman" w:hAnsi="Times New Roman" w:eastAsia="Malgun Gothic"/>
+          <w:b/>
+          <w:i w:val="0"/>
+          <w:sz w:val="22"/>
+        </w:rPr>
+        <w:t xml:space="preserve">Настя: </w:t>
+      </w:r>
+      <w:r>
+        <w:rPr>
+          <w:rFonts w:ascii="Times New Roman" w:hAnsi="Times New Roman" w:eastAsia="Malgun Gothic"/>
+          <w:b w:val="0"/>
+          <w:i/>
+          <w:color w:val="555555"/>
+          <w:sz w:val="22"/>
+        </w:rPr>
+        <w:t>(тихо)</w:t>
+      </w:r>
+      <w:r>
+        <w:rPr>
+          <w:rFonts w:ascii="Times New Roman" w:hAnsi="Times New Roman" w:eastAsia="Malgun Gothic"/>
+          <w:b w:val="0"/>
+          <w:i w:val="0"/>
+          <w:sz w:val="22"/>
+        </w:rPr>
+        <w:t xml:space="preserve"> Он опять не обедал?</w:t>
+      </w:r>
+    </w:p>
+    <w:p>
+      <w:pPr>
+        <w:spacing w:before="0" w:after="110" w:line="300" w:lineRule="auto"/>
+      </w:pPr>
+      <w:r>
+        <w:rPr>
+          <w:rFonts w:ascii="Times New Roman" w:hAnsi="Times New Roman" w:eastAsia="Malgun Gothic"/>
+          <w:b/>
+          <w:i w:val="0"/>
+          <w:sz w:val="22"/>
+        </w:rPr>
+        <w:t xml:space="preserve">Изольда: </w:t>
+      </w:r>
+      <w:r>
+        <w:rPr>
+          <w:rFonts w:ascii="Times New Roman" w:hAnsi="Times New Roman" w:eastAsia="Malgun Gothic"/>
+          <w:b w:val="0"/>
+          <w:i w:val="0"/>
+          <w:sz w:val="22"/>
+        </w:rPr>
+        <w:t>Он опять считал.</w:t>
+      </w:r>
+    </w:p>
+    <w:p>
+      <w:pPr>
+        <w:spacing w:before="0" w:after="110" w:line="300" w:lineRule="auto"/>
+      </w:pPr>
+      <w:r>
+        <w:rPr>
+          <w:rFonts w:ascii="Times New Roman" w:hAnsi="Times New Roman" w:eastAsia="Malgun Gothic"/>
+          <w:b/>
+          <w:i w:val="0"/>
+          <w:sz w:val="22"/>
+        </w:rPr>
+        <w:t xml:space="preserve">Кирилл: </w:t>
+      </w:r>
+      <w:r>
+        <w:rPr>
+          <w:rFonts w:ascii="Times New Roman" w:hAnsi="Times New Roman" w:eastAsia="Malgun Gothic"/>
+          <w:b w:val="0"/>
+          <w:i/>
+          <w:color w:val="555555"/>
+          <w:sz w:val="22"/>
+        </w:rPr>
+        <w:t>(берёт крышку-кружку, после паузы)</w:t>
+      </w:r>
+      <w:r>
+        <w:rPr>
+          <w:rFonts w:ascii="Times New Roman" w:hAnsi="Times New Roman" w:eastAsia="Malgun Gothic"/>
+          <w:b w:val="0"/>
+          <w:i w:val="0"/>
+          <w:sz w:val="22"/>
+        </w:rPr>
+        <w:t xml:space="preserve"> Щи?</w:t>
+      </w:r>
+    </w:p>
+    <w:p>
+      <w:pPr>
+        <w:spacing w:before="0" w:after="110" w:line="300" w:lineRule="auto"/>
+      </w:pPr>
+      <w:r>
+        <w:rPr>
+          <w:rFonts w:ascii="Times New Roman" w:hAnsi="Times New Roman" w:eastAsia="Malgun Gothic"/>
+          <w:b/>
+          <w:i w:val="0"/>
+          <w:sz w:val="22"/>
+        </w:rPr>
+        <w:t xml:space="preserve">Изольда: </w:t>
+      </w:r>
+      <w:r>
+        <w:rPr>
+          <w:rFonts w:ascii="Times New Roman" w:hAnsi="Times New Roman" w:eastAsia="Malgun Gothic"/>
+          <w:b w:val="0"/>
+          <w:i w:val="0"/>
+          <w:sz w:val="22"/>
+        </w:rPr>
+        <w:t>Щи. Вениамин Олегович, вам тоже осталось.</w:t>
+      </w:r>
+    </w:p>
+    <w:p>
+      <w:pPr>
+        <w:spacing w:before="0" w:after="110" w:line="300" w:lineRule="auto"/>
+      </w:pPr>
+      <w:r>
+        <w:rPr>
+          <w:rFonts w:ascii="Times New Roman" w:hAnsi="Times New Roman" w:eastAsia="Malgun Gothic"/>
+          <w:b/>
+          <w:i w:val="0"/>
+          <w:sz w:val="22"/>
+        </w:rPr>
+        <w:t xml:space="preserve">Вениамин: </w:t>
+      </w:r>
+      <w:r>
+        <w:rPr>
+          <w:rFonts w:ascii="Times New Roman" w:hAnsi="Times New Roman" w:eastAsia="Malgun Gothic"/>
+          <w:b w:val="0"/>
+          <w:i w:val="0"/>
+          <w:sz w:val="22"/>
+        </w:rPr>
+        <w:t>Благодарю, Изольда Тимофеевна. Я, как вы знаете, обедаю по расписанию.</w:t>
+      </w:r>
+    </w:p>
+    <w:p>
+      <w:pPr>
+        <w:spacing w:before="0" w:after="110" w:line="300" w:lineRule="auto"/>
+      </w:pPr>
+      <w:r>
+        <w:rPr>
+          <w:rFonts w:ascii="Times New Roman" w:hAnsi="Times New Roman" w:eastAsia="Malgun Gothic"/>
+          <w:b/>
+          <w:i w:val="0"/>
+          <w:sz w:val="22"/>
+        </w:rPr>
+        <w:t xml:space="preserve">Изольда: </w:t>
+      </w:r>
+      <w:r>
+        <w:rPr>
+          <w:rFonts w:ascii="Times New Roman" w:hAnsi="Times New Roman" w:eastAsia="Malgun Gothic"/>
+          <w:b w:val="0"/>
+          <w:i w:val="0"/>
+          <w:sz w:val="22"/>
+        </w:rPr>
+        <w:t>Знаю. Поэтому вам — остатки.</w:t>
+      </w:r>
+    </w:p>
+    <w:p>
+      <w:pPr>
+        <w:keepNext/>
+        <w:spacing w:before="320" w:after="140"/>
+      </w:pPr>
+      <w:r>
+        <w:rPr>
+          <w:rFonts w:ascii="Times New Roman" w:hAnsi="Times New Roman" w:eastAsia="Malgun Gothic"/>
+          <w:b/>
+          <w:i w:val="0"/>
+          <w:color w:val="1F3864"/>
+          <w:sz w:val="26"/>
+        </w:rPr>
+        <w:t>장면 9 — 1주년 인터뷰 준비</w:t>
+      </w:r>
+    </w:p>
+    <w:p>
+      <w:pPr>
+        <w:spacing w:before="0" w:after="110" w:line="300" w:lineRule="auto"/>
+      </w:pPr>
+      <w:r>
+        <w:rPr>
+          <w:rFonts w:ascii="Times New Roman" w:hAnsi="Times New Roman" w:eastAsia="Malgun Gothic"/>
+          <w:b/>
+          <w:i w:val="0"/>
+          <w:sz w:val="22"/>
+        </w:rPr>
+        <w:t xml:space="preserve">Катя: </w:t>
+      </w:r>
+      <w:r>
+        <w:rPr>
+          <w:rFonts w:ascii="Times New Roman" w:hAnsi="Times New Roman" w:eastAsia="Malgun Gothic"/>
+          <w:b w:val="0"/>
+          <w:i w:val="0"/>
+          <w:sz w:val="22"/>
+        </w:rPr>
+        <w:t>Алексей Николаевич, интервью к годовщине — завтра. Лев Аркадьевич Рязанцев, лично. Он просил без согласования вопросов.</w:t>
+      </w:r>
+    </w:p>
+    <w:p>
+      <w:pPr>
+        <w:spacing w:before="0" w:after="110" w:line="300" w:lineRule="auto"/>
+      </w:pPr>
+      <w:r>
+        <w:rPr>
+          <w:rFonts w:ascii="Times New Roman" w:hAnsi="Times New Roman" w:eastAsia="Malgun Gothic"/>
+          <w:b/>
+          <w:i w:val="0"/>
+          <w:sz w:val="22"/>
+        </w:rPr>
+        <w:t xml:space="preserve">Лёша: </w:t>
+      </w:r>
+      <w:r>
+        <w:rPr>
+          <w:rFonts w:ascii="Times New Roman" w:hAnsi="Times New Roman" w:eastAsia="Malgun Gothic"/>
+          <w:b w:val="0"/>
+          <w:i w:val="0"/>
+          <w:sz w:val="22"/>
+        </w:rPr>
+        <w:t>Правильно просил.</w:t>
+      </w:r>
+    </w:p>
+    <w:p>
+      <w:pPr>
+        <w:spacing w:before="0" w:after="110" w:line="300" w:lineRule="auto"/>
+      </w:pPr>
+      <w:r>
+        <w:rPr>
+          <w:rFonts w:ascii="Times New Roman" w:hAnsi="Times New Roman" w:eastAsia="Malgun Gothic"/>
+          <w:b/>
+          <w:i w:val="0"/>
+          <w:sz w:val="22"/>
+        </w:rPr>
+        <w:t xml:space="preserve">Ирина: </w:t>
+      </w:r>
+      <w:r>
+        <w:rPr>
+          <w:rFonts w:ascii="Times New Roman" w:hAnsi="Times New Roman" w:eastAsia="Malgun Gothic"/>
+          <w:b w:val="0"/>
+          <w:i w:val="0"/>
+          <w:sz w:val="22"/>
+        </w:rPr>
+        <w:t>Он спросит про Геннадия. Про мёртвые души. Про двенадцатую статью. И, скорее всего, про Дарью.</w:t>
+      </w:r>
+    </w:p>
+    <w:p>
+      <w:pPr>
+        <w:spacing w:before="0" w:after="110" w:line="300" w:lineRule="auto"/>
+      </w:pPr>
+      <w:r>
+        <w:rPr>
+          <w:rFonts w:ascii="Times New Roman" w:hAnsi="Times New Roman" w:eastAsia="Malgun Gothic"/>
+          <w:b/>
+          <w:i w:val="0"/>
+          <w:sz w:val="22"/>
+        </w:rPr>
+        <w:t xml:space="preserve">Лёша: </w:t>
+      </w:r>
+      <w:r>
+        <w:rPr>
+          <w:rFonts w:ascii="Times New Roman" w:hAnsi="Times New Roman" w:eastAsia="Malgun Gothic"/>
+          <w:b w:val="0"/>
+          <w:i w:val="0"/>
+          <w:sz w:val="22"/>
+        </w:rPr>
+        <w:t>Пусть спрашивает. Я не буду готовить красивых ответов.</w:t>
+      </w:r>
+    </w:p>
+    <w:p>
+      <w:pPr>
+        <w:spacing w:before="0" w:after="110" w:line="300" w:lineRule="auto"/>
+      </w:pPr>
+      <w:r>
+        <w:rPr>
+          <w:rFonts w:ascii="Times New Roman" w:hAnsi="Times New Roman" w:eastAsia="Malgun Gothic"/>
+          <w:b/>
+          <w:i w:val="0"/>
+          <w:sz w:val="22"/>
+        </w:rPr>
+        <w:t xml:space="preserve">Катя: </w:t>
+      </w:r>
+      <w:r>
+        <w:rPr>
+          <w:rFonts w:ascii="Times New Roman" w:hAnsi="Times New Roman" w:eastAsia="Malgun Gothic"/>
+          <w:b w:val="0"/>
+          <w:i w:val="0"/>
+          <w:sz w:val="22"/>
+        </w:rPr>
+        <w:t>Хотя бы три цифры, которые вы помните наизусть?</w:t>
+      </w:r>
+    </w:p>
+    <w:p>
+      <w:pPr>
+        <w:spacing w:before="0" w:after="110" w:line="300" w:lineRule="auto"/>
+      </w:pPr>
+      <w:r>
+        <w:rPr>
+          <w:rFonts w:ascii="Times New Roman" w:hAnsi="Times New Roman" w:eastAsia="Malgun Gothic"/>
+          <w:b/>
+          <w:i w:val="0"/>
+          <w:sz w:val="22"/>
+        </w:rPr>
+        <w:t xml:space="preserve">Лёша: </w:t>
+      </w:r>
+      <w:r>
+        <w:rPr>
+          <w:rFonts w:ascii="Times New Roman" w:hAnsi="Times New Roman" w:eastAsia="Malgun Gothic"/>
+          <w:b w:val="0"/>
+          <w:i w:val="0"/>
+          <w:sz w:val="22"/>
+        </w:rPr>
+        <w:t>Шестьсот тысяч без работы. Одиннадцать тысяч мёртвых в списках. Одиннадцать миллиардов на переобучение. Достаточно?</w:t>
+      </w:r>
+    </w:p>
+    <w:p>
+      <w:pPr>
+        <w:spacing w:before="0" w:after="110" w:line="300" w:lineRule="auto"/>
+      </w:pPr>
+      <w:r>
+        <w:rPr>
+          <w:rFonts w:ascii="Times New Roman" w:hAnsi="Times New Roman" w:eastAsia="Malgun Gothic"/>
+          <w:b/>
+          <w:i w:val="0"/>
+          <w:sz w:val="22"/>
+        </w:rPr>
+        <w:t xml:space="preserve">Катя: </w:t>
+      </w:r>
+      <w:r>
+        <w:rPr>
+          <w:rFonts w:ascii="Times New Roman" w:hAnsi="Times New Roman" w:eastAsia="Malgun Gothic"/>
+          <w:b w:val="0"/>
+          <w:i w:val="0"/>
+          <w:sz w:val="22"/>
+        </w:rPr>
+        <w:t>Более чем. Только не говорите их в таком порядке.</w:t>
+      </w:r>
+    </w:p>
+    <w:p>
+      <w:pPr>
+        <w:keepNext/>
+        <w:spacing w:before="320" w:after="140"/>
+      </w:pPr>
+      <w:r>
+        <w:rPr>
+          <w:rFonts w:ascii="Times New Roman" w:hAnsi="Times New Roman" w:eastAsia="Malgun Gothic"/>
+          <w:b/>
+          <w:i w:val="0"/>
+          <w:color w:val="1F3864"/>
+          <w:sz w:val="26"/>
+        </w:rPr>
+        <w:t>장면 10 — 취임 1주년 인터뷰</w:t>
+      </w:r>
+    </w:p>
+    <w:p>
+      <w:pPr>
+        <w:spacing w:before="0" w:after="110" w:line="300" w:lineRule="auto"/>
+      </w:pPr>
+      <w:r>
+        <w:rPr>
+          <w:rFonts w:ascii="Times New Roman" w:hAnsi="Times New Roman" w:eastAsia="Malgun Gothic"/>
+          <w:b/>
+          <w:i w:val="0"/>
+          <w:sz w:val="22"/>
+        </w:rPr>
+        <w:t xml:space="preserve">Рязанцев: </w:t>
+      </w:r>
+      <w:r>
+        <w:rPr>
+          <w:rFonts w:ascii="Times New Roman" w:hAnsi="Times New Roman" w:eastAsia="Malgun Gothic"/>
+          <w:b w:val="0"/>
+          <w:i w:val="0"/>
+          <w:sz w:val="22"/>
+        </w:rPr>
+        <w:t>Алексей Николаевич, год назад вы обещали стране честность. Сегодня шестьсот тысяч человек потеряли работу из-за ваших законов. Это и есть цена честности?</w:t>
+      </w:r>
+    </w:p>
+    <w:p>
+      <w:pPr>
+        <w:spacing w:before="0" w:after="110" w:line="300" w:lineRule="auto"/>
+      </w:pPr>
+      <w:r>
+        <w:rPr>
+          <w:rFonts w:ascii="Times New Roman" w:hAnsi="Times New Roman" w:eastAsia="Malgun Gothic"/>
+          <w:b/>
+          <w:i w:val="0"/>
+          <w:sz w:val="22"/>
+        </w:rPr>
+        <w:t xml:space="preserve">Лёша: </w:t>
+      </w:r>
+      <w:r>
+        <w:rPr>
+          <w:rFonts w:ascii="Times New Roman" w:hAnsi="Times New Roman" w:eastAsia="Malgun Gothic"/>
+          <w:b w:val="0"/>
+          <w:i w:val="0"/>
+          <w:sz w:val="22"/>
+        </w:rPr>
+        <w:t>Это часть цены. И я не буду её уменьшать. Эти люди работали в тени не потому, что были преступниками, а потому, что другой работы им никто не предлагал. Мы закрыли тень — значит, мы обязаны открыть им свет. Указ об амнистии стажа подписан сегодня утром.</w:t>
+      </w:r>
+    </w:p>
+    <w:p>
+      <w:pPr>
+        <w:spacing w:before="0" w:after="110" w:line="300" w:lineRule="auto"/>
+      </w:pPr>
+      <w:r>
+        <w:rPr>
+          <w:rFonts w:ascii="Times New Roman" w:hAnsi="Times New Roman" w:eastAsia="Malgun Gothic"/>
+          <w:b/>
+          <w:i w:val="0"/>
+          <w:sz w:val="22"/>
+        </w:rPr>
+        <w:t xml:space="preserve">Рязанцев: </w:t>
+      </w:r>
+      <w:r>
+        <w:rPr>
+          <w:rFonts w:ascii="Times New Roman" w:hAnsi="Times New Roman" w:eastAsia="Malgun Gothic"/>
+          <w:b w:val="0"/>
+          <w:i w:val="0"/>
+          <w:sz w:val="22"/>
+        </w:rPr>
+        <w:t>Указ — это бумага. Люди устали от бумаг.</w:t>
+      </w:r>
+    </w:p>
+    <w:p>
+      <w:pPr>
+        <w:spacing w:before="0" w:after="110" w:line="300" w:lineRule="auto"/>
+      </w:pPr>
+      <w:r>
+        <w:rPr>
+          <w:rFonts w:ascii="Times New Roman" w:hAnsi="Times New Roman" w:eastAsia="Malgun Gothic"/>
+          <w:b/>
+          <w:i w:val="0"/>
+          <w:sz w:val="22"/>
+        </w:rPr>
+        <w:t xml:space="preserve">Лёша: </w:t>
+      </w:r>
+      <w:r>
+        <w:rPr>
+          <w:rFonts w:ascii="Times New Roman" w:hAnsi="Times New Roman" w:eastAsia="Malgun Gothic"/>
+          <w:b w:val="0"/>
+          <w:i w:val="0"/>
+          <w:sz w:val="22"/>
+        </w:rPr>
+        <w:t>Знаю. Я был у одного из них на кухне. Его жена сказала, что честность в холодильник не положишь. Она права. Моя задача — чтобы положить можно было.</w:t>
+      </w:r>
+    </w:p>
+    <w:p>
+      <w:pPr>
+        <w:spacing w:before="0" w:after="110" w:line="300" w:lineRule="auto"/>
+      </w:pPr>
+      <w:r>
+        <w:rPr>
+          <w:rFonts w:ascii="Times New Roman" w:hAnsi="Times New Roman" w:eastAsia="Malgun Gothic"/>
+          <w:b/>
+          <w:i w:val="0"/>
+          <w:sz w:val="22"/>
+        </w:rPr>
+        <w:t xml:space="preserve">Рязанцев: </w:t>
+      </w:r>
+      <w:r>
+        <w:rPr>
+          <w:rFonts w:ascii="Times New Roman" w:hAnsi="Times New Roman" w:eastAsia="Malgun Gothic"/>
+          <w:b w:val="0"/>
+          <w:i w:val="0"/>
+          <w:sz w:val="22"/>
+        </w:rPr>
+        <w:t>Ваша служба прозрачности находит по три схемы в неделю. Люди говорят: «При старой власти хоть не знали».</w:t>
+      </w:r>
+    </w:p>
+    <w:p>
+      <w:pPr>
+        <w:spacing w:before="0" w:after="110" w:line="300" w:lineRule="auto"/>
+      </w:pPr>
+      <w:r>
+        <w:rPr>
+          <w:rFonts w:ascii="Times New Roman" w:hAnsi="Times New Roman" w:eastAsia="Malgun Gothic"/>
+          <w:b/>
+          <w:i w:val="0"/>
+          <w:sz w:val="22"/>
+        </w:rPr>
+        <w:t xml:space="preserve">Лёша: </w:t>
+      </w:r>
+      <w:r>
+        <w:rPr>
+          <w:rFonts w:ascii="Times New Roman" w:hAnsi="Times New Roman" w:eastAsia="Malgun Gothic"/>
+          <w:b w:val="0"/>
+          <w:i w:val="0"/>
+          <w:sz w:val="22"/>
+        </w:rPr>
+        <w:t>При старой власти не знали — и платили. Теперь знают — и платят меньше. Разница есть, но её не видно в новостях.</w:t>
+      </w:r>
+    </w:p>
+    <w:p>
+      <w:pPr>
+        <w:spacing w:before="0" w:after="110" w:line="300" w:lineRule="auto"/>
+      </w:pPr>
+      <w:r>
+        <w:rPr>
+          <w:rFonts w:ascii="Times New Roman" w:hAnsi="Times New Roman" w:eastAsia="Malgun Gothic"/>
+          <w:b/>
+          <w:i w:val="0"/>
+          <w:sz w:val="22"/>
+        </w:rPr>
+        <w:t xml:space="preserve">Рязанцев: </w:t>
+      </w:r>
+      <w:r>
+        <w:rPr>
+          <w:rFonts w:ascii="Times New Roman" w:hAnsi="Times New Roman" w:eastAsia="Malgun Gothic"/>
+          <w:b w:val="0"/>
+          <w:i w:val="0"/>
+          <w:sz w:val="22"/>
+        </w:rPr>
+        <w:t>Вы сами сократили свой срок. Досрочные выборы — в единый день с региональными. Не считаете это наивностью?</w:t>
+      </w:r>
+    </w:p>
+    <w:p>
+      <w:pPr>
+        <w:spacing w:before="0" w:after="110" w:line="300" w:lineRule="auto"/>
+      </w:pPr>
+      <w:r>
+        <w:rPr>
+          <w:rFonts w:ascii="Times New Roman" w:hAnsi="Times New Roman" w:eastAsia="Malgun Gothic"/>
+          <w:b/>
+          <w:i w:val="0"/>
+          <w:sz w:val="22"/>
+        </w:rPr>
+        <w:t xml:space="preserve">Лёша: </w:t>
+      </w:r>
+      <w:r>
+        <w:rPr>
+          <w:rFonts w:ascii="Times New Roman" w:hAnsi="Times New Roman" w:eastAsia="Malgun Gothic"/>
+          <w:b w:val="0"/>
+          <w:i w:val="0"/>
+          <w:sz w:val="22"/>
+        </w:rPr>
+        <w:t>Считаю это правилом, которое я не имел права отменить для себя.</w:t>
+      </w:r>
+    </w:p>
+    <w:p>
+      <w:pPr>
+        <w:spacing w:before="0" w:after="110" w:line="300" w:lineRule="auto"/>
+      </w:pPr>
+      <w:r>
+        <w:rPr>
+          <w:rFonts w:ascii="Times New Roman" w:hAnsi="Times New Roman" w:eastAsia="Malgun Gothic"/>
+          <w:b/>
+          <w:i w:val="0"/>
+          <w:sz w:val="22"/>
+        </w:rPr>
+        <w:t xml:space="preserve">Рязанцев: </w:t>
+      </w:r>
+      <w:r>
+        <w:rPr>
+          <w:rFonts w:ascii="Times New Roman" w:hAnsi="Times New Roman" w:eastAsia="Malgun Gothic"/>
+          <w:b w:val="0"/>
+          <w:i w:val="0"/>
+          <w:sz w:val="22"/>
+        </w:rPr>
+        <w:t>Позвольте личный вопрос. Дарья работала у меня. Вы добились правды о ней. Стало ли вам легче управлять страной?</w:t>
+      </w:r>
+    </w:p>
+    <w:p>
+      <w:pPr>
+        <w:spacing w:before="0" w:after="110" w:line="300" w:lineRule="auto"/>
+      </w:pPr>
+      <w:r>
+        <w:rPr>
+          <w:rFonts w:ascii="Times New Roman" w:hAnsi="Times New Roman" w:eastAsia="Malgun Gothic"/>
+          <w:b/>
+          <w:i w:val="0"/>
+          <w:sz w:val="22"/>
+        </w:rPr>
+        <w:t xml:space="preserve">Лёша: </w:t>
+      </w:r>
+      <w:r>
+        <w:rPr>
+          <w:rFonts w:ascii="Times New Roman" w:hAnsi="Times New Roman" w:eastAsia="Malgun Gothic"/>
+          <w:b w:val="0"/>
+          <w:i/>
+          <w:color w:val="555555"/>
+          <w:sz w:val="22"/>
+        </w:rPr>
+        <w:t>(пауза)</w:t>
+      </w:r>
+      <w:r>
+        <w:rPr>
+          <w:rFonts w:ascii="Times New Roman" w:hAnsi="Times New Roman" w:eastAsia="Malgun Gothic"/>
+          <w:b w:val="0"/>
+          <w:i w:val="0"/>
+          <w:sz w:val="22"/>
+        </w:rPr>
+        <w:t xml:space="preserve"> Нет, Лев Аркадьевич. Стало легче смотреть в глаза её коллегам. Управлять — нет.</w:t>
+      </w:r>
+    </w:p>
+    <w:p>
+      <w:pPr>
+        <w:spacing w:before="0" w:after="110" w:line="300" w:lineRule="auto"/>
+      </w:pPr>
+      <w:r>
+        <w:rPr>
+          <w:rFonts w:ascii="Times New Roman" w:hAnsi="Times New Roman" w:eastAsia="Malgun Gothic"/>
+          <w:b/>
+          <w:i w:val="0"/>
+          <w:sz w:val="22"/>
+        </w:rPr>
+        <w:t xml:space="preserve">Рязанцев: </w:t>
+      </w:r>
+      <w:r>
+        <w:rPr>
+          <w:rFonts w:ascii="Times New Roman" w:hAnsi="Times New Roman" w:eastAsia="Malgun Gothic"/>
+          <w:b w:val="0"/>
+          <w:i w:val="0"/>
+          <w:sz w:val="22"/>
+        </w:rPr>
+        <w:t>Тогда последний. У Гоголя: «Русь, куда ж несёшься ты? дай ответ. Не даёт ответа». Вы можете дать ответ?</w:t>
+      </w:r>
+    </w:p>
+    <w:p>
+      <w:pPr>
+        <w:spacing w:before="0" w:after="110" w:line="300" w:lineRule="auto"/>
+      </w:pPr>
+      <w:r>
+        <w:rPr>
+          <w:rFonts w:ascii="Times New Roman" w:hAnsi="Times New Roman" w:eastAsia="Malgun Gothic"/>
+          <w:b/>
+          <w:i w:val="0"/>
+          <w:sz w:val="22"/>
+        </w:rPr>
+        <w:t xml:space="preserve">Лёша: </w:t>
+      </w:r>
+      <w:r>
+        <w:rPr>
+          <w:rFonts w:ascii="Times New Roman" w:hAnsi="Times New Roman" w:eastAsia="Malgun Gothic"/>
+          <w:b w:val="0"/>
+          <w:i w:val="0"/>
+          <w:sz w:val="22"/>
+        </w:rPr>
+        <w:t>Не могу. И не хочу, чтобы кто-то один его давал. Двести лет у нас отвечал один человек. Пусть на этот раз ответят те, кто сидит в тройке, а не только ямщик.</w:t>
+      </w:r>
+    </w:p>
+    <w:p>
+      <w:pPr>
+        <w:spacing w:before="0" w:after="110" w:line="300" w:lineRule="auto"/>
+      </w:pPr>
+      <w:r>
+        <w:rPr>
+          <w:rFonts w:ascii="Times New Roman" w:hAnsi="Times New Roman" w:eastAsia="Malgun Gothic"/>
+          <w:b/>
+          <w:i w:val="0"/>
+          <w:sz w:val="22"/>
+        </w:rPr>
+        <w:t xml:space="preserve">Рязанцев: </w:t>
+      </w:r>
+      <w:r>
+        <w:rPr>
+          <w:rFonts w:ascii="Times New Roman" w:hAnsi="Times New Roman" w:eastAsia="Malgun Gothic"/>
+          <w:b w:val="0"/>
+          <w:i/>
+          <w:color w:val="555555"/>
+          <w:sz w:val="22"/>
+        </w:rPr>
+        <w:t>(после паузы, откладывая блокнот)</w:t>
+      </w:r>
+      <w:r>
+        <w:rPr>
+          <w:rFonts w:ascii="Times New Roman" w:hAnsi="Times New Roman" w:eastAsia="Malgun Gothic"/>
+          <w:b w:val="0"/>
+          <w:i w:val="0"/>
+          <w:sz w:val="22"/>
+        </w:rPr>
+        <w:t xml:space="preserve"> Дарья бы этот ответ напечатала.</w:t>
+      </w:r>
+    </w:p>
+    <w:p>
+      <w:pPr>
+        <w:spacing w:before="0" w:after="110" w:line="300" w:lineRule="auto"/>
+      </w:pPr>
+      <w:r>
+        <w:rPr>
+          <w:rFonts w:ascii="Times New Roman" w:hAnsi="Times New Roman" w:eastAsia="Malgun Gothic"/>
+          <w:b/>
+          <w:i w:val="0"/>
+          <w:sz w:val="22"/>
+        </w:rPr>
+        <w:t xml:space="preserve">Лёша: </w:t>
+      </w:r>
+      <w:r>
+        <w:rPr>
+          <w:rFonts w:ascii="Times New Roman" w:hAnsi="Times New Roman" w:eastAsia="Malgun Gothic"/>
+          <w:b w:val="0"/>
+          <w:i w:val="0"/>
+          <w:sz w:val="22"/>
+        </w:rPr>
+        <w:t>Дарья бы потребовала переписать его короче.</w:t>
+      </w:r>
+    </w:p>
+    <w:p>
+      <w:pPr>
+        <w:keepNext/>
+        <w:spacing w:before="320" w:after="140"/>
+      </w:pPr>
+      <w:r>
+        <w:rPr>
+          <w:rFonts w:ascii="Times New Roman" w:hAnsi="Times New Roman" w:eastAsia="Malgun Gothic"/>
+          <w:b/>
+          <w:i w:val="0"/>
+          <w:color w:val="1F3864"/>
+          <w:sz w:val="26"/>
+        </w:rPr>
+        <w:t>장면 11 — 어머니와의 통화</w:t>
+      </w:r>
+    </w:p>
+    <w:p>
+      <w:pPr>
+        <w:spacing w:before="0" w:after="110" w:line="300" w:lineRule="auto"/>
+      </w:pPr>
+      <w:r>
+        <w:rPr>
+          <w:rFonts w:ascii="Times New Roman" w:hAnsi="Times New Roman" w:eastAsia="Malgun Gothic"/>
+          <w:b/>
+          <w:i w:val="0"/>
+          <w:sz w:val="22"/>
+        </w:rPr>
+        <w:t xml:space="preserve">Анна: </w:t>
+      </w:r>
+      <w:r>
+        <w:rPr>
+          <w:rFonts w:ascii="Times New Roman" w:hAnsi="Times New Roman" w:eastAsia="Malgun Gothic"/>
+          <w:b w:val="0"/>
+          <w:i/>
+          <w:color w:val="555555"/>
+          <w:sz w:val="22"/>
+        </w:rPr>
+        <w:t>(по телефону)</w:t>
+      </w:r>
+      <w:r>
+        <w:rPr>
+          <w:rFonts w:ascii="Times New Roman" w:hAnsi="Times New Roman" w:eastAsia="Malgun Gothic"/>
+          <w:b w:val="0"/>
+          <w:i w:val="0"/>
+          <w:sz w:val="22"/>
+        </w:rPr>
+        <w:t xml:space="preserve"> Лёша, я смотрела интервью.</w:t>
+      </w:r>
+    </w:p>
+    <w:p>
+      <w:pPr>
+        <w:spacing w:before="0" w:after="110" w:line="300" w:lineRule="auto"/>
+      </w:pPr>
+      <w:r>
+        <w:rPr>
+          <w:rFonts w:ascii="Times New Roman" w:hAnsi="Times New Roman" w:eastAsia="Malgun Gothic"/>
+          <w:b/>
+          <w:i w:val="0"/>
+          <w:sz w:val="22"/>
+        </w:rPr>
+        <w:t xml:space="preserve">Лёша: </w:t>
+      </w:r>
+      <w:r>
+        <w:rPr>
+          <w:rFonts w:ascii="Times New Roman" w:hAnsi="Times New Roman" w:eastAsia="Malgun Gothic"/>
+          <w:b w:val="0"/>
+          <w:i w:val="0"/>
+          <w:sz w:val="22"/>
+        </w:rPr>
+        <w:t>И как?</w:t>
+      </w:r>
+    </w:p>
+    <w:p>
+      <w:pPr>
+        <w:spacing w:before="0" w:after="110" w:line="300" w:lineRule="auto"/>
+      </w:pPr>
+      <w:r>
+        <w:rPr>
+          <w:rFonts w:ascii="Times New Roman" w:hAnsi="Times New Roman" w:eastAsia="Malgun Gothic"/>
+          <w:b/>
+          <w:i w:val="0"/>
+          <w:sz w:val="22"/>
+        </w:rPr>
+        <w:t xml:space="preserve">Анна: </w:t>
+      </w:r>
+      <w:r>
+        <w:rPr>
+          <w:rFonts w:ascii="Times New Roman" w:hAnsi="Times New Roman" w:eastAsia="Malgun Gothic"/>
+          <w:b w:val="0"/>
+          <w:i w:val="0"/>
+          <w:sz w:val="22"/>
+        </w:rPr>
+        <w:t>Ты похудел. И говорил правду. Первое меня волнует больше.</w:t>
+      </w:r>
+    </w:p>
+    <w:p>
+      <w:pPr>
+        <w:spacing w:before="0" w:after="110" w:line="300" w:lineRule="auto"/>
+      </w:pPr>
+      <w:r>
+        <w:rPr>
+          <w:rFonts w:ascii="Times New Roman" w:hAnsi="Times New Roman" w:eastAsia="Malgun Gothic"/>
+          <w:b/>
+          <w:i w:val="0"/>
+          <w:sz w:val="22"/>
+        </w:rPr>
+        <w:t xml:space="preserve">Лёша: </w:t>
+      </w:r>
+      <w:r>
+        <w:rPr>
+          <w:rFonts w:ascii="Times New Roman" w:hAnsi="Times New Roman" w:eastAsia="Malgun Gothic"/>
+          <w:b w:val="0"/>
+          <w:i w:val="0"/>
+          <w:sz w:val="22"/>
+        </w:rPr>
+        <w:t>Мам…</w:t>
+      </w:r>
+    </w:p>
+    <w:p>
+      <w:pPr>
+        <w:spacing w:before="0" w:after="110" w:line="300" w:lineRule="auto"/>
+      </w:pPr>
+      <w:r>
+        <w:rPr>
+          <w:rFonts w:ascii="Times New Roman" w:hAnsi="Times New Roman" w:eastAsia="Malgun Gothic"/>
+          <w:b/>
+          <w:i w:val="0"/>
+          <w:sz w:val="22"/>
+        </w:rPr>
+        <w:t xml:space="preserve">Анна: </w:t>
+      </w:r>
+      <w:r>
+        <w:rPr>
+          <w:rFonts w:ascii="Times New Roman" w:hAnsi="Times New Roman" w:eastAsia="Malgun Gothic"/>
+          <w:b w:val="0"/>
+          <w:i w:val="0"/>
+          <w:sz w:val="22"/>
+        </w:rPr>
+        <w:t>Ты обещал мне ещё полгода назад: хоть одни выходные — просто сын, а не президент.</w:t>
+      </w:r>
+    </w:p>
+    <w:p>
+      <w:pPr>
+        <w:spacing w:before="0" w:after="110" w:line="300" w:lineRule="auto"/>
+      </w:pPr>
+      <w:r>
+        <w:rPr>
+          <w:rFonts w:ascii="Times New Roman" w:hAnsi="Times New Roman" w:eastAsia="Malgun Gothic"/>
+          <w:b/>
+          <w:i w:val="0"/>
+          <w:sz w:val="22"/>
+        </w:rPr>
+        <w:t xml:space="preserve">Лёша: </w:t>
+      </w:r>
+      <w:r>
+        <w:rPr>
+          <w:rFonts w:ascii="Times New Roman" w:hAnsi="Times New Roman" w:eastAsia="Malgun Gothic"/>
+          <w:b w:val="0"/>
+          <w:i/>
+          <w:color w:val="555555"/>
+          <w:sz w:val="22"/>
+        </w:rPr>
+        <w:t>(виновато)</w:t>
+      </w:r>
+      <w:r>
+        <w:rPr>
+          <w:rFonts w:ascii="Times New Roman" w:hAnsi="Times New Roman" w:eastAsia="Malgun Gothic"/>
+          <w:b w:val="0"/>
+          <w:i w:val="0"/>
+          <w:sz w:val="22"/>
+        </w:rPr>
+        <w:t xml:space="preserve"> Помню.</w:t>
+      </w:r>
+    </w:p>
+    <w:p>
+      <w:pPr>
+        <w:spacing w:before="0" w:after="110" w:line="300" w:lineRule="auto"/>
+      </w:pPr>
+      <w:r>
+        <w:rPr>
+          <w:rFonts w:ascii="Times New Roman" w:hAnsi="Times New Roman" w:eastAsia="Malgun Gothic"/>
+          <w:b/>
+          <w:i w:val="0"/>
+          <w:sz w:val="22"/>
+        </w:rPr>
+        <w:t xml:space="preserve">Анна: </w:t>
+      </w:r>
+      <w:r>
+        <w:rPr>
+          <w:rFonts w:ascii="Times New Roman" w:hAnsi="Times New Roman" w:eastAsia="Malgun Gothic"/>
+          <w:b w:val="0"/>
+          <w:i w:val="0"/>
+          <w:sz w:val="22"/>
+        </w:rPr>
+        <w:t>В эту субботу. Я испеку пирог с капустой, как ты любил. Никаких папок.</w:t>
+      </w:r>
+    </w:p>
+    <w:p>
+      <w:pPr>
+        <w:spacing w:before="0" w:after="110" w:line="300" w:lineRule="auto"/>
+      </w:pPr>
+      <w:r>
+        <w:rPr>
+          <w:rFonts w:ascii="Times New Roman" w:hAnsi="Times New Roman" w:eastAsia="Malgun Gothic"/>
+          <w:b/>
+          <w:i w:val="0"/>
+          <w:sz w:val="22"/>
+        </w:rPr>
+        <w:t xml:space="preserve">Лёша: </w:t>
+      </w:r>
+      <w:r>
+        <w:rPr>
+          <w:rFonts w:ascii="Times New Roman" w:hAnsi="Times New Roman" w:eastAsia="Malgun Gothic"/>
+          <w:b w:val="0"/>
+          <w:i w:val="0"/>
+          <w:sz w:val="22"/>
+        </w:rPr>
+        <w:t>Обещаю. Никаких папок.</w:t>
+      </w:r>
+    </w:p>
+    <w:p>
+      <w:pPr>
+        <w:spacing w:before="0" w:after="110" w:line="300" w:lineRule="auto"/>
+      </w:pPr>
+      <w:r>
+        <w:rPr>
+          <w:rFonts w:ascii="Times New Roman" w:hAnsi="Times New Roman" w:eastAsia="Malgun Gothic"/>
+          <w:b/>
+          <w:i w:val="0"/>
+          <w:sz w:val="22"/>
+        </w:rPr>
+        <w:t xml:space="preserve">Анна: </w:t>
+      </w:r>
+      <w:r>
+        <w:rPr>
+          <w:rFonts w:ascii="Times New Roman" w:hAnsi="Times New Roman" w:eastAsia="Malgun Gothic"/>
+          <w:b w:val="0"/>
+          <w:i w:val="0"/>
+          <w:sz w:val="22"/>
+        </w:rPr>
+        <w:t>Ты и в прошлый раз обещал.</w:t>
+      </w:r>
+    </w:p>
+    <w:p>
+      <w:pPr>
+        <w:spacing w:before="0" w:after="110" w:line="300" w:lineRule="auto"/>
+      </w:pPr>
+      <w:r>
+        <w:rPr>
+          <w:rFonts w:ascii="Times New Roman" w:hAnsi="Times New Roman" w:eastAsia="Malgun Gothic"/>
+          <w:b/>
+          <w:i w:val="0"/>
+          <w:sz w:val="22"/>
+        </w:rPr>
+        <w:t xml:space="preserve">Лёша: </w:t>
+      </w:r>
+      <w:r>
+        <w:rPr>
+          <w:rFonts w:ascii="Times New Roman" w:hAnsi="Times New Roman" w:eastAsia="Malgun Gothic"/>
+          <w:b w:val="0"/>
+          <w:i w:val="0"/>
+          <w:sz w:val="22"/>
+        </w:rPr>
+        <w:t>В этот раз Катя будет свидетелем.</w:t>
+      </w:r>
+    </w:p>
+    <w:p>
+      <w:pPr>
+        <w:spacing w:before="0" w:after="110" w:line="300" w:lineRule="auto"/>
+      </w:pPr>
+      <w:r>
+        <w:rPr>
+          <w:rFonts w:ascii="Times New Roman" w:hAnsi="Times New Roman" w:eastAsia="Malgun Gothic"/>
+          <w:b/>
+          <w:i w:val="0"/>
+          <w:sz w:val="22"/>
+        </w:rPr>
+        <w:t xml:space="preserve">Анна: </w:t>
+      </w:r>
+      <w:r>
+        <w:rPr>
+          <w:rFonts w:ascii="Times New Roman" w:hAnsi="Times New Roman" w:eastAsia="Malgun Gothic"/>
+          <w:b w:val="0"/>
+          <w:i w:val="0"/>
+          <w:sz w:val="22"/>
+        </w:rPr>
+        <w:t>Катя — свидетель ненадёжный. Она тебе сама папки и принесёт.</w:t>
+      </w:r>
+    </w:p>
+    <w:p>
+      <w:pPr>
+        <w:spacing w:before="0" w:after="110" w:line="300" w:lineRule="auto"/>
+      </w:pPr>
+      <w:r>
+        <w:rPr>
+          <w:rFonts w:ascii="Times New Roman" w:hAnsi="Times New Roman" w:eastAsia="Malgun Gothic"/>
+          <w:b/>
+          <w:i w:val="0"/>
+          <w:sz w:val="22"/>
+        </w:rPr>
+        <w:t xml:space="preserve">Лёша: </w:t>
+      </w:r>
+      <w:r>
+        <w:rPr>
+          <w:rFonts w:ascii="Times New Roman" w:hAnsi="Times New Roman" w:eastAsia="Malgun Gothic"/>
+          <w:b w:val="0"/>
+          <w:i/>
+          <w:color w:val="555555"/>
+          <w:sz w:val="22"/>
+        </w:rPr>
+        <w:t>(смеётся)</w:t>
+      </w:r>
+      <w:r>
+        <w:rPr>
+          <w:rFonts w:ascii="Times New Roman" w:hAnsi="Times New Roman" w:eastAsia="Malgun Gothic"/>
+          <w:b w:val="0"/>
+          <w:i w:val="0"/>
+          <w:sz w:val="22"/>
+        </w:rPr>
+        <w:t xml:space="preserve"> Тогда свидетелем будешь ты, мам. Против тебя Катя не пойдёт.</w:t>
+      </w:r>
+    </w:p>
+    <w:p>
+      <w:pPr>
+        <w:keepNext/>
+        <w:spacing w:before="320" w:after="140"/>
+      </w:pPr>
+      <w:r>
+        <w:rPr>
+          <w:rFonts w:ascii="Times New Roman" w:hAnsi="Times New Roman" w:eastAsia="Malgun Gothic"/>
+          <w:b/>
+          <w:i w:val="0"/>
+          <w:color w:val="1F3864"/>
+          <w:sz w:val="26"/>
+        </w:rPr>
+        <w:t>장면 12 — 밤, 이리나와</w:t>
+      </w:r>
+    </w:p>
+    <w:p>
+      <w:pPr>
+        <w:spacing w:before="0" w:after="110" w:line="300" w:lineRule="auto"/>
+      </w:pPr>
+      <w:r>
+        <w:rPr>
+          <w:rFonts w:ascii="Times New Roman" w:hAnsi="Times New Roman" w:eastAsia="Malgun Gothic"/>
+          <w:b/>
+          <w:i w:val="0"/>
+          <w:sz w:val="22"/>
+        </w:rPr>
+        <w:t xml:space="preserve">Ирина: </w:t>
+      </w:r>
+      <w:r>
+        <w:rPr>
+          <w:rFonts w:ascii="Times New Roman" w:hAnsi="Times New Roman" w:eastAsia="Malgun Gothic"/>
+          <w:b w:val="0"/>
+          <w:i/>
+          <w:color w:val="555555"/>
+          <w:sz w:val="22"/>
+        </w:rPr>
+        <w:t>(в пустом кабинете, поздно)</w:t>
+      </w:r>
+      <w:r>
+        <w:rPr>
+          <w:rFonts w:ascii="Times New Roman" w:hAnsi="Times New Roman" w:eastAsia="Malgun Gothic"/>
+          <w:b w:val="0"/>
+          <w:i w:val="0"/>
+          <w:sz w:val="22"/>
+        </w:rPr>
+        <w:t xml:space="preserve"> Не уходите домой?</w:t>
+      </w:r>
+    </w:p>
+    <w:p>
+      <w:pPr>
+        <w:spacing w:before="0" w:after="110" w:line="300" w:lineRule="auto"/>
+      </w:pPr>
+      <w:r>
+        <w:rPr>
+          <w:rFonts w:ascii="Times New Roman" w:hAnsi="Times New Roman" w:eastAsia="Malgun Gothic"/>
+          <w:b/>
+          <w:i w:val="0"/>
+          <w:sz w:val="22"/>
+        </w:rPr>
+        <w:t xml:space="preserve">Лёша: </w:t>
+      </w:r>
+      <w:r>
+        <w:rPr>
+          <w:rFonts w:ascii="Times New Roman" w:hAnsi="Times New Roman" w:eastAsia="Malgun Gothic"/>
+          <w:b w:val="0"/>
+          <w:i w:val="0"/>
+          <w:sz w:val="22"/>
+        </w:rPr>
+        <w:t>Думаю про Геннадия. Есть пословица: «Сытый голодного не разумеет». Я всю жизнь думал, что это про других.</w:t>
+      </w:r>
+    </w:p>
+    <w:p>
+      <w:pPr>
+        <w:spacing w:before="0" w:after="110" w:line="300" w:lineRule="auto"/>
+      </w:pPr>
+      <w:r>
+        <w:rPr>
+          <w:rFonts w:ascii="Times New Roman" w:hAnsi="Times New Roman" w:eastAsia="Malgun Gothic"/>
+          <w:b/>
+          <w:i w:val="0"/>
+          <w:sz w:val="22"/>
+        </w:rPr>
+        <w:t xml:space="preserve">Ирина: </w:t>
+      </w:r>
+      <w:r>
+        <w:rPr>
+          <w:rFonts w:ascii="Times New Roman" w:hAnsi="Times New Roman" w:eastAsia="Malgun Gothic"/>
+          <w:b w:val="0"/>
+          <w:i w:val="0"/>
+          <w:sz w:val="22"/>
+        </w:rPr>
+        <w:t>Вы всю жизнь были на стороне голодных. У двери Литвинова, у двери Крылова.</w:t>
+      </w:r>
+    </w:p>
+    <w:p>
+      <w:pPr>
+        <w:spacing w:before="0" w:after="110" w:line="300" w:lineRule="auto"/>
+      </w:pPr>
+      <w:r>
+        <w:rPr>
+          <w:rFonts w:ascii="Times New Roman" w:hAnsi="Times New Roman" w:eastAsia="Malgun Gothic"/>
+          <w:b/>
+          <w:i w:val="0"/>
+          <w:sz w:val="22"/>
+        </w:rPr>
+        <w:t xml:space="preserve">Лёша: </w:t>
+      </w:r>
+      <w:r>
+        <w:rPr>
+          <w:rFonts w:ascii="Times New Roman" w:hAnsi="Times New Roman" w:eastAsia="Malgun Gothic"/>
+          <w:b w:val="0"/>
+          <w:i w:val="0"/>
+          <w:sz w:val="22"/>
+        </w:rPr>
+        <w:t>А теперь сытый — я. И стучат в мою дверь. И я не могу сказать, что они не правы.</w:t>
+      </w:r>
+    </w:p>
+    <w:p>
+      <w:pPr>
+        <w:spacing w:before="0" w:after="110" w:line="300" w:lineRule="auto"/>
+      </w:pPr>
+      <w:r>
+        <w:rPr>
+          <w:rFonts w:ascii="Times New Roman" w:hAnsi="Times New Roman" w:eastAsia="Malgun Gothic"/>
+          <w:b/>
+          <w:i w:val="0"/>
+          <w:sz w:val="22"/>
+        </w:rPr>
+        <w:t xml:space="preserve">Ирина: </w:t>
+      </w:r>
+      <w:r>
+        <w:rPr>
+          <w:rFonts w:ascii="Times New Roman" w:hAnsi="Times New Roman" w:eastAsia="Malgun Gothic"/>
+          <w:b w:val="0"/>
+          <w:i w:val="0"/>
+          <w:sz w:val="22"/>
+        </w:rPr>
+        <w:t>Значит, вы ещё не совсем сытый. Сытые не слышат стука.</w:t>
+      </w:r>
+    </w:p>
+    <w:p>
+      <w:pPr>
+        <w:spacing w:before="0" w:after="110" w:line="300" w:lineRule="auto"/>
+      </w:pPr>
+      <w:r>
+        <w:rPr>
+          <w:rFonts w:ascii="Times New Roman" w:hAnsi="Times New Roman" w:eastAsia="Malgun Gothic"/>
+          <w:b/>
+          <w:i w:val="0"/>
+          <w:sz w:val="22"/>
+        </w:rPr>
+        <w:t xml:space="preserve">Лёша: </w:t>
+      </w:r>
+      <w:r>
+        <w:rPr>
+          <w:rFonts w:ascii="Times New Roman" w:hAnsi="Times New Roman" w:eastAsia="Malgun Gothic"/>
+          <w:b w:val="0"/>
+          <w:i w:val="0"/>
+          <w:sz w:val="22"/>
+        </w:rPr>
+        <w:t>Или слышат и привыкают. Это страшнее.</w:t>
+      </w:r>
+    </w:p>
+    <w:p>
+      <w:pPr>
+        <w:spacing w:before="0" w:after="110" w:line="300" w:lineRule="auto"/>
+      </w:pPr>
+      <w:r>
+        <w:rPr>
+          <w:rFonts w:ascii="Times New Roman" w:hAnsi="Times New Roman" w:eastAsia="Malgun Gothic"/>
+          <w:b/>
+          <w:i w:val="0"/>
+          <w:sz w:val="22"/>
+        </w:rPr>
+        <w:t xml:space="preserve">Ирина: </w:t>
+      </w:r>
+      <w:r>
+        <w:rPr>
+          <w:rFonts w:ascii="Times New Roman" w:hAnsi="Times New Roman" w:eastAsia="Malgun Gothic"/>
+          <w:b w:val="0"/>
+          <w:i w:val="0"/>
+          <w:sz w:val="22"/>
+        </w:rPr>
+        <w:t>Тогда пообещайте мне одно. Если однажды привыкнете — скажите мне. Я постучу громче.</w:t>
+      </w:r>
+    </w:p>
+    <w:p>
+      <w:pPr>
+        <w:spacing w:before="0" w:after="110" w:line="300" w:lineRule="auto"/>
+      </w:pPr>
+      <w:r>
+        <w:rPr>
+          <w:rFonts w:ascii="Times New Roman" w:hAnsi="Times New Roman" w:eastAsia="Malgun Gothic"/>
+          <w:b/>
+          <w:i w:val="0"/>
+          <w:sz w:val="22"/>
+        </w:rPr>
+        <w:t xml:space="preserve">Лёша: </w:t>
+      </w:r>
+      <w:r>
+        <w:rPr>
+          <w:rFonts w:ascii="Times New Roman" w:hAnsi="Times New Roman" w:eastAsia="Malgun Gothic"/>
+          <w:b w:val="0"/>
+          <w:i/>
+          <w:color w:val="555555"/>
+          <w:sz w:val="22"/>
+        </w:rPr>
+        <w:t>(слабая улыбка)</w:t>
+      </w:r>
+      <w:r>
+        <w:rPr>
+          <w:rFonts w:ascii="Times New Roman" w:hAnsi="Times New Roman" w:eastAsia="Malgun Gothic"/>
+          <w:b w:val="0"/>
+          <w:i w:val="0"/>
+          <w:sz w:val="22"/>
+        </w:rPr>
+        <w:t xml:space="preserve"> Договорились. Хотя, подозреваю, вы постучите раньше, чем я скажу.</w:t>
+      </w:r>
+    </w:p>
+    <w:p>
+      <w:pPr>
+        <w:keepNext/>
+        <w:spacing w:before="320" w:after="140"/>
+      </w:pPr>
+      <w:r>
+        <w:rPr>
+          <w:rFonts w:ascii="Times New Roman" w:hAnsi="Times New Roman" w:eastAsia="Malgun Gothic"/>
+          <w:b/>
+          <w:i w:val="0"/>
+          <w:color w:val="1F3864"/>
+          <w:sz w:val="26"/>
+        </w:rPr>
+        <w:t>장면 13 — 마무리, 다음 화로</w:t>
+      </w:r>
+    </w:p>
+    <w:p>
+      <w:pPr>
+        <w:spacing w:before="0" w:after="110" w:line="300" w:lineRule="auto"/>
+      </w:pPr>
+      <w:r>
+        <w:rPr>
+          <w:rFonts w:ascii="Times New Roman" w:hAnsi="Times New Roman" w:eastAsia="Malgun Gothic"/>
+          <w:b/>
+          <w:i w:val="0"/>
+          <w:sz w:val="22"/>
+        </w:rPr>
+        <w:t xml:space="preserve">Гребенщиков: </w:t>
+      </w:r>
+      <w:r>
+        <w:rPr>
+          <w:rFonts w:ascii="Times New Roman" w:hAnsi="Times New Roman" w:eastAsia="Malgun Gothic"/>
+          <w:b w:val="0"/>
+          <w:i/>
+          <w:color w:val="555555"/>
+          <w:sz w:val="22"/>
+        </w:rPr>
+        <w:t>(входя)</w:t>
+      </w:r>
+      <w:r>
+        <w:rPr>
+          <w:rFonts w:ascii="Times New Roman" w:hAnsi="Times New Roman" w:eastAsia="Malgun Gothic"/>
+          <w:b w:val="0"/>
+          <w:i w:val="0"/>
+          <w:sz w:val="22"/>
+        </w:rPr>
+        <w:t xml:space="preserve"> Первые цифры после интервью. Доверие к вам лично выросло на два пункта. Одобрение политики — упало ещё на один. Пятьдесят шесть.</w:t>
+      </w:r>
+    </w:p>
+    <w:p>
+      <w:pPr>
+        <w:spacing w:before="0" w:after="110" w:line="300" w:lineRule="auto"/>
+      </w:pPr>
+      <w:r>
+        <w:rPr>
+          <w:rFonts w:ascii="Times New Roman" w:hAnsi="Times New Roman" w:eastAsia="Malgun Gothic"/>
+          <w:b/>
+          <w:i w:val="0"/>
+          <w:sz w:val="22"/>
+        </w:rPr>
+        <w:t xml:space="preserve">Катя: </w:t>
+      </w:r>
+      <w:r>
+        <w:rPr>
+          <w:rFonts w:ascii="Times New Roman" w:hAnsi="Times New Roman" w:eastAsia="Malgun Gothic"/>
+          <w:b w:val="0"/>
+          <w:i w:val="0"/>
+          <w:sz w:val="22"/>
+        </w:rPr>
+        <w:t>Люди верят вам и не верят реформам одновременно.</w:t>
+      </w:r>
+    </w:p>
+    <w:p>
+      <w:pPr>
+        <w:spacing w:before="0" w:after="110" w:line="300" w:lineRule="auto"/>
+      </w:pPr>
+      <w:r>
+        <w:rPr>
+          <w:rFonts w:ascii="Times New Roman" w:hAnsi="Times New Roman" w:eastAsia="Malgun Gothic"/>
+          <w:b/>
+          <w:i w:val="0"/>
+          <w:sz w:val="22"/>
+        </w:rPr>
+        <w:t xml:space="preserve">Гребенщиков: </w:t>
+      </w:r>
+      <w:r>
+        <w:rPr>
+          <w:rFonts w:ascii="Times New Roman" w:hAnsi="Times New Roman" w:eastAsia="Malgun Gothic"/>
+          <w:b w:val="0"/>
+          <w:i w:val="0"/>
+          <w:sz w:val="22"/>
+        </w:rPr>
+        <w:t>И ещё. Ковальчук сегодня объявил о создании движения «Спокойная страна». И намекнул, что пойдёт на досрочные выборы.</w:t>
+      </w:r>
+    </w:p>
+    <w:p>
+      <w:pPr>
+        <w:spacing w:before="0" w:after="110" w:line="300" w:lineRule="auto"/>
+      </w:pPr>
+      <w:r>
+        <w:rPr>
+          <w:rFonts w:ascii="Times New Roman" w:hAnsi="Times New Roman" w:eastAsia="Malgun Gothic"/>
+          <w:b/>
+          <w:i w:val="0"/>
+          <w:sz w:val="22"/>
+        </w:rPr>
+        <w:t xml:space="preserve">Лёша: </w:t>
+      </w:r>
+      <w:r>
+        <w:rPr>
+          <w:rFonts w:ascii="Times New Roman" w:hAnsi="Times New Roman" w:eastAsia="Malgun Gothic"/>
+          <w:b w:val="0"/>
+          <w:i w:val="0"/>
+          <w:sz w:val="22"/>
+        </w:rPr>
+        <w:t>Без программы?</w:t>
+      </w:r>
+    </w:p>
+    <w:p>
+      <w:pPr>
+        <w:spacing w:before="0" w:after="110" w:line="300" w:lineRule="auto"/>
+      </w:pPr>
+      <w:r>
+        <w:rPr>
+          <w:rFonts w:ascii="Times New Roman" w:hAnsi="Times New Roman" w:eastAsia="Malgun Gothic"/>
+          <w:b/>
+          <w:i w:val="0"/>
+          <w:sz w:val="22"/>
+        </w:rPr>
+        <w:t xml:space="preserve">Гребенщиков: </w:t>
+      </w:r>
+      <w:r>
+        <w:rPr>
+          <w:rFonts w:ascii="Times New Roman" w:hAnsi="Times New Roman" w:eastAsia="Malgun Gothic"/>
+          <w:b w:val="0"/>
+          <w:i w:val="0"/>
+          <w:sz w:val="22"/>
+        </w:rPr>
+        <w:t>Без программы. С одной фразой — «дайте людям выдохнуть». Против усталости программа не нужна.</w:t>
+      </w:r>
+    </w:p>
+    <w:p>
+      <w:pPr>
+        <w:spacing w:before="0" w:after="110" w:line="300" w:lineRule="auto"/>
+      </w:pPr>
+      <w:r>
+        <w:rPr>
+          <w:rFonts w:ascii="Times New Roman" w:hAnsi="Times New Roman" w:eastAsia="Malgun Gothic"/>
+          <w:b/>
+          <w:i w:val="0"/>
+          <w:sz w:val="22"/>
+        </w:rPr>
+        <w:t xml:space="preserve">Ирина: </w:t>
+      </w:r>
+      <w:r>
+        <w:rPr>
+          <w:rFonts w:ascii="Times New Roman" w:hAnsi="Times New Roman" w:eastAsia="Malgun Gothic"/>
+          <w:b w:val="0"/>
+          <w:i w:val="0"/>
+          <w:sz w:val="22"/>
+        </w:rPr>
+        <w:t>Нужна правда, которую можно выдержать.</w:t>
+      </w:r>
+    </w:p>
+    <w:p>
+      <w:pPr>
+        <w:spacing w:before="0" w:after="110" w:line="300" w:lineRule="auto"/>
+      </w:pPr>
+      <w:r>
+        <w:rPr>
+          <w:rFonts w:ascii="Times New Roman" w:hAnsi="Times New Roman" w:eastAsia="Malgun Gothic"/>
+          <w:b/>
+          <w:i w:val="0"/>
+          <w:sz w:val="22"/>
+        </w:rPr>
+        <w:t xml:space="preserve">Лёша: </w:t>
+      </w:r>
+      <w:r>
+        <w:rPr>
+          <w:rFonts w:ascii="Times New Roman" w:hAnsi="Times New Roman" w:eastAsia="Malgun Gothic"/>
+          <w:b w:val="0"/>
+          <w:i/>
+          <w:color w:val="555555"/>
+          <w:sz w:val="22"/>
+        </w:rPr>
+        <w:t>(глядя в окно)</w:t>
+      </w:r>
+      <w:r>
+        <w:rPr>
+          <w:rFonts w:ascii="Times New Roman" w:hAnsi="Times New Roman" w:eastAsia="Malgun Gothic"/>
+          <w:b w:val="0"/>
+          <w:i w:val="0"/>
+          <w:sz w:val="22"/>
+        </w:rPr>
+        <w:t xml:space="preserve"> Год назад самым трудным был Богуславский. Теперь самое трудное — усталость людей, которые за нас голосовали.</w:t>
+      </w:r>
+    </w:p>
+    <w:p>
+      <w:pPr>
+        <w:spacing w:before="0" w:after="110" w:line="300" w:lineRule="auto"/>
+      </w:pPr>
+      <w:r>
+        <w:rPr>
+          <w:rFonts w:ascii="Times New Roman" w:hAnsi="Times New Roman" w:eastAsia="Malgun Gothic"/>
+          <w:b/>
+          <w:i w:val="0"/>
+          <w:sz w:val="22"/>
+        </w:rPr>
+        <w:t xml:space="preserve">Катя: </w:t>
+      </w:r>
+      <w:r>
+        <w:rPr>
+          <w:rFonts w:ascii="Times New Roman" w:hAnsi="Times New Roman" w:eastAsia="Malgun Gothic"/>
+          <w:b w:val="0"/>
+          <w:i w:val="0"/>
+          <w:sz w:val="22"/>
+        </w:rPr>
+        <w:t>Первую стену мы пробили за неделю.</w:t>
+      </w:r>
+    </w:p>
+    <w:p>
+      <w:pPr>
+        <w:spacing w:before="0" w:after="110" w:line="300" w:lineRule="auto"/>
+      </w:pPr>
+      <w:r>
+        <w:rPr>
+          <w:rFonts w:ascii="Times New Roman" w:hAnsi="Times New Roman" w:eastAsia="Malgun Gothic"/>
+          <w:b/>
+          <w:i w:val="0"/>
+          <w:sz w:val="22"/>
+        </w:rPr>
+        <w:t xml:space="preserve">Лёша: </w:t>
+      </w:r>
+      <w:r>
+        <w:rPr>
+          <w:rFonts w:ascii="Times New Roman" w:hAnsi="Times New Roman" w:eastAsia="Malgun Gothic"/>
+          <w:b w:val="0"/>
+          <w:i w:val="0"/>
+          <w:sz w:val="22"/>
+        </w:rPr>
+        <w:t>Эту за неделю не пробьёшь. Её придётся перенести на себе.</w:t>
+      </w:r>
+    </w:p>
+    <w:p>
+      <w:pPr>
+        <w:keepNext/>
+        <w:spacing w:before="320" w:after="140"/>
+      </w:pPr>
+      <w:r>
+        <w:rPr>
+          <w:rFonts w:ascii="Times New Roman" w:hAnsi="Times New Roman" w:eastAsia="Malgun Gothic"/>
+          <w:b/>
+          <w:i w:val="0"/>
+          <w:color w:val="1F3864"/>
+          <w:sz w:val="26"/>
+        </w:rPr>
+        <w:t>핵심 문학 인용</w:t>
+      </w:r>
+    </w:p>
+    <w:p>
+      <w:pPr>
         <w:spacing w:before="0" w:after="120"/>
       </w:pPr>
       <w:r>
@@ -3504,6 +4545,29 @@
           <w:i w:val="0"/>
           <w:sz w:val="22"/>
         </w:rPr>
+        <w:t>Русская пословица: «Сытый голодного не разумеет»</w:t>
+      </w:r>
+      <w:r>
+        <w:rPr>
+          <w:rFonts w:ascii="Times New Roman" w:hAnsi="Times New Roman" w:eastAsia="Malgun Gothic"/>
+          <w:b w:val="0"/>
+          <w:i w:val="0"/>
+          <w:sz w:val="22"/>
+        </w:rPr>
+        <w:t xml:space="preserve"> — 한국어 해설: 배부른 사람은 배고픈 사람을 이해하지 못한다는 속담. 그림자 경제에서 일자리를 잃은 게나디를 만나고 온 밤, 료샤가 이제 자신의 문을 두드리는 사람들을 떠올리며 "평생 남의 이야기인 줄 알았다"고 고백하고, 이리나는 "배부른 사람은 두드리는 소리를 듣지 못한다"며 "익숙해지면 말해 달라, 더 세게 두드리겠다"고 약속한다(장면 12).</w:t>
+      </w:r>
+    </w:p>
+    <w:p>
+      <w:pPr>
+        <w:spacing w:before="0" w:after="120"/>
+      </w:pPr>
+      <w:r>
+        <w:rPr>
+          <w:rFonts w:ascii="Times New Roman" w:hAnsi="Times New Roman" w:eastAsia="Malgun Gothic"/>
+          <w:b/>
+          <w:i w:val="0"/>
+          <w:sz w:val="22"/>
+        </w:rPr>
         <w:t>Гоголь, «Мёртвые души» (лирическое отступление о птице-тройке): «Русь, куда ж несёшься ты? дай ответ. Не даёт ответа»</w:t>
       </w:r>
       <w:r>
@@ -3513,7 +4577,184 @@
           <w:i w:val="0"/>
           <w:sz w:val="22"/>
         </w:rPr>
-        <w:t xml:space="preserve"> — 한국어 해설: 1권 끝 '트로이카' 대목. 취임 1주년 인터뷰에서 랴잔체프가 마지막 질문으로 던지고, 료샤는 한 사람(마부)이 아니라 트로이카에 탄 사람들이 답해야 한다고 받는다(장면 9). 같은 작품의 '죽은 혼'은 장면 4에서 선거인 명부에 남은 사망자를 가리키는 말로도 쓰인다.</w:t>
+        <w:t xml:space="preserve"> — 한국어 해설: 1권 끝 '트로이카' 대목. 취임 1주년 인터뷰에서 랴잔체프가 마지막 질문으로 던지고, 료샤는 한 사람(마부)이 아니라 트로이카에 탄 사람들이 답해야 한다고 받는다(장면 10). 같은 작품의 '죽은 혼'은 장면 5에서 선거인 명부에 남은 사망자를 가리키는 말로도 쓰인다.</w:t>
+      </w:r>
+    </w:p>
+    <w:p>
+      <w:pPr>
+        <w:keepNext/>
+        <w:spacing w:before="320" w:after="140"/>
+      </w:pPr>
+      <w:r>
+        <w:rPr>
+          <w:rFonts w:ascii="Times New Roman" w:hAnsi="Times New Roman" w:eastAsia="Malgun Gothic"/>
+          <w:b/>
+          <w:i w:val="0"/>
+          <w:color w:val="1F3864"/>
+          <w:sz w:val="26"/>
+        </w:rPr>
+        <w:t>생활 표현</w:t>
+      </w:r>
+    </w:p>
+    <w:p>
+      <w:pPr>
+        <w:spacing w:before="0" w:after="120"/>
+      </w:pPr>
+      <w:r>
+        <w:rPr>
+          <w:rFonts w:ascii="Times New Roman" w:hAnsi="Times New Roman" w:eastAsia="Malgun Gothic"/>
+          <w:b/>
+          <w:i w:val="0"/>
+          <w:sz w:val="22"/>
+        </w:rPr>
+        <w:t>«Сделать погромче?»</w:t>
+      </w:r>
+      <w:r>
+        <w:rPr>
+          <w:rFonts w:ascii="Times New Roman" w:hAnsi="Times New Roman" w:eastAsia="Malgun Gothic"/>
+          <w:b w:val="0"/>
+          <w:i w:val="0"/>
+          <w:sz w:val="22"/>
+        </w:rPr>
+        <w:t xml:space="preserve"> — 한국어 해설: “소리 좀 키울까요?”. 비교급에 по-를 붙인 погромче/потише는 ‘조금 더 크게/작게’라는 부드러운 부탁·제안. 운전기사가 라디오를 켜며, 이리나는 «Потише лучше»로 답한다. 장면 4.</w:t>
+      </w:r>
+    </w:p>
+    <w:p>
+      <w:pPr>
+        <w:spacing w:before="0" w:after="120"/>
+      </w:pPr>
+      <w:r>
+        <w:rPr>
+          <w:rFonts w:ascii="Times New Roman" w:hAnsi="Times New Roman" w:eastAsia="Malgun Gothic"/>
+          <w:b/>
+          <w:i w:val="0"/>
+          <w:sz w:val="22"/>
+        </w:rPr>
+        <w:t>«Пробка на пробке»</w:t>
+      </w:r>
+      <w:r>
+        <w:rPr>
+          <w:rFonts w:ascii="Times New Roman" w:hAnsi="Times New Roman" w:eastAsia="Malgun Gothic"/>
+          <w:b w:val="0"/>
+          <w:i w:val="0"/>
+          <w:sz w:val="22"/>
+        </w:rPr>
+        <w:t xml:space="preserve"> — 한국어 해설: “가도 가도 정체”. 교통 체증이 줄줄이 이어진다는 구어. 운전기사가 도시 진입로 공사 구간을 두고. 장면 4.</w:t>
+      </w:r>
+    </w:p>
+    <w:p>
+      <w:pPr>
+        <w:spacing w:before="0" w:after="120"/>
+      </w:pPr>
+      <w:r>
+        <w:rPr>
+          <w:rFonts w:ascii="Times New Roman" w:hAnsi="Times New Roman" w:eastAsia="Malgun Gothic"/>
+          <w:b/>
+          <w:i w:val="0"/>
+          <w:sz w:val="22"/>
+        </w:rPr>
+        <w:t>«размять ноги»</w:t>
+      </w:r>
+      <w:r>
+        <w:rPr>
+          <w:rFonts w:ascii="Times New Roman" w:hAnsi="Times New Roman" w:eastAsia="Malgun Gothic"/>
+          <w:b w:val="0"/>
+          <w:i w:val="0"/>
+          <w:sz w:val="22"/>
+        </w:rPr>
+        <w:t xml:space="preserve"> — 한국어 해설: “다리 좀 풀다”. 장거리 이동이나 오래 앉아 있다가 잠깐 걷는 것. 볼딘이 휴게소 정차를 제안하며. 장면 4.</w:t>
+      </w:r>
+    </w:p>
+    <w:p>
+      <w:pPr>
+        <w:spacing w:before="0" w:after="120"/>
+      </w:pPr>
+      <w:r>
+        <w:rPr>
+          <w:rFonts w:ascii="Times New Roman" w:hAnsi="Times New Roman" w:eastAsia="Malgun Gothic"/>
+          <w:b/>
+          <w:i w:val="0"/>
+          <w:sz w:val="22"/>
+        </w:rPr>
+        <w:t>«Вам здесь или с собой?»</w:t>
+      </w:r>
+      <w:r>
+        <w:rPr>
+          <w:rFonts w:ascii="Times New Roman" w:hAnsi="Times New Roman" w:eastAsia="Malgun Gothic"/>
+          <w:b w:val="0"/>
+          <w:i w:val="0"/>
+          <w:sz w:val="22"/>
+        </w:rPr>
+        <w:t xml:space="preserve"> — 한국어 해설: “드시고 가세요, 가져가세요?”. 카페·패스트푸드 점원의 표준 질문이며 답은 «Здесь» 또는 «С собой». 휴게소 점원이 료샤에게. 장면 4.</w:t>
+      </w:r>
+    </w:p>
+    <w:p>
+      <w:pPr>
+        <w:spacing w:before="0" w:after="120"/>
+      </w:pPr>
+      <w:r>
+        <w:rPr>
+          <w:rFonts w:ascii="Times New Roman" w:hAnsi="Times New Roman" w:eastAsia="Malgun Gothic"/>
+          <w:b/>
+          <w:i w:val="0"/>
+          <w:sz w:val="22"/>
+        </w:rPr>
+        <w:t>«Всё как у всех»</w:t>
+      </w:r>
+      <w:r>
+        <w:rPr>
+          <w:rFonts w:ascii="Times New Roman" w:hAnsi="Times New Roman" w:eastAsia="Malgun Gothic"/>
+          <w:b w:val="0"/>
+          <w:i w:val="0"/>
+          <w:sz w:val="22"/>
+        </w:rPr>
+        <w:t xml:space="preserve"> — 한국어 해설: “다른 사람들과 똑같이요”. 특별대우를 사양하며 정상적으로 계산·절차를 밟겠다고 할 때. 료샤가 돈을 받지 않으려는 점원에게. 장면 4.</w:t>
+      </w:r>
+    </w:p>
+    <w:p>
+      <w:pPr>
+        <w:spacing w:before="0" w:after="120"/>
+      </w:pPr>
+      <w:r>
+        <w:rPr>
+          <w:rFonts w:ascii="Times New Roman" w:hAnsi="Times New Roman" w:eastAsia="Malgun Gothic"/>
+          <w:b/>
+          <w:i w:val="0"/>
+          <w:sz w:val="22"/>
+        </w:rPr>
+        <w:t>«Ну что, по коням?»</w:t>
+      </w:r>
+      <w:r>
+        <w:rPr>
+          <w:rFonts w:ascii="Times New Roman" w:hAnsi="Times New Roman" w:eastAsia="Malgun Gothic"/>
+          <w:b w:val="0"/>
+          <w:i w:val="0"/>
+          <w:sz w:val="22"/>
+        </w:rPr>
+        <w:t xml:space="preserve"> — 한국어 해설: 직역 “자, 말에 오를까?”, 곧 “이제 출발하자”. 휴식 뒤 다시 길을 나설 때 쓰는 가벼운 구어. 운전기사가 휴게소를 떠나며. 장면 4.</w:t>
+      </w:r>
+    </w:p>
+    <w:p>
+      <w:pPr>
+        <w:spacing w:before="0" w:after="120"/>
+      </w:pPr>
+      <w:r>
+        <w:rPr>
+          <w:rFonts w:ascii="Times New Roman" w:hAnsi="Times New Roman" w:eastAsia="Malgun Gothic"/>
+          <w:b/>
+          <w:i w:val="0"/>
+          <w:sz w:val="22"/>
+        </w:rPr>
+        <w:t>«Не первый год замужем»</w:t>
+      </w:r>
+      <w:r>
+        <w:rPr>
+          <w:rFonts w:ascii="Times New Roman" w:hAnsi="Times New Roman" w:eastAsia="Malgun Gothic"/>
+          <w:b w:val="0"/>
+          <w:i w:val="0"/>
+          <w:sz w:val="22"/>
+        </w:rPr>
+        <w:t xml:space="preserve"> — 한국어 해설: 직역 “시집온 지 1년 된 게 아니다”, 곧 “이 일 하루 이틀 한 것 아니다”. 경험 많음을 농담조로 내세우는 말로 남자도 쓴다. 운전기사가 우회로를 상기시키는 볼딘에게. 장면 4.</w:t>
       </w:r>
     </w:p>
     <w:p>
